--- a/DB1,звіт.docx
+++ b/DB1,звіт.docx
@@ -21,7 +21,71 @@
           <w:rFonts w:ascii="Comic Sans MS" w:hAnsi="Comic Sans MS" w:cs="Times New Roman"/>
           <w:lang w:val="ru-RU"/>
         </w:rPr>
-        <w:t xml:space="preserve">Лабораторна робота №1. Збір вимог та розробка схеми </w:t>
+        <w:t xml:space="preserve">Лабораторна робота №1. </w:t>
+      </w:r>
+      <w:proofErr w:type="spellStart"/>
+      <w:r>
+        <w:rPr>
+          <w:rFonts w:ascii="Comic Sans MS" w:hAnsi="Comic Sans MS" w:cs="Times New Roman"/>
+          <w:lang w:val="ru-RU"/>
+        </w:rPr>
+        <w:t>Збір</w:t>
+      </w:r>
+      <w:proofErr w:type="spellEnd"/>
+      <w:r>
+        <w:rPr>
+          <w:rFonts w:ascii="Comic Sans MS" w:hAnsi="Comic Sans MS" w:cs="Times New Roman"/>
+          <w:lang w:val="ru-RU"/>
+        </w:rPr>
+        <w:t xml:space="preserve"> </w:t>
+      </w:r>
+      <w:proofErr w:type="spellStart"/>
+      <w:r>
+        <w:rPr>
+          <w:rFonts w:ascii="Comic Sans MS" w:hAnsi="Comic Sans MS" w:cs="Times New Roman"/>
+          <w:lang w:val="ru-RU"/>
+        </w:rPr>
+        <w:t>вимог</w:t>
+      </w:r>
+      <w:proofErr w:type="spellEnd"/>
+      <w:r>
+        <w:rPr>
+          <w:rFonts w:ascii="Comic Sans MS" w:hAnsi="Comic Sans MS" w:cs="Times New Roman"/>
+          <w:lang w:val="ru-RU"/>
+        </w:rPr>
+        <w:t xml:space="preserve"> та </w:t>
+      </w:r>
+      <w:proofErr w:type="spellStart"/>
+      <w:r>
+        <w:rPr>
+          <w:rFonts w:ascii="Comic Sans MS" w:hAnsi="Comic Sans MS" w:cs="Times New Roman"/>
+          <w:lang w:val="ru-RU"/>
+        </w:rPr>
+        <w:t>розробка</w:t>
+      </w:r>
+      <w:proofErr w:type="spellEnd"/>
+      <w:r>
+        <w:rPr>
+          <w:rFonts w:ascii="Comic Sans MS" w:hAnsi="Comic Sans MS" w:cs="Times New Roman"/>
+          <w:lang w:val="ru-RU"/>
+        </w:rPr>
+        <w:t xml:space="preserve"> </w:t>
+      </w:r>
+      <w:proofErr w:type="spellStart"/>
+      <w:r>
+        <w:rPr>
+          <w:rFonts w:ascii="Comic Sans MS" w:hAnsi="Comic Sans MS" w:cs="Times New Roman"/>
+          <w:lang w:val="ru-RU"/>
+        </w:rPr>
+        <w:t>схеми</w:t>
+      </w:r>
+      <w:proofErr w:type="spellEnd"/>
+      <w:r>
+        <w:rPr>
+          <w:rFonts w:ascii="Comic Sans MS" w:hAnsi="Comic Sans MS" w:cs="Times New Roman"/>
+          <w:lang w:val="ru-RU"/>
+        </w:rPr>
+        <w:t xml:space="preserve"> </w:t>
       </w:r>
       <w:r>
         <w:rPr>
@@ -37,17 +101,31 @@
           <w:rFonts w:ascii="Comic Sans MS" w:hAnsi="Comic Sans MS" w:cs="Times New Roman"/>
         </w:rPr>
       </w:pPr>
-      <w:r>
-        <w:rPr>
-          <w:rFonts w:ascii="Comic Sans MS" w:hAnsi="Comic Sans MS" w:cs="Times New Roman"/>
-        </w:rPr>
-        <w:t>Виконали:</w:t>
+      <w:proofErr w:type="spellStart"/>
+      <w:r>
+        <w:rPr>
+          <w:rFonts w:ascii="Comic Sans MS" w:hAnsi="Comic Sans MS" w:cs="Times New Roman"/>
+        </w:rPr>
+        <w:t>Виконали</w:t>
+      </w:r>
+      <w:proofErr w:type="spellEnd"/>
+      <w:r>
+        <w:rPr>
+          <w:rFonts w:ascii="Comic Sans MS" w:hAnsi="Comic Sans MS" w:cs="Times New Roman"/>
+        </w:rPr>
+        <w:t>:</w:t>
       </w:r>
       <w:r>
         <w:rPr>
           <w:rFonts w:ascii="Comic Sans MS" w:hAnsi="Comic Sans MS" w:cs="Times New Roman"/>
         </w:rPr>
         <w:br/>
+      </w:r>
+      <w:proofErr w:type="spellStart"/>
+      <w:r>
+        <w:rPr>
+          <w:rFonts w:ascii="Comic Sans MS" w:hAnsi="Comic Sans MS" w:cs="Times New Roman"/>
+        </w:rPr>
         <w:t>Демент</w:t>
       </w:r>
       <w:r>
@@ -60,7 +138,42 @@
         <w:rPr>
           <w:rFonts w:ascii="Comic Sans MS" w:hAnsi="Comic Sans MS" w:cs="Times New Roman"/>
         </w:rPr>
-        <w:t>єв Микита Сергійович – ІМ</w:t>
+        <w:t>єв</w:t>
+      </w:r>
+      <w:proofErr w:type="spellEnd"/>
+      <w:r>
+        <w:rPr>
+          <w:rFonts w:ascii="Comic Sans MS" w:hAnsi="Comic Sans MS" w:cs="Times New Roman"/>
+        </w:rPr>
+        <w:t xml:space="preserve"> </w:t>
+      </w:r>
+      <w:proofErr w:type="spellStart"/>
+      <w:r>
+        <w:rPr>
+          <w:rFonts w:ascii="Comic Sans MS" w:hAnsi="Comic Sans MS" w:cs="Times New Roman"/>
+        </w:rPr>
+        <w:t>Микита</w:t>
+      </w:r>
+      <w:proofErr w:type="spellEnd"/>
+      <w:r>
+        <w:rPr>
+          <w:rFonts w:ascii="Comic Sans MS" w:hAnsi="Comic Sans MS" w:cs="Times New Roman"/>
+        </w:rPr>
+        <w:t xml:space="preserve"> </w:t>
+      </w:r>
+      <w:proofErr w:type="spellStart"/>
+      <w:r>
+        <w:rPr>
+          <w:rFonts w:ascii="Comic Sans MS" w:hAnsi="Comic Sans MS" w:cs="Times New Roman"/>
+        </w:rPr>
+        <w:t>Сергійович</w:t>
+      </w:r>
+      <w:proofErr w:type="spellEnd"/>
+      <w:r>
+        <w:rPr>
+          <w:rFonts w:ascii="Comic Sans MS" w:hAnsi="Comic Sans MS" w:cs="Times New Roman"/>
+        </w:rPr>
+        <w:t xml:space="preserve"> – ІМ</w:t>
       </w:r>
       <w:r>
         <w:rPr>
@@ -86,7 +199,21 @@
         <w:rPr>
           <w:rFonts w:ascii="Comic Sans MS" w:hAnsi="Comic Sans MS" w:cs="Times New Roman"/>
         </w:rPr>
-        <w:t>Вигівський Артем Дмитрович – ІМ</w:t>
+        <w:t xml:space="preserve">Вигівський Артем </w:t>
+      </w:r>
+      <w:proofErr w:type="spellStart"/>
+      <w:r>
+        <w:rPr>
+          <w:rFonts w:ascii="Comic Sans MS" w:hAnsi="Comic Sans MS" w:cs="Times New Roman"/>
+        </w:rPr>
+        <w:t>Дмитрович</w:t>
+      </w:r>
+      <w:proofErr w:type="spellEnd"/>
+      <w:r>
+        <w:rPr>
+          <w:rFonts w:ascii="Comic Sans MS" w:hAnsi="Comic Sans MS" w:cs="Times New Roman"/>
+        </w:rPr>
+        <w:t xml:space="preserve"> – ІМ</w:t>
       </w:r>
       <w:r>
         <w:rPr>
@@ -108,6 +235,7 @@
           <w:rFonts w:ascii="Comic Sans MS" w:hAnsi="Comic Sans MS" w:cs="Times New Roman"/>
         </w:rPr>
       </w:pPr>
+      <w:proofErr w:type="spellStart"/>
       <w:r>
         <w:rPr>
           <w:rFonts w:ascii="Comic Sans MS" w:hAnsi="Comic Sans MS" w:cs="Times New Roman"/>
@@ -124,7 +252,42 @@
         <w:rPr>
           <w:rFonts w:ascii="Comic Sans MS" w:hAnsi="Comic Sans MS" w:cs="Times New Roman"/>
         </w:rPr>
-        <w:t>єв Євген Євгенович – ІМ</w:t>
+        <w:t>єв</w:t>
+      </w:r>
+      <w:proofErr w:type="spellEnd"/>
+      <w:r>
+        <w:rPr>
+          <w:rFonts w:ascii="Comic Sans MS" w:hAnsi="Comic Sans MS" w:cs="Times New Roman"/>
+        </w:rPr>
+        <w:t xml:space="preserve"> </w:t>
+      </w:r>
+      <w:proofErr w:type="spellStart"/>
+      <w:r>
+        <w:rPr>
+          <w:rFonts w:ascii="Comic Sans MS" w:hAnsi="Comic Sans MS" w:cs="Times New Roman"/>
+        </w:rPr>
+        <w:t>Євген</w:t>
+      </w:r>
+      <w:proofErr w:type="spellEnd"/>
+      <w:r>
+        <w:rPr>
+          <w:rFonts w:ascii="Comic Sans MS" w:hAnsi="Comic Sans MS" w:cs="Times New Roman"/>
+        </w:rPr>
+        <w:t xml:space="preserve"> </w:t>
+      </w:r>
+      <w:proofErr w:type="spellStart"/>
+      <w:r>
+        <w:rPr>
+          <w:rFonts w:ascii="Comic Sans MS" w:hAnsi="Comic Sans MS" w:cs="Times New Roman"/>
+        </w:rPr>
+        <w:t>Євгенович</w:t>
+      </w:r>
+      <w:proofErr w:type="spellEnd"/>
+      <w:r>
+        <w:rPr>
+          <w:rFonts w:ascii="Comic Sans MS" w:hAnsi="Comic Sans MS" w:cs="Times New Roman"/>
+        </w:rPr>
+        <w:t xml:space="preserve"> – ІМ</w:t>
       </w:r>
       <w:r>
         <w:rPr>
@@ -149,53 +312,182 @@
         <w:rPr>
           <w:rFonts w:ascii="Comic Sans MS" w:hAnsi="Comic Sans MS" w:cs="Times New Roman"/>
         </w:rPr>
-        <w:t>## Сценарій:</w:t>
-      </w:r>
-    </w:p>
-    <w:p>
-      <w:pPr>
-        <w:rPr>
-          <w:rFonts w:ascii="Comic Sans MS" w:hAnsi="Comic Sans MS" w:cs="Times New Roman"/>
-        </w:rPr>
-      </w:pPr>
-      <w:r>
-        <w:rPr>
-          <w:rFonts w:ascii="Comic Sans MS" w:hAnsi="Comic Sans MS" w:cs="Times New Roman"/>
-        </w:rPr>
-        <w:t>Платформа для трекінгу і рекомендацій</w:t>
-      </w:r>
-    </w:p>
-    <w:p>
-      <w:pPr>
-        <w:rPr>
-          <w:rFonts w:ascii="Comic Sans MS" w:hAnsi="Comic Sans MS" w:cs="Times New Roman"/>
-        </w:rPr>
-      </w:pPr>
-      <w:r>
-        <w:rPr>
-          <w:rFonts w:ascii="Comic Sans MS" w:hAnsi="Comic Sans MS" w:cs="Times New Roman"/>
-        </w:rPr>
-        <w:t>## Вимоги:</w:t>
-      </w:r>
-      <w:r>
-        <w:rPr>
-          <w:rFonts w:ascii="Comic Sans MS" w:hAnsi="Comic Sans MS" w:cs="Times New Roman"/>
-        </w:rPr>
-        <w:t xml:space="preserve"> </w:t>
-      </w:r>
-    </w:p>
-    <w:p>
-      <w:pPr>
-        <w:rPr>
-          <w:rFonts w:ascii="Comic Sans MS" w:hAnsi="Comic Sans MS" w:cs="Times New Roman"/>
-        </w:rPr>
-      </w:pPr>
-      <w:r>
-        <w:rPr>
-          <w:rFonts w:ascii="Comic Sans MS" w:hAnsi="Comic Sans MS" w:cs="Times New Roman"/>
-        </w:rPr>
-        <w:t>Користувачі: Прагнуть вести свій профіль, відстежувати статус перегляду тайтлів (</w:t>
-      </w:r>
+        <w:t xml:space="preserve">## </w:t>
+      </w:r>
+      <w:proofErr w:type="spellStart"/>
+      <w:r>
+        <w:rPr>
+          <w:rFonts w:ascii="Comic Sans MS" w:hAnsi="Comic Sans MS" w:cs="Times New Roman"/>
+        </w:rPr>
+        <w:t>Сценарій</w:t>
+      </w:r>
+      <w:proofErr w:type="spellEnd"/>
+      <w:r>
+        <w:rPr>
+          <w:rFonts w:ascii="Comic Sans MS" w:hAnsi="Comic Sans MS" w:cs="Times New Roman"/>
+        </w:rPr>
+        <w:t>:</w:t>
+      </w:r>
+    </w:p>
+    <w:p>
+      <w:pPr>
+        <w:rPr>
+          <w:rFonts w:ascii="Comic Sans MS" w:hAnsi="Comic Sans MS" w:cs="Times New Roman"/>
+        </w:rPr>
+      </w:pPr>
+      <w:r>
+        <w:rPr>
+          <w:rFonts w:ascii="Comic Sans MS" w:hAnsi="Comic Sans MS" w:cs="Times New Roman"/>
+        </w:rPr>
+        <w:t xml:space="preserve">Платформа для </w:t>
+      </w:r>
+      <w:proofErr w:type="spellStart"/>
+      <w:r>
+        <w:rPr>
+          <w:rFonts w:ascii="Comic Sans MS" w:hAnsi="Comic Sans MS" w:cs="Times New Roman"/>
+        </w:rPr>
+        <w:t>трекінгу</w:t>
+      </w:r>
+      <w:proofErr w:type="spellEnd"/>
+      <w:r>
+        <w:rPr>
+          <w:rFonts w:ascii="Comic Sans MS" w:hAnsi="Comic Sans MS" w:cs="Times New Roman"/>
+        </w:rPr>
+        <w:t xml:space="preserve"> і </w:t>
+      </w:r>
+      <w:proofErr w:type="spellStart"/>
+      <w:r>
+        <w:rPr>
+          <w:rFonts w:ascii="Comic Sans MS" w:hAnsi="Comic Sans MS" w:cs="Times New Roman"/>
+        </w:rPr>
+        <w:t>рекомендацій</w:t>
+      </w:r>
+      <w:proofErr w:type="spellEnd"/>
+    </w:p>
+    <w:p>
+      <w:pPr>
+        <w:rPr>
+          <w:rFonts w:ascii="Comic Sans MS" w:hAnsi="Comic Sans MS" w:cs="Times New Roman"/>
+        </w:rPr>
+      </w:pPr>
+      <w:r>
+        <w:rPr>
+          <w:rFonts w:ascii="Comic Sans MS" w:hAnsi="Comic Sans MS" w:cs="Times New Roman"/>
+        </w:rPr>
+        <w:t xml:space="preserve">## </w:t>
+      </w:r>
+      <w:proofErr w:type="spellStart"/>
+      <w:r>
+        <w:rPr>
+          <w:rFonts w:ascii="Comic Sans MS" w:hAnsi="Comic Sans MS" w:cs="Times New Roman"/>
+        </w:rPr>
+        <w:t>Вимоги</w:t>
+      </w:r>
+      <w:proofErr w:type="spellEnd"/>
+      <w:r>
+        <w:rPr>
+          <w:rFonts w:ascii="Comic Sans MS" w:hAnsi="Comic Sans MS" w:cs="Times New Roman"/>
+        </w:rPr>
+        <w:t>:</w:t>
+      </w:r>
+      <w:r>
+        <w:rPr>
+          <w:rFonts w:ascii="Comic Sans MS" w:hAnsi="Comic Sans MS" w:cs="Times New Roman"/>
+        </w:rPr>
+        <w:t xml:space="preserve"> </w:t>
+      </w:r>
+    </w:p>
+    <w:p>
+      <w:pPr>
+        <w:rPr>
+          <w:rFonts w:ascii="Comic Sans MS" w:hAnsi="Comic Sans MS" w:cs="Times New Roman"/>
+        </w:rPr>
+      </w:pPr>
+      <w:proofErr w:type="spellStart"/>
+      <w:r>
+        <w:rPr>
+          <w:rFonts w:ascii="Comic Sans MS" w:hAnsi="Comic Sans MS" w:cs="Times New Roman"/>
+        </w:rPr>
+        <w:t>Користувачі</w:t>
+      </w:r>
+      <w:proofErr w:type="spellEnd"/>
+      <w:r>
+        <w:rPr>
+          <w:rFonts w:ascii="Comic Sans MS" w:hAnsi="Comic Sans MS" w:cs="Times New Roman"/>
+        </w:rPr>
+        <w:t xml:space="preserve">: </w:t>
+      </w:r>
+      <w:proofErr w:type="spellStart"/>
+      <w:r>
+        <w:rPr>
+          <w:rFonts w:ascii="Comic Sans MS" w:hAnsi="Comic Sans MS" w:cs="Times New Roman"/>
+        </w:rPr>
+        <w:t>Прагнуть</w:t>
+      </w:r>
+      <w:proofErr w:type="spellEnd"/>
+      <w:r>
+        <w:rPr>
+          <w:rFonts w:ascii="Comic Sans MS" w:hAnsi="Comic Sans MS" w:cs="Times New Roman"/>
+        </w:rPr>
+        <w:t xml:space="preserve"> вести </w:t>
+      </w:r>
+      <w:proofErr w:type="spellStart"/>
+      <w:r>
+        <w:rPr>
+          <w:rFonts w:ascii="Comic Sans MS" w:hAnsi="Comic Sans MS" w:cs="Times New Roman"/>
+        </w:rPr>
+        <w:t>свій</w:t>
+      </w:r>
+      <w:proofErr w:type="spellEnd"/>
+      <w:r>
+        <w:rPr>
+          <w:rFonts w:ascii="Comic Sans MS" w:hAnsi="Comic Sans MS" w:cs="Times New Roman"/>
+        </w:rPr>
+        <w:t xml:space="preserve"> </w:t>
+      </w:r>
+      <w:proofErr w:type="spellStart"/>
+      <w:r>
+        <w:rPr>
+          <w:rFonts w:ascii="Comic Sans MS" w:hAnsi="Comic Sans MS" w:cs="Times New Roman"/>
+        </w:rPr>
+        <w:t>профіль</w:t>
+      </w:r>
+      <w:proofErr w:type="spellEnd"/>
+      <w:r>
+        <w:rPr>
+          <w:rFonts w:ascii="Comic Sans MS" w:hAnsi="Comic Sans MS" w:cs="Times New Roman"/>
+        </w:rPr>
+        <w:t xml:space="preserve">, </w:t>
+      </w:r>
+      <w:proofErr w:type="spellStart"/>
+      <w:r>
+        <w:rPr>
+          <w:rFonts w:ascii="Comic Sans MS" w:hAnsi="Comic Sans MS" w:cs="Times New Roman"/>
+        </w:rPr>
+        <w:t>відстежувати</w:t>
+      </w:r>
+      <w:proofErr w:type="spellEnd"/>
+      <w:r>
+        <w:rPr>
+          <w:rFonts w:ascii="Comic Sans MS" w:hAnsi="Comic Sans MS" w:cs="Times New Roman"/>
+        </w:rPr>
+        <w:t xml:space="preserve"> статус перегляду </w:t>
+      </w:r>
+      <w:proofErr w:type="spellStart"/>
+      <w:r>
+        <w:rPr>
+          <w:rFonts w:ascii="Comic Sans MS" w:hAnsi="Comic Sans MS" w:cs="Times New Roman"/>
+        </w:rPr>
+        <w:t>тайтлів</w:t>
+      </w:r>
+      <w:proofErr w:type="spellEnd"/>
+      <w:r>
+        <w:rPr>
+          <w:rFonts w:ascii="Comic Sans MS" w:hAnsi="Comic Sans MS" w:cs="Times New Roman"/>
+        </w:rPr>
+        <w:t xml:space="preserve"> (</w:t>
+      </w:r>
+      <w:proofErr w:type="spellStart"/>
       <w:r>
         <w:rPr>
           <w:rStyle w:val="HTML"/>
@@ -205,12 +497,56 @@
         </w:rPr>
         <w:t>user_status</w:t>
       </w:r>
-      <w:r>
-        <w:rPr>
-          <w:rFonts w:ascii="Comic Sans MS" w:hAnsi="Comic Sans MS" w:cs="Times New Roman"/>
-        </w:rPr>
-        <w:t>), відстежувати персональні оцінки (</w:t>
-      </w:r>
+      <w:proofErr w:type="spellEnd"/>
+      <w:r>
+        <w:rPr>
+          <w:rFonts w:ascii="Comic Sans MS" w:hAnsi="Comic Sans MS" w:cs="Times New Roman"/>
+        </w:rPr>
+        <w:t xml:space="preserve">), </w:t>
+      </w:r>
+      <w:proofErr w:type="spellStart"/>
+      <w:r>
+        <w:rPr>
+          <w:rFonts w:ascii="Comic Sans MS" w:hAnsi="Comic Sans MS" w:cs="Times New Roman"/>
+        </w:rPr>
+        <w:t>відстежувати</w:t>
+      </w:r>
+      <w:proofErr w:type="spellEnd"/>
+      <w:r>
+        <w:rPr>
+          <w:rFonts w:ascii="Comic Sans MS" w:hAnsi="Comic Sans MS" w:cs="Times New Roman"/>
+        </w:rPr>
+        <w:t xml:space="preserve"> </w:t>
+      </w:r>
+      <w:proofErr w:type="spellStart"/>
+      <w:r>
+        <w:rPr>
+          <w:rFonts w:ascii="Comic Sans MS" w:hAnsi="Comic Sans MS" w:cs="Times New Roman"/>
+        </w:rPr>
+        <w:t>персональні</w:t>
+      </w:r>
+      <w:proofErr w:type="spellEnd"/>
+      <w:r>
+        <w:rPr>
+          <w:rFonts w:ascii="Comic Sans MS" w:hAnsi="Comic Sans MS" w:cs="Times New Roman"/>
+        </w:rPr>
+        <w:t xml:space="preserve"> </w:t>
+      </w:r>
+      <w:proofErr w:type="spellStart"/>
+      <w:r>
+        <w:rPr>
+          <w:rFonts w:ascii="Comic Sans MS" w:hAnsi="Comic Sans MS" w:cs="Times New Roman"/>
+        </w:rPr>
+        <w:t>оцінки</w:t>
+      </w:r>
+      <w:proofErr w:type="spellEnd"/>
+      <w:r>
+        <w:rPr>
+          <w:rFonts w:ascii="Comic Sans MS" w:hAnsi="Comic Sans MS" w:cs="Times New Roman"/>
+        </w:rPr>
+        <w:t xml:space="preserve"> (</w:t>
+      </w:r>
+      <w:proofErr w:type="spellStart"/>
       <w:r>
         <w:rPr>
           <w:rStyle w:val="HTML"/>
@@ -220,25 +556,161 @@
         </w:rPr>
         <w:t>user_score</w:t>
       </w:r>
-      <w:r>
-        <w:rPr>
-          <w:rFonts w:ascii="Comic Sans MS" w:hAnsi="Comic Sans MS" w:cs="Times New Roman"/>
-        </w:rPr>
-        <w:t>), переглядати інформацію про авторів, студії та персонажів.</w:t>
-      </w:r>
-    </w:p>
-    <w:p>
-      <w:pPr>
-        <w:rPr>
-          <w:rFonts w:ascii="Comic Sans MS" w:hAnsi="Comic Sans MS" w:cs="Times New Roman"/>
-        </w:rPr>
-      </w:pPr>
-      <w:r>
-        <w:rPr>
-          <w:rFonts w:ascii="Comic Sans MS" w:hAnsi="Comic Sans MS" w:cs="Times New Roman"/>
-        </w:rPr>
-        <w:t>Адміністратори та модератори каталогу: Наповнюють систему інформацією про тайтли (</w:t>
-      </w:r>
+      <w:proofErr w:type="spellEnd"/>
+      <w:r>
+        <w:rPr>
+          <w:rFonts w:ascii="Comic Sans MS" w:hAnsi="Comic Sans MS" w:cs="Times New Roman"/>
+        </w:rPr>
+        <w:t xml:space="preserve">), </w:t>
+      </w:r>
+      <w:proofErr w:type="spellStart"/>
+      <w:r>
+        <w:rPr>
+          <w:rFonts w:ascii="Comic Sans MS" w:hAnsi="Comic Sans MS" w:cs="Times New Roman"/>
+        </w:rPr>
+        <w:t>переглядати</w:t>
+      </w:r>
+      <w:proofErr w:type="spellEnd"/>
+      <w:r>
+        <w:rPr>
+          <w:rFonts w:ascii="Comic Sans MS" w:hAnsi="Comic Sans MS" w:cs="Times New Roman"/>
+        </w:rPr>
+        <w:t xml:space="preserve"> </w:t>
+      </w:r>
+      <w:proofErr w:type="spellStart"/>
+      <w:r>
+        <w:rPr>
+          <w:rFonts w:ascii="Comic Sans MS" w:hAnsi="Comic Sans MS" w:cs="Times New Roman"/>
+        </w:rPr>
+        <w:t>інформацію</w:t>
+      </w:r>
+      <w:proofErr w:type="spellEnd"/>
+      <w:r>
+        <w:rPr>
+          <w:rFonts w:ascii="Comic Sans MS" w:hAnsi="Comic Sans MS" w:cs="Times New Roman"/>
+        </w:rPr>
+        <w:t xml:space="preserve"> про </w:t>
+      </w:r>
+      <w:proofErr w:type="spellStart"/>
+      <w:r>
+        <w:rPr>
+          <w:rFonts w:ascii="Comic Sans MS" w:hAnsi="Comic Sans MS" w:cs="Times New Roman"/>
+        </w:rPr>
+        <w:t>авторів</w:t>
+      </w:r>
+      <w:proofErr w:type="spellEnd"/>
+      <w:r>
+        <w:rPr>
+          <w:rFonts w:ascii="Comic Sans MS" w:hAnsi="Comic Sans MS" w:cs="Times New Roman"/>
+        </w:rPr>
+        <w:t xml:space="preserve">, </w:t>
+      </w:r>
+      <w:proofErr w:type="spellStart"/>
+      <w:r>
+        <w:rPr>
+          <w:rFonts w:ascii="Comic Sans MS" w:hAnsi="Comic Sans MS" w:cs="Times New Roman"/>
+        </w:rPr>
+        <w:t>студії</w:t>
+      </w:r>
+      <w:proofErr w:type="spellEnd"/>
+      <w:r>
+        <w:rPr>
+          <w:rFonts w:ascii="Comic Sans MS" w:hAnsi="Comic Sans MS" w:cs="Times New Roman"/>
+        </w:rPr>
+        <w:t xml:space="preserve"> та </w:t>
+      </w:r>
+      <w:proofErr w:type="spellStart"/>
+      <w:r>
+        <w:rPr>
+          <w:rFonts w:ascii="Comic Sans MS" w:hAnsi="Comic Sans MS" w:cs="Times New Roman"/>
+        </w:rPr>
+        <w:t>персонажів</w:t>
+      </w:r>
+      <w:proofErr w:type="spellEnd"/>
+      <w:r>
+        <w:rPr>
+          <w:rFonts w:ascii="Comic Sans MS" w:hAnsi="Comic Sans MS" w:cs="Times New Roman"/>
+        </w:rPr>
+        <w:t>.</w:t>
+      </w:r>
+    </w:p>
+    <w:p>
+      <w:pPr>
+        <w:rPr>
+          <w:rFonts w:ascii="Comic Sans MS" w:hAnsi="Comic Sans MS" w:cs="Times New Roman"/>
+        </w:rPr>
+      </w:pPr>
+      <w:proofErr w:type="spellStart"/>
+      <w:r>
+        <w:rPr>
+          <w:rFonts w:ascii="Comic Sans MS" w:hAnsi="Comic Sans MS" w:cs="Times New Roman"/>
+        </w:rPr>
+        <w:t>Адміністратори</w:t>
+      </w:r>
+      <w:proofErr w:type="spellEnd"/>
+      <w:r>
+        <w:rPr>
+          <w:rFonts w:ascii="Comic Sans MS" w:hAnsi="Comic Sans MS" w:cs="Times New Roman"/>
+        </w:rPr>
+        <w:t xml:space="preserve"> та </w:t>
+      </w:r>
+      <w:proofErr w:type="spellStart"/>
+      <w:r>
+        <w:rPr>
+          <w:rFonts w:ascii="Comic Sans MS" w:hAnsi="Comic Sans MS" w:cs="Times New Roman"/>
+        </w:rPr>
+        <w:t>модератори</w:t>
+      </w:r>
+      <w:proofErr w:type="spellEnd"/>
+      <w:r>
+        <w:rPr>
+          <w:rFonts w:ascii="Comic Sans MS" w:hAnsi="Comic Sans MS" w:cs="Times New Roman"/>
+        </w:rPr>
+        <w:t xml:space="preserve"> каталогу: </w:t>
+      </w:r>
+      <w:proofErr w:type="spellStart"/>
+      <w:r>
+        <w:rPr>
+          <w:rFonts w:ascii="Comic Sans MS" w:hAnsi="Comic Sans MS" w:cs="Times New Roman"/>
+        </w:rPr>
+        <w:t>Наповнюють</w:t>
+      </w:r>
+      <w:proofErr w:type="spellEnd"/>
+      <w:r>
+        <w:rPr>
+          <w:rFonts w:ascii="Comic Sans MS" w:hAnsi="Comic Sans MS" w:cs="Times New Roman"/>
+        </w:rPr>
+        <w:t xml:space="preserve"> систему </w:t>
+      </w:r>
+      <w:proofErr w:type="spellStart"/>
+      <w:r>
+        <w:rPr>
+          <w:rFonts w:ascii="Comic Sans MS" w:hAnsi="Comic Sans MS" w:cs="Times New Roman"/>
+        </w:rPr>
+        <w:t>інформацією</w:t>
+      </w:r>
+      <w:proofErr w:type="spellEnd"/>
+      <w:r>
+        <w:rPr>
+          <w:rFonts w:ascii="Comic Sans MS" w:hAnsi="Comic Sans MS" w:cs="Times New Roman"/>
+        </w:rPr>
+        <w:t xml:space="preserve"> про </w:t>
+      </w:r>
+      <w:proofErr w:type="spellStart"/>
+      <w:r>
+        <w:rPr>
+          <w:rFonts w:ascii="Comic Sans MS" w:hAnsi="Comic Sans MS" w:cs="Times New Roman"/>
+        </w:rPr>
+        <w:t>тайтли</w:t>
+      </w:r>
+      <w:proofErr w:type="spellEnd"/>
+      <w:r>
+        <w:rPr>
+          <w:rFonts w:ascii="Comic Sans MS" w:hAnsi="Comic Sans MS" w:cs="Times New Roman"/>
+        </w:rPr>
+        <w:t xml:space="preserve"> (</w:t>
+      </w:r>
+      <w:proofErr w:type="spellStart"/>
       <w:r>
         <w:rPr>
           <w:rStyle w:val="HTML"/>
@@ -248,12 +720,28 @@
         </w:rPr>
         <w:t>MediaItem</w:t>
       </w:r>
-      <w:r>
-        <w:rPr>
-          <w:rFonts w:ascii="Comic Sans MS" w:hAnsi="Comic Sans MS" w:cs="Times New Roman"/>
-        </w:rPr>
-        <w:t>), жанри (</w:t>
-      </w:r>
+      <w:proofErr w:type="spellEnd"/>
+      <w:r>
+        <w:rPr>
+          <w:rFonts w:ascii="Comic Sans MS" w:hAnsi="Comic Sans MS" w:cs="Times New Roman"/>
+        </w:rPr>
+        <w:t xml:space="preserve">), </w:t>
+      </w:r>
+      <w:proofErr w:type="spellStart"/>
+      <w:r>
+        <w:rPr>
+          <w:rFonts w:ascii="Comic Sans MS" w:hAnsi="Comic Sans MS" w:cs="Times New Roman"/>
+        </w:rPr>
+        <w:t>жанри</w:t>
+      </w:r>
+      <w:proofErr w:type="spellEnd"/>
+      <w:r>
+        <w:rPr>
+          <w:rFonts w:ascii="Comic Sans MS" w:hAnsi="Comic Sans MS" w:cs="Times New Roman"/>
+        </w:rPr>
+        <w:t xml:space="preserve"> (</w:t>
+      </w:r>
+      <w:proofErr w:type="spellStart"/>
       <w:r>
         <w:rPr>
           <w:rStyle w:val="HTML"/>
@@ -263,12 +751,14 @@
         </w:rPr>
         <w:t>Genre</w:t>
       </w:r>
+      <w:proofErr w:type="spellEnd"/>
       <w:r>
         <w:rPr>
           <w:rFonts w:ascii="Comic Sans MS" w:hAnsi="Comic Sans MS" w:cs="Times New Roman"/>
         </w:rPr>
         <w:t>), людей (</w:t>
       </w:r>
+      <w:proofErr w:type="spellStart"/>
       <w:r>
         <w:rPr>
           <w:rStyle w:val="HTML"/>
@@ -278,11 +768,26 @@
         </w:rPr>
         <w:t>Person</w:t>
       </w:r>
-      <w:r>
-        <w:rPr>
-          <w:rFonts w:ascii="Comic Sans MS" w:hAnsi="Comic Sans MS" w:cs="Times New Roman"/>
-        </w:rPr>
-        <w:t>), студії (</w:t>
+      <w:proofErr w:type="spellEnd"/>
+      <w:r>
+        <w:rPr>
+          <w:rFonts w:ascii="Comic Sans MS" w:hAnsi="Comic Sans MS" w:cs="Times New Roman"/>
+        </w:rPr>
+        <w:t xml:space="preserve">), </w:t>
+      </w:r>
+      <w:proofErr w:type="spellStart"/>
+      <w:r>
+        <w:rPr>
+          <w:rFonts w:ascii="Comic Sans MS" w:hAnsi="Comic Sans MS" w:cs="Times New Roman"/>
+        </w:rPr>
+        <w:t>студії</w:t>
+      </w:r>
+      <w:proofErr w:type="spellEnd"/>
+      <w:r>
+        <w:rPr>
+          <w:rFonts w:ascii="Comic Sans MS" w:hAnsi="Comic Sans MS" w:cs="Times New Roman"/>
+        </w:rPr>
+        <w:t xml:space="preserve"> (</w:t>
       </w:r>
       <w:r>
         <w:rPr>
@@ -297,8 +802,23 @@
         <w:rPr>
           <w:rFonts w:ascii="Comic Sans MS" w:hAnsi="Comic Sans MS" w:cs="Times New Roman"/>
         </w:rPr>
-        <w:t>) та персонажів (</w:t>
-      </w:r>
+        <w:t xml:space="preserve">) та </w:t>
+      </w:r>
+      <w:proofErr w:type="spellStart"/>
+      <w:r>
+        <w:rPr>
+          <w:rFonts w:ascii="Comic Sans MS" w:hAnsi="Comic Sans MS" w:cs="Times New Roman"/>
+        </w:rPr>
+        <w:t>персонажів</w:t>
+      </w:r>
+      <w:proofErr w:type="spellEnd"/>
+      <w:r>
+        <w:rPr>
+          <w:rFonts w:ascii="Comic Sans MS" w:hAnsi="Comic Sans MS" w:cs="Times New Roman"/>
+        </w:rPr>
+        <w:t xml:space="preserve"> (</w:t>
+      </w:r>
+      <w:proofErr w:type="spellStart"/>
       <w:r>
         <w:rPr>
           <w:rStyle w:val="HTML"/>
@@ -308,6 +828,7 @@
         </w:rPr>
         <w:t>Characters</w:t>
       </w:r>
+      <w:proofErr w:type="spellEnd"/>
       <w:r>
         <w:rPr>
           <w:rFonts w:ascii="Comic Sans MS" w:hAnsi="Comic Sans MS" w:cs="Times New Roman"/>
@@ -321,39 +842,19 @@
           <w:rFonts w:ascii="Comic Sans MS" w:hAnsi="Comic Sans MS" w:cs="Times New Roman"/>
         </w:rPr>
       </w:pPr>
-      <w:r>
-        <w:rPr>
-          <w:rFonts w:ascii="Comic Sans MS" w:hAnsi="Comic Sans MS" w:cs="Times New Roman"/>
-        </w:rPr>
-        <w:t>Система: Формує глобальний рейтинг контенту (</w:t>
-      </w:r>
-      <w:r>
-        <w:rPr>
-          <w:rStyle w:val="HTML"/>
-          <w:rFonts w:ascii="Comic Sans MS" w:eastAsiaTheme="minorHAnsi" w:hAnsi="Comic Sans MS" w:cs="Times New Roman"/>
-          <w:sz w:val="22"/>
-          <w:szCs w:val="22"/>
-        </w:rPr>
-        <w:t>TopMediaList</w:t>
-      </w:r>
-      <w:r>
-        <w:rPr>
-          <w:rFonts w:ascii="Comic Sans MS" w:hAnsi="Comic Sans MS" w:cs="Times New Roman"/>
-        </w:rPr>
-        <w:t>) на основі середніх оцінок користувачів.</w:t>
-      </w:r>
-    </w:p>
-    <w:p>
-      <w:pPr>
-        <w:rPr>
-          <w:rFonts w:ascii="Comic Sans MS" w:hAnsi="Comic Sans MS" w:cs="Times New Roman"/>
-        </w:rPr>
-      </w:pPr>
-      <w:r>
-        <w:rPr>
-          <w:rFonts w:ascii="Comic Sans MS" w:hAnsi="Comic Sans MS" w:cs="Times New Roman"/>
-        </w:rPr>
-        <w:t>Використовуємо MAL API.</w:t>
+      <w:proofErr w:type="spellStart"/>
+      <w:r>
+        <w:rPr>
+          <w:rFonts w:ascii="Comic Sans MS" w:hAnsi="Comic Sans MS" w:cs="Times New Roman"/>
+        </w:rPr>
+        <w:t>Використовуємо</w:t>
+      </w:r>
+      <w:proofErr w:type="spellEnd"/>
+      <w:r>
+        <w:rPr>
+          <w:rFonts w:ascii="Comic Sans MS" w:hAnsi="Comic Sans MS" w:cs="Times New Roman"/>
+        </w:rPr>
+        <w:t xml:space="preserve"> MAL API.</w:t>
       </w:r>
     </w:p>
     <w:p>
@@ -374,689 +875,1485 @@
         </w:rPr>
         <w:t xml:space="preserve">## </w:t>
       </w:r>
-      <w:r>
-        <w:rPr>
-          <w:rFonts w:ascii="Comic Sans MS" w:hAnsi="Comic Sans MS" w:cs="Times New Roman"/>
-        </w:rPr>
-        <w:t>Опис сутностей:</w:t>
-      </w:r>
-    </w:p>
-    <w:p>
-      <w:pPr>
-        <w:rPr>
-          <w:rFonts w:ascii="Comic Sans MS" w:hAnsi="Comic Sans MS" w:cs="Times New Roman"/>
-        </w:rPr>
-      </w:pPr>
-      <w:r>
-        <w:rPr>
-          <w:rFonts w:ascii="Comic Sans MS" w:hAnsi="Comic Sans MS" w:cs="Times New Roman"/>
-        </w:rPr>
-        <w:t>MediaItem (Каталог медіаконтенту):</w:t>
-      </w:r>
-    </w:p>
-    <w:p>
-      <w:pPr>
-        <w:rPr>
-          <w:rFonts w:ascii="Comic Sans MS" w:hAnsi="Comic Sans MS" w:cs="Times New Roman"/>
-        </w:rPr>
-      </w:pPr>
-      <w:r>
-        <w:rPr>
-          <w:rFonts w:ascii="Comic Sans MS" w:hAnsi="Comic Sans MS" w:cs="Times New Roman"/>
-        </w:rPr>
-        <w:t>INT | ID тайтлу | PK;</w:t>
-      </w:r>
-    </w:p>
-    <w:p>
-      <w:pPr>
-        <w:rPr>
-          <w:rFonts w:ascii="Comic Sans MS" w:hAnsi="Comic Sans MS" w:cs="Times New Roman"/>
-        </w:rPr>
-      </w:pPr>
-      <w:r>
-        <w:rPr>
-          <w:rFonts w:ascii="Comic Sans MS" w:hAnsi="Comic Sans MS" w:cs="Times New Roman"/>
-        </w:rPr>
-        <w:t>VARCHAR | назва тайтлу;</w:t>
-      </w:r>
-    </w:p>
-    <w:p>
-      <w:pPr>
-        <w:rPr>
-          <w:rFonts w:ascii="Comic Sans MS" w:hAnsi="Comic Sans MS" w:cs="Times New Roman"/>
-        </w:rPr>
-      </w:pPr>
-      <w:r>
-        <w:rPr>
-          <w:rFonts w:ascii="Comic Sans MS" w:hAnsi="Comic Sans MS" w:cs="Times New Roman"/>
-        </w:rPr>
-        <w:t>VARCHAR | тип контенту (фільм, серіал тощо);</w:t>
-      </w:r>
-    </w:p>
-    <w:p>
-      <w:pPr>
-        <w:rPr>
-          <w:rFonts w:ascii="Comic Sans MS" w:hAnsi="Comic Sans MS" w:cs="Times New Roman"/>
-        </w:rPr>
-      </w:pPr>
-      <w:r>
-        <w:rPr>
-          <w:rFonts w:ascii="Comic Sans MS" w:hAnsi="Comic Sans MS" w:cs="Times New Roman"/>
-        </w:rPr>
-        <w:t>DATE | дата виходу;</w:t>
-      </w:r>
-    </w:p>
-    <w:p>
-      <w:pPr>
-        <w:rPr>
-          <w:rFonts w:ascii="Comic Sans MS" w:hAnsi="Comic Sans MS" w:cs="Times New Roman"/>
-        </w:rPr>
-      </w:pPr>
-      <w:r>
-        <w:rPr>
-          <w:rFonts w:ascii="Comic Sans MS" w:hAnsi="Comic Sans MS" w:cs="Times New Roman"/>
-        </w:rPr>
-        <w:t>VARCHAR | статус виходу;</w:t>
-      </w:r>
-    </w:p>
-    <w:p>
-      <w:pPr>
-        <w:rPr>
-          <w:rFonts w:ascii="Comic Sans MS" w:hAnsi="Comic Sans MS" w:cs="Times New Roman"/>
-        </w:rPr>
-      </w:pPr>
-      <w:r>
-        <w:rPr>
-          <w:rFonts w:ascii="Comic Sans MS" w:hAnsi="Comic Sans MS" w:cs="Times New Roman"/>
-        </w:rPr>
-        <w:t>FLOAT | загальний середній рейтинг;</w:t>
-      </w:r>
-    </w:p>
-    <w:p>
-      <w:pPr>
-        <w:rPr>
-          <w:rFonts w:ascii="Comic Sans MS" w:hAnsi="Comic Sans MS" w:cs="Times New Roman"/>
-        </w:rPr>
-      </w:pPr>
-      <w:r>
-        <w:rPr>
-          <w:rFonts w:ascii="Comic Sans MS" w:hAnsi="Comic Sans MS" w:cs="Times New Roman"/>
-        </w:rPr>
-        <w:t>TEXT | сюжетний опис.</w:t>
-      </w:r>
-    </w:p>
-    <w:p>
-      <w:pPr>
-        <w:rPr>
-          <w:rFonts w:ascii="Comic Sans MS" w:hAnsi="Comic Sans MS" w:cs="Times New Roman"/>
-        </w:rPr>
-      </w:pPr>
-      <w:r>
-        <w:rPr>
-          <w:rFonts w:ascii="Comic Sans MS" w:hAnsi="Comic Sans MS" w:cs="Times New Roman"/>
-        </w:rPr>
-        <w:t>UserData (Профілі користувачів):</w:t>
-      </w:r>
-    </w:p>
-    <w:p>
-      <w:pPr>
-        <w:rPr>
-          <w:rFonts w:ascii="Comic Sans MS" w:hAnsi="Comic Sans MS" w:cs="Times New Roman"/>
-        </w:rPr>
-      </w:pPr>
-      <w:r>
-        <w:rPr>
-          <w:rFonts w:ascii="Comic Sans MS" w:hAnsi="Comic Sans MS" w:cs="Times New Roman"/>
-        </w:rPr>
-        <w:t>INT | ID користувача | PK;</w:t>
-      </w:r>
-    </w:p>
-    <w:p>
-      <w:pPr>
-        <w:rPr>
-          <w:rFonts w:ascii="Comic Sans MS" w:hAnsi="Comic Sans MS" w:cs="Times New Roman"/>
-        </w:rPr>
-      </w:pPr>
-      <w:r>
-        <w:rPr>
-          <w:rFonts w:ascii="Comic Sans MS" w:hAnsi="Comic Sans MS" w:cs="Times New Roman"/>
-        </w:rPr>
-        <w:t>VARCHAR | ім'я / нікнейм користувача;</w:t>
-      </w:r>
-    </w:p>
-    <w:p>
-      <w:pPr>
-        <w:rPr>
-          <w:rFonts w:ascii="Comic Sans MS" w:hAnsi="Comic Sans MS" w:cs="Times New Roman"/>
-        </w:rPr>
-      </w:pPr>
-      <w:r>
-        <w:rPr>
-          <w:rFonts w:ascii="Comic Sans MS" w:hAnsi="Comic Sans MS" w:cs="Times New Roman"/>
-        </w:rPr>
-        <w:t>TEXT | опис профілю.</w:t>
-      </w:r>
-    </w:p>
-    <w:p>
-      <w:pPr>
-        <w:rPr>
-          <w:rFonts w:ascii="Comic Sans MS" w:hAnsi="Comic Sans MS" w:cs="Times New Roman"/>
-        </w:rPr>
-      </w:pPr>
-      <w:r>
-        <w:rPr>
-          <w:rFonts w:ascii="Comic Sans MS" w:hAnsi="Comic Sans MS" w:cs="Times New Roman"/>
-        </w:rPr>
-        <w:t>UserMediaStats (Персональна статистика та списки):</w:t>
-      </w:r>
-    </w:p>
-    <w:p>
-      <w:pPr>
-        <w:rPr>
-          <w:rFonts w:ascii="Comic Sans MS" w:hAnsi="Comic Sans MS" w:cs="Times New Roman"/>
-        </w:rPr>
-      </w:pPr>
-      <w:r>
-        <w:rPr>
-          <w:rFonts w:ascii="Comic Sans MS" w:hAnsi="Comic Sans MS" w:cs="Times New Roman"/>
+      <w:proofErr w:type="spellStart"/>
+      <w:r>
+        <w:rPr>
+          <w:rFonts w:ascii="Comic Sans MS" w:hAnsi="Comic Sans MS" w:cs="Times New Roman"/>
+        </w:rPr>
+        <w:t>Опис</w:t>
+      </w:r>
+      <w:proofErr w:type="spellEnd"/>
+      <w:r>
+        <w:rPr>
+          <w:rFonts w:ascii="Comic Sans MS" w:hAnsi="Comic Sans MS" w:cs="Times New Roman"/>
+        </w:rPr>
+        <w:t xml:space="preserve"> </w:t>
+      </w:r>
+      <w:proofErr w:type="spellStart"/>
+      <w:r>
+        <w:rPr>
+          <w:rFonts w:ascii="Comic Sans MS" w:hAnsi="Comic Sans MS" w:cs="Times New Roman"/>
+        </w:rPr>
+        <w:t>сутностей</w:t>
+      </w:r>
+      <w:proofErr w:type="spellEnd"/>
+      <w:r>
+        <w:rPr>
+          <w:rFonts w:ascii="Comic Sans MS" w:hAnsi="Comic Sans MS" w:cs="Times New Roman"/>
+        </w:rPr>
+        <w:t>:</w:t>
+      </w:r>
+    </w:p>
+    <w:p>
+      <w:pPr>
+        <w:rPr>
+          <w:rFonts w:ascii="Comic Sans MS" w:hAnsi="Comic Sans MS"/>
+          <w:lang w:val="ru-UA"/>
+        </w:rPr>
+      </w:pPr>
+      <w:proofErr w:type="spellStart"/>
+      <w:r>
+        <w:rPr>
+          <w:rFonts w:ascii="Comic Sans MS" w:hAnsi="Comic Sans MS"/>
+        </w:rPr>
+        <w:t>MediaItem</w:t>
+      </w:r>
+      <w:proofErr w:type="spellEnd"/>
+      <w:r>
+        <w:rPr>
+          <w:rFonts w:ascii="Comic Sans MS" w:hAnsi="Comic Sans MS"/>
+          <w:lang w:val="ru-UA"/>
+        </w:rPr>
+        <w:t>:</w:t>
+      </w:r>
+    </w:p>
+    <w:p>
+      <w:pPr>
+        <w:rPr>
+          <w:rFonts w:ascii="Comic Sans MS" w:hAnsi="Comic Sans MS"/>
+        </w:rPr>
+      </w:pPr>
+      <w:proofErr w:type="spellStart"/>
+      <w:r>
+        <w:rPr>
+          <w:rFonts w:ascii="Comic Sans MS" w:hAnsi="Comic Sans MS"/>
+        </w:rPr>
+        <w:t>int</w:t>
+      </w:r>
+      <w:proofErr w:type="spellEnd"/>
+      <w:r>
+        <w:rPr>
+          <w:rFonts w:ascii="Comic Sans MS" w:hAnsi="Comic Sans MS"/>
+        </w:rPr>
+        <w:t xml:space="preserve"> | </w:t>
+      </w:r>
+      <w:proofErr w:type="spellStart"/>
+      <w:r>
+        <w:rPr>
+          <w:rFonts w:ascii="Comic Sans MS" w:hAnsi="Comic Sans MS"/>
+        </w:rPr>
+        <w:t>title_id</w:t>
+      </w:r>
+      <w:proofErr w:type="spellEnd"/>
+      <w:r>
+        <w:rPr>
+          <w:rFonts w:ascii="Comic Sans MS" w:hAnsi="Comic Sans MS"/>
+        </w:rPr>
+        <w:t xml:space="preserve"> | PK</w:t>
+      </w:r>
+    </w:p>
+    <w:p>
+      <w:pPr>
+        <w:rPr>
+          <w:rFonts w:ascii="Comic Sans MS" w:hAnsi="Comic Sans MS"/>
+        </w:rPr>
+      </w:pPr>
+      <w:proofErr w:type="spellStart"/>
+      <w:r>
+        <w:rPr>
+          <w:rFonts w:ascii="Comic Sans MS" w:hAnsi="Comic Sans MS"/>
+        </w:rPr>
+        <w:t>varchar</w:t>
+      </w:r>
+      <w:proofErr w:type="spellEnd"/>
+      <w:r>
+        <w:rPr>
+          <w:rFonts w:ascii="Comic Sans MS" w:hAnsi="Comic Sans MS"/>
+        </w:rPr>
+        <w:t xml:space="preserve"> | </w:t>
+      </w:r>
+      <w:proofErr w:type="spellStart"/>
+      <w:r>
+        <w:rPr>
+          <w:rFonts w:ascii="Comic Sans MS" w:hAnsi="Comic Sans MS"/>
+        </w:rPr>
+        <w:t>title_name</w:t>
+      </w:r>
+      <w:proofErr w:type="spellEnd"/>
+    </w:p>
+    <w:p>
+      <w:pPr>
+        <w:rPr>
+          <w:rFonts w:ascii="Comic Sans MS" w:hAnsi="Comic Sans MS"/>
+        </w:rPr>
+      </w:pPr>
+      <w:proofErr w:type="spellStart"/>
+      <w:r>
+        <w:rPr>
+          <w:rFonts w:ascii="Comic Sans MS" w:hAnsi="Comic Sans MS"/>
+        </w:rPr>
+        <w:t>enum</w:t>
+      </w:r>
+      <w:proofErr w:type="spellEnd"/>
+      <w:r>
+        <w:rPr>
+          <w:rFonts w:ascii="Comic Sans MS" w:hAnsi="Comic Sans MS"/>
+        </w:rPr>
+        <w:t xml:space="preserve"> | </w:t>
+      </w:r>
+      <w:proofErr w:type="spellStart"/>
+      <w:r>
+        <w:rPr>
+          <w:rFonts w:ascii="Comic Sans MS" w:hAnsi="Comic Sans MS"/>
+        </w:rPr>
+        <w:t>type</w:t>
+      </w:r>
+      <w:proofErr w:type="spellEnd"/>
+    </w:p>
+    <w:p>
+      <w:pPr>
+        <w:rPr>
+          <w:rFonts w:ascii="Comic Sans MS" w:hAnsi="Comic Sans MS"/>
+        </w:rPr>
+      </w:pPr>
+      <w:proofErr w:type="spellStart"/>
+      <w:r>
+        <w:rPr>
+          <w:rFonts w:ascii="Comic Sans MS" w:hAnsi="Comic Sans MS"/>
+        </w:rPr>
+        <w:t>date</w:t>
+      </w:r>
+      <w:proofErr w:type="spellEnd"/>
+      <w:r>
+        <w:rPr>
+          <w:rFonts w:ascii="Comic Sans MS" w:hAnsi="Comic Sans MS"/>
+        </w:rPr>
+        <w:t xml:space="preserve"> | </w:t>
+      </w:r>
+      <w:proofErr w:type="spellStart"/>
+      <w:r>
+        <w:rPr>
+          <w:rFonts w:ascii="Comic Sans MS" w:hAnsi="Comic Sans MS"/>
+        </w:rPr>
+        <w:t>release_date</w:t>
+      </w:r>
+      <w:proofErr w:type="spellEnd"/>
+      <w:r>
+        <w:rPr>
+          <w:rFonts w:ascii="Comic Sans MS" w:hAnsi="Comic Sans MS"/>
+        </w:rPr>
+        <w:t xml:space="preserve"> </w:t>
+      </w:r>
+    </w:p>
+    <w:p>
+      <w:pPr>
+        <w:rPr>
+          <w:rFonts w:ascii="Comic Sans MS" w:hAnsi="Comic Sans MS"/>
+        </w:rPr>
+      </w:pPr>
+      <w:proofErr w:type="spellStart"/>
+      <w:r>
+        <w:rPr>
+          <w:rFonts w:ascii="Comic Sans MS" w:hAnsi="Comic Sans MS"/>
+        </w:rPr>
+        <w:t>enum</w:t>
+      </w:r>
+      <w:proofErr w:type="spellEnd"/>
+      <w:r>
+        <w:rPr>
+          <w:rFonts w:ascii="Comic Sans MS" w:hAnsi="Comic Sans MS"/>
+        </w:rPr>
+        <w:t xml:space="preserve"> | </w:t>
+      </w:r>
+      <w:proofErr w:type="spellStart"/>
+      <w:r>
+        <w:rPr>
+          <w:rFonts w:ascii="Comic Sans MS" w:hAnsi="Comic Sans MS"/>
+        </w:rPr>
+        <w:t>status</w:t>
+      </w:r>
+      <w:proofErr w:type="spellEnd"/>
+      <w:r>
+        <w:rPr>
+          <w:rFonts w:ascii="Comic Sans MS" w:hAnsi="Comic Sans MS"/>
+        </w:rPr>
+        <w:t xml:space="preserve"> </w:t>
+      </w:r>
+    </w:p>
+    <w:p>
+      <w:pPr>
+        <w:rPr>
+          <w:rFonts w:ascii="Comic Sans MS" w:hAnsi="Comic Sans MS"/>
+        </w:rPr>
+      </w:pPr>
+      <w:proofErr w:type="spellStart"/>
+      <w:r>
+        <w:rPr>
+          <w:rFonts w:ascii="Comic Sans MS" w:hAnsi="Comic Sans MS"/>
+        </w:rPr>
+        <w:t>float</w:t>
+      </w:r>
+      <w:proofErr w:type="spellEnd"/>
+      <w:r>
+        <w:rPr>
+          <w:rFonts w:ascii="Comic Sans MS" w:hAnsi="Comic Sans MS"/>
+        </w:rPr>
+        <w:t xml:space="preserve"> | </w:t>
+      </w:r>
+      <w:proofErr w:type="spellStart"/>
+      <w:r>
+        <w:rPr>
+          <w:rFonts w:ascii="Comic Sans MS" w:hAnsi="Comic Sans MS"/>
+        </w:rPr>
+        <w:t>score</w:t>
+      </w:r>
+      <w:proofErr w:type="spellEnd"/>
+      <w:r>
+        <w:rPr>
+          <w:rFonts w:ascii="Comic Sans MS" w:hAnsi="Comic Sans MS"/>
+        </w:rPr>
+        <w:t xml:space="preserve"> </w:t>
+      </w:r>
+    </w:p>
+    <w:p>
+      <w:pPr>
+        <w:rPr>
+          <w:rFonts w:ascii="Comic Sans MS" w:hAnsi="Comic Sans MS"/>
+        </w:rPr>
+      </w:pPr>
+      <w:proofErr w:type="spellStart"/>
+      <w:r>
+        <w:rPr>
+          <w:rFonts w:ascii="Comic Sans MS" w:hAnsi="Comic Sans MS"/>
+        </w:rPr>
+        <w:t>text</w:t>
+      </w:r>
+      <w:proofErr w:type="spellEnd"/>
+      <w:r>
+        <w:rPr>
+          <w:rFonts w:ascii="Comic Sans MS" w:hAnsi="Comic Sans MS"/>
+        </w:rPr>
+        <w:t xml:space="preserve"> | </w:t>
+      </w:r>
+      <w:proofErr w:type="spellStart"/>
+      <w:r>
+        <w:rPr>
+          <w:rFonts w:ascii="Comic Sans MS" w:hAnsi="Comic Sans MS"/>
+        </w:rPr>
+        <w:t>synopsis</w:t>
+      </w:r>
+      <w:proofErr w:type="spellEnd"/>
+      <w:r>
+        <w:rPr>
+          <w:rFonts w:ascii="Comic Sans MS" w:hAnsi="Comic Sans MS"/>
+        </w:rPr>
+        <w:t xml:space="preserve"> </w:t>
+      </w:r>
+    </w:p>
+    <w:p>
+      <w:pPr>
+        <w:rPr>
+          <w:rFonts w:ascii="Comic Sans MS" w:hAnsi="Comic Sans MS"/>
+          <w:lang w:val="ru-UA"/>
+        </w:rPr>
+      </w:pPr>
+      <w:proofErr w:type="spellStart"/>
+      <w:r>
+        <w:rPr>
+          <w:rFonts w:ascii="Comic Sans MS" w:hAnsi="Comic Sans MS"/>
+        </w:rPr>
+        <w:t>UserData</w:t>
+      </w:r>
+      <w:proofErr w:type="spellEnd"/>
+      <w:r>
+        <w:rPr>
+          <w:rFonts w:ascii="Comic Sans MS" w:hAnsi="Comic Sans MS"/>
+          <w:lang w:val="ru-UA"/>
+        </w:rPr>
+        <w:t>:</w:t>
+      </w:r>
+    </w:p>
+    <w:p>
+      <w:pPr>
+        <w:rPr>
+          <w:rFonts w:ascii="Comic Sans MS" w:hAnsi="Comic Sans MS"/>
+        </w:rPr>
+      </w:pPr>
+      <w:proofErr w:type="spellStart"/>
+      <w:r>
+        <w:rPr>
+          <w:rFonts w:ascii="Comic Sans MS" w:hAnsi="Comic Sans MS"/>
+        </w:rPr>
+        <w:t>int</w:t>
+      </w:r>
+      <w:proofErr w:type="spellEnd"/>
+      <w:r>
+        <w:rPr>
+          <w:rFonts w:ascii="Comic Sans MS" w:hAnsi="Comic Sans MS"/>
+        </w:rPr>
+        <w:t xml:space="preserve"> | </w:t>
+      </w:r>
+      <w:proofErr w:type="spellStart"/>
+      <w:r>
+        <w:rPr>
+          <w:rFonts w:ascii="Comic Sans MS" w:hAnsi="Comic Sans MS"/>
+        </w:rPr>
+        <w:t>user_id</w:t>
+      </w:r>
+      <w:proofErr w:type="spellEnd"/>
+      <w:r>
+        <w:rPr>
+          <w:rFonts w:ascii="Comic Sans MS" w:hAnsi="Comic Sans MS"/>
+        </w:rPr>
+        <w:t xml:space="preserve"> | PK</w:t>
+      </w:r>
+    </w:p>
+    <w:p>
+      <w:pPr>
+        <w:rPr>
+          <w:rFonts w:ascii="Comic Sans MS" w:hAnsi="Comic Sans MS"/>
+        </w:rPr>
+      </w:pPr>
+      <w:proofErr w:type="spellStart"/>
+      <w:r>
+        <w:rPr>
+          <w:rFonts w:ascii="Comic Sans MS" w:hAnsi="Comic Sans MS"/>
+        </w:rPr>
+        <w:t>varchar</w:t>
+      </w:r>
+      <w:proofErr w:type="spellEnd"/>
+      <w:r>
+        <w:rPr>
+          <w:rFonts w:ascii="Comic Sans MS" w:hAnsi="Comic Sans MS"/>
+        </w:rPr>
+        <w:t xml:space="preserve"> | </w:t>
+      </w:r>
+      <w:proofErr w:type="spellStart"/>
+      <w:r>
+        <w:rPr>
+          <w:rFonts w:ascii="Comic Sans MS" w:hAnsi="Comic Sans MS"/>
+        </w:rPr>
+        <w:t>user_name</w:t>
+      </w:r>
+      <w:proofErr w:type="spellEnd"/>
+      <w:r>
+        <w:rPr>
+          <w:rFonts w:ascii="Comic Sans MS" w:hAnsi="Comic Sans MS"/>
+        </w:rPr>
+        <w:t xml:space="preserve"> </w:t>
+      </w:r>
+    </w:p>
+    <w:p>
+      <w:pPr>
+        <w:rPr>
+          <w:rFonts w:ascii="Comic Sans MS" w:hAnsi="Comic Sans MS"/>
+        </w:rPr>
+      </w:pPr>
+      <w:proofErr w:type="spellStart"/>
+      <w:r>
+        <w:rPr>
+          <w:rFonts w:ascii="Comic Sans MS" w:hAnsi="Comic Sans MS"/>
+        </w:rPr>
+        <w:t>text</w:t>
+      </w:r>
+      <w:proofErr w:type="spellEnd"/>
+      <w:r>
+        <w:rPr>
+          <w:rFonts w:ascii="Comic Sans MS" w:hAnsi="Comic Sans MS"/>
+        </w:rPr>
+        <w:t xml:space="preserve"> | </w:t>
+      </w:r>
+      <w:proofErr w:type="spellStart"/>
+      <w:r>
+        <w:rPr>
+          <w:rFonts w:ascii="Comic Sans MS" w:hAnsi="Comic Sans MS"/>
+        </w:rPr>
+        <w:t>user_description</w:t>
+      </w:r>
+      <w:proofErr w:type="spellEnd"/>
+      <w:r>
+        <w:rPr>
+          <w:rFonts w:ascii="Comic Sans MS" w:hAnsi="Comic Sans MS"/>
+        </w:rPr>
+        <w:t xml:space="preserve"> </w:t>
+      </w:r>
+    </w:p>
+    <w:p>
+      <w:pPr>
+        <w:rPr>
+          <w:rFonts w:ascii="Comic Sans MS" w:hAnsi="Comic Sans MS"/>
+          <w:lang w:val="ru-UA"/>
+        </w:rPr>
+      </w:pPr>
+      <w:proofErr w:type="spellStart"/>
+      <w:r>
+        <w:rPr>
+          <w:rFonts w:ascii="Comic Sans MS" w:hAnsi="Comic Sans MS"/>
+        </w:rPr>
+        <w:t>UserMediaStats</w:t>
+      </w:r>
+      <w:proofErr w:type="spellEnd"/>
+      <w:r>
+        <w:rPr>
+          <w:rFonts w:ascii="Comic Sans MS" w:hAnsi="Comic Sans MS"/>
+          <w:lang w:val="ru-UA"/>
+        </w:rPr>
+        <w:t>:</w:t>
+      </w:r>
+    </w:p>
+    <w:p>
+      <w:pPr>
+        <w:rPr>
+          <w:rFonts w:ascii="Comic Sans MS" w:hAnsi="Comic Sans MS"/>
+        </w:rPr>
+      </w:pPr>
+      <w:proofErr w:type="spellStart"/>
+      <w:r>
+        <w:rPr>
+          <w:rFonts w:ascii="Comic Sans MS" w:hAnsi="Comic Sans MS"/>
+        </w:rPr>
+        <w:t>int</w:t>
+      </w:r>
+      <w:proofErr w:type="spellEnd"/>
+      <w:r>
+        <w:rPr>
+          <w:rFonts w:ascii="Comic Sans MS" w:hAnsi="Comic Sans MS"/>
+        </w:rPr>
+        <w:t xml:space="preserve"> | </w:t>
+      </w:r>
+      <w:proofErr w:type="spellStart"/>
+      <w:r>
+        <w:rPr>
+          <w:rFonts w:ascii="Comic Sans MS" w:hAnsi="Comic Sans MS"/>
+        </w:rPr>
+        <w:t>user_id</w:t>
+      </w:r>
+      <w:proofErr w:type="spellEnd"/>
+      <w:r>
+        <w:rPr>
+          <w:rFonts w:ascii="Comic Sans MS" w:hAnsi="Comic Sans MS"/>
+        </w:rPr>
+        <w:t xml:space="preserve"> | PK, FK</w:t>
+      </w:r>
+    </w:p>
+    <w:p>
+      <w:pPr>
+        <w:rPr>
+          <w:rFonts w:ascii="Comic Sans MS" w:hAnsi="Comic Sans MS"/>
+        </w:rPr>
+      </w:pPr>
+      <w:proofErr w:type="spellStart"/>
+      <w:r>
+        <w:rPr>
+          <w:rFonts w:ascii="Comic Sans MS" w:hAnsi="Comic Sans MS"/>
+        </w:rPr>
+        <w:t>int</w:t>
+      </w:r>
+      <w:proofErr w:type="spellEnd"/>
+      <w:r>
+        <w:rPr>
+          <w:rFonts w:ascii="Comic Sans MS" w:hAnsi="Comic Sans MS"/>
+        </w:rPr>
+        <w:t xml:space="preserve"> | </w:t>
+      </w:r>
+      <w:proofErr w:type="spellStart"/>
+      <w:r>
+        <w:rPr>
+          <w:rFonts w:ascii="Comic Sans MS" w:hAnsi="Comic Sans MS"/>
+        </w:rPr>
+        <w:t>title_id</w:t>
+      </w:r>
+      <w:proofErr w:type="spellEnd"/>
+      <w:r>
+        <w:rPr>
+          <w:rFonts w:ascii="Comic Sans MS" w:hAnsi="Comic Sans MS"/>
+        </w:rPr>
+        <w:t xml:space="preserve"> | PK, FK</w:t>
+      </w:r>
+    </w:p>
+    <w:p>
+      <w:pPr>
+        <w:rPr>
+          <w:rFonts w:ascii="Comic Sans MS" w:hAnsi="Comic Sans MS"/>
+        </w:rPr>
+      </w:pPr>
+      <w:proofErr w:type="spellStart"/>
+      <w:r>
+        <w:rPr>
+          <w:rFonts w:ascii="Comic Sans MS" w:hAnsi="Comic Sans MS"/>
         </w:rPr>
         <w:lastRenderedPageBreak/>
-        <w:t>INT | ID користувача | PK, FK;</w:t>
-      </w:r>
-    </w:p>
-    <w:p>
-      <w:pPr>
-        <w:rPr>
-          <w:rFonts w:ascii="Comic Sans MS" w:hAnsi="Comic Sans MS" w:cs="Times New Roman"/>
-        </w:rPr>
-      </w:pPr>
-      <w:r>
-        <w:rPr>
-          <w:rFonts w:ascii="Comic Sans MS" w:hAnsi="Comic Sans MS" w:cs="Times New Roman"/>
-        </w:rPr>
-        <w:t>INT | ID тайтлу | PK, FK;</w:t>
-      </w:r>
-    </w:p>
-    <w:p>
-      <w:pPr>
-        <w:rPr>
-          <w:rFonts w:ascii="Comic Sans MS" w:hAnsi="Comic Sans MS" w:cs="Times New Roman"/>
-        </w:rPr>
-      </w:pPr>
-      <w:r>
-        <w:rPr>
-          <w:rFonts w:ascii="Comic Sans MS" w:hAnsi="Comic Sans MS" w:cs="Times New Roman"/>
-        </w:rPr>
-        <w:t>INT | персональна оцінка;</w:t>
-      </w:r>
-    </w:p>
-    <w:p>
-      <w:pPr>
-        <w:rPr>
-          <w:rFonts w:ascii="Comic Sans MS" w:hAnsi="Comic Sans MS" w:cs="Times New Roman"/>
-        </w:rPr>
-      </w:pPr>
-      <w:r>
-        <w:rPr>
-          <w:rFonts w:ascii="Comic Sans MS" w:hAnsi="Comic Sans MS" w:cs="Times New Roman"/>
-        </w:rPr>
-        <w:t>VARCHAR | статус перегляду (переглядаю, завершено тощо).</w:t>
-      </w:r>
-    </w:p>
-    <w:p>
-      <w:pPr>
-        <w:rPr>
-          <w:rFonts w:ascii="Comic Sans MS" w:hAnsi="Comic Sans MS" w:cs="Times New Roman"/>
-        </w:rPr>
-      </w:pPr>
-      <w:r>
-        <w:rPr>
-          <w:rFonts w:ascii="Comic Sans MS" w:hAnsi="Comic Sans MS" w:cs="Times New Roman"/>
-        </w:rPr>
-        <w:t>Genre (Справочник жанрів):</w:t>
-      </w:r>
-    </w:p>
-    <w:p>
-      <w:pPr>
-        <w:rPr>
-          <w:rFonts w:ascii="Comic Sans MS" w:hAnsi="Comic Sans MS" w:cs="Times New Roman"/>
-        </w:rPr>
-      </w:pPr>
-      <w:r>
-        <w:rPr>
-          <w:rFonts w:ascii="Comic Sans MS" w:hAnsi="Comic Sans MS" w:cs="Times New Roman"/>
-        </w:rPr>
-        <w:t>INT | ID жанру | PK;</w:t>
-      </w:r>
-    </w:p>
-    <w:p>
-      <w:pPr>
-        <w:rPr>
-          <w:rFonts w:ascii="Comic Sans MS" w:hAnsi="Comic Sans MS" w:cs="Times New Roman"/>
-        </w:rPr>
-      </w:pPr>
-      <w:r>
-        <w:rPr>
-          <w:rFonts w:ascii="Comic Sans MS" w:hAnsi="Comic Sans MS" w:cs="Times New Roman"/>
-        </w:rPr>
-        <w:t>VARCHAR | назва жанру.</w:t>
-      </w:r>
-    </w:p>
-    <w:p>
-      <w:pPr>
-        <w:rPr>
-          <w:rFonts w:ascii="Comic Sans MS" w:hAnsi="Comic Sans MS" w:cs="Times New Roman"/>
-        </w:rPr>
-      </w:pPr>
-      <w:r>
-        <w:rPr>
-          <w:rFonts w:ascii="Comic Sans MS" w:hAnsi="Comic Sans MS" w:cs="Times New Roman"/>
-        </w:rPr>
-        <w:t>MediaGenre (Связь тайтлів та жанрів):</w:t>
-      </w:r>
-    </w:p>
-    <w:p>
-      <w:pPr>
-        <w:rPr>
-          <w:rFonts w:ascii="Comic Sans MS" w:hAnsi="Comic Sans MS" w:cs="Times New Roman"/>
-        </w:rPr>
-      </w:pPr>
-      <w:r>
-        <w:rPr>
-          <w:rFonts w:ascii="Comic Sans MS" w:hAnsi="Comic Sans MS" w:cs="Times New Roman"/>
-        </w:rPr>
-        <w:t>INT | ID тайтлу | PK, FK;</w:t>
-      </w:r>
-    </w:p>
-    <w:p>
-      <w:pPr>
-        <w:rPr>
-          <w:rFonts w:ascii="Comic Sans MS" w:hAnsi="Comic Sans MS" w:cs="Times New Roman"/>
-        </w:rPr>
-      </w:pPr>
-      <w:r>
-        <w:rPr>
-          <w:rFonts w:ascii="Comic Sans MS" w:hAnsi="Comic Sans MS" w:cs="Times New Roman"/>
-        </w:rPr>
-        <w:t>INT | ID жанру | PK, FK.</w:t>
-      </w:r>
-    </w:p>
-    <w:p>
-      <w:pPr>
-        <w:rPr>
-          <w:rFonts w:ascii="Comic Sans MS" w:hAnsi="Comic Sans MS" w:cs="Times New Roman"/>
-        </w:rPr>
-      </w:pPr>
-      <w:r>
-        <w:rPr>
-          <w:rFonts w:ascii="Comic Sans MS" w:hAnsi="Comic Sans MS" w:cs="Times New Roman"/>
-        </w:rPr>
-        <w:t>Person (Автори та учасники виробництва):</w:t>
-      </w:r>
-    </w:p>
-    <w:p>
-      <w:pPr>
-        <w:rPr>
-          <w:rFonts w:ascii="Comic Sans MS" w:hAnsi="Comic Sans MS" w:cs="Times New Roman"/>
-        </w:rPr>
-      </w:pPr>
-      <w:r>
-        <w:rPr>
-          <w:rFonts w:ascii="Comic Sans MS" w:hAnsi="Comic Sans MS" w:cs="Times New Roman"/>
-        </w:rPr>
-        <w:t>INT | ID особи | PK;</w:t>
-      </w:r>
-    </w:p>
-    <w:p>
-      <w:pPr>
-        <w:rPr>
-          <w:rFonts w:ascii="Comic Sans MS" w:hAnsi="Comic Sans MS" w:cs="Times New Roman"/>
-        </w:rPr>
-      </w:pPr>
-      <w:r>
-        <w:rPr>
-          <w:rFonts w:ascii="Comic Sans MS" w:hAnsi="Comic Sans MS" w:cs="Times New Roman"/>
-        </w:rPr>
-        <w:t>VARCHAR | повне ім'я;</w:t>
-      </w:r>
-    </w:p>
-    <w:p>
-      <w:pPr>
-        <w:rPr>
-          <w:rFonts w:ascii="Comic Sans MS" w:hAnsi="Comic Sans MS" w:cs="Times New Roman"/>
-        </w:rPr>
-      </w:pPr>
-      <w:r>
-        <w:rPr>
-          <w:rFonts w:ascii="Comic Sans MS" w:hAnsi="Comic Sans MS" w:cs="Times New Roman"/>
-        </w:rPr>
-        <w:t>DATE | дата народження;</w:t>
-      </w:r>
-    </w:p>
-    <w:p>
-      <w:pPr>
-        <w:rPr>
-          <w:rFonts w:ascii="Comic Sans MS" w:hAnsi="Comic Sans MS" w:cs="Times New Roman"/>
-        </w:rPr>
-      </w:pPr>
-      <w:r>
-        <w:rPr>
-          <w:rFonts w:ascii="Comic Sans MS" w:hAnsi="Comic Sans MS" w:cs="Times New Roman"/>
-        </w:rPr>
-        <w:t>VARCHAR | біографія.</w:t>
-      </w:r>
-    </w:p>
-    <w:p>
-      <w:pPr>
-        <w:rPr>
-          <w:rFonts w:ascii="Comic Sans MS" w:hAnsi="Comic Sans MS" w:cs="Times New Roman"/>
-        </w:rPr>
-      </w:pPr>
-      <w:r>
-        <w:rPr>
-          <w:rFonts w:ascii="Comic Sans MS" w:hAnsi="Comic Sans MS" w:cs="Times New Roman"/>
-        </w:rPr>
-        <w:t>MediaStaff (Ролі авторів у проектах):</w:t>
-      </w:r>
-    </w:p>
-    <w:p>
-      <w:pPr>
-        <w:rPr>
-          <w:rFonts w:ascii="Comic Sans MS" w:hAnsi="Comic Sans MS" w:cs="Times New Roman"/>
-        </w:rPr>
-      </w:pPr>
-      <w:r>
-        <w:rPr>
-          <w:rFonts w:ascii="Comic Sans MS" w:hAnsi="Comic Sans MS" w:cs="Times New Roman"/>
-        </w:rPr>
-        <w:t>INT | ID тайтлу | PK, FK;</w:t>
-      </w:r>
-    </w:p>
-    <w:p>
-      <w:pPr>
-        <w:rPr>
-          <w:rFonts w:ascii="Comic Sans MS" w:hAnsi="Comic Sans MS" w:cs="Times New Roman"/>
-        </w:rPr>
-      </w:pPr>
-      <w:r>
-        <w:rPr>
-          <w:rFonts w:ascii="Comic Sans MS" w:hAnsi="Comic Sans MS" w:cs="Times New Roman"/>
-        </w:rPr>
-        <w:t>INT | ID особи | PK, FK;</w:t>
-      </w:r>
-    </w:p>
-    <w:p>
-      <w:pPr>
-        <w:rPr>
-          <w:rFonts w:ascii="Comic Sans MS" w:hAnsi="Comic Sans MS" w:cs="Times New Roman"/>
-        </w:rPr>
-      </w:pPr>
-      <w:r>
-        <w:rPr>
-          <w:rFonts w:ascii="Comic Sans MS" w:hAnsi="Comic Sans MS" w:cs="Times New Roman"/>
-        </w:rPr>
-        <w:t>VARCHAR | роль у проекті (режисер, сценарист тощо).</w:t>
-      </w:r>
-    </w:p>
-    <w:p>
-      <w:pPr>
-        <w:rPr>
-          <w:rFonts w:ascii="Comic Sans MS" w:hAnsi="Comic Sans MS" w:cs="Times New Roman"/>
-        </w:rPr>
-      </w:pPr>
-      <w:r>
-        <w:rPr>
-          <w:rFonts w:ascii="Comic Sans MS" w:hAnsi="Comic Sans MS" w:cs="Times New Roman"/>
-        </w:rPr>
-        <w:t>Studio (Студії виробництва):</w:t>
-      </w:r>
-    </w:p>
-    <w:p>
-      <w:pPr>
-        <w:rPr>
-          <w:rFonts w:ascii="Comic Sans MS" w:hAnsi="Comic Sans MS" w:cs="Times New Roman"/>
-        </w:rPr>
-      </w:pPr>
-      <w:r>
-        <w:rPr>
-          <w:rFonts w:ascii="Comic Sans MS" w:hAnsi="Comic Sans MS" w:cs="Times New Roman"/>
-        </w:rPr>
-        <w:t>INT | ID студії | PK;</w:t>
-      </w:r>
-    </w:p>
-    <w:p>
-      <w:pPr>
-        <w:rPr>
-          <w:rFonts w:ascii="Comic Sans MS" w:hAnsi="Comic Sans MS" w:cs="Times New Roman"/>
-        </w:rPr>
-      </w:pPr>
-      <w:r>
-        <w:rPr>
-          <w:rFonts w:ascii="Comic Sans MS" w:hAnsi="Comic Sans MS" w:cs="Times New Roman"/>
-        </w:rPr>
-        <w:t>VARCHAR | назва студії;</w:t>
-      </w:r>
-    </w:p>
-    <w:p>
-      <w:pPr>
-        <w:rPr>
-          <w:rFonts w:ascii="Comic Sans MS" w:hAnsi="Comic Sans MS" w:cs="Times New Roman"/>
-        </w:rPr>
-      </w:pPr>
-      <w:r>
-        <w:rPr>
-          <w:rFonts w:ascii="Comic Sans MS" w:hAnsi="Comic Sans MS" w:cs="Times New Roman"/>
-        </w:rPr>
-        <w:t>DATE | дата заснування.</w:t>
-      </w:r>
-    </w:p>
-    <w:p>
-      <w:pPr>
-        <w:rPr>
-          <w:rFonts w:ascii="Comic Sans MS" w:hAnsi="Comic Sans MS" w:cs="Times New Roman"/>
-        </w:rPr>
-      </w:pPr>
-      <w:r>
-        <w:rPr>
-          <w:rFonts w:ascii="Comic Sans MS" w:hAnsi="Comic Sans MS" w:cs="Times New Roman"/>
-        </w:rPr>
-        <w:t>MediaStudio (Связь тайтлів та студій):</w:t>
-      </w:r>
-    </w:p>
-    <w:p>
-      <w:pPr>
-        <w:rPr>
-          <w:rFonts w:ascii="Comic Sans MS" w:hAnsi="Comic Sans MS" w:cs="Times New Roman"/>
-        </w:rPr>
-      </w:pPr>
-      <w:r>
-        <w:rPr>
-          <w:rFonts w:ascii="Comic Sans MS" w:hAnsi="Comic Sans MS" w:cs="Times New Roman"/>
-        </w:rPr>
-        <w:t>INT | ID тайтлу | PK, FK;</w:t>
-      </w:r>
-    </w:p>
-    <w:p>
-      <w:pPr>
-        <w:rPr>
-          <w:rFonts w:ascii="Comic Sans MS" w:hAnsi="Comic Sans MS" w:cs="Times New Roman"/>
-        </w:rPr>
-      </w:pPr>
-      <w:r>
-        <w:rPr>
-          <w:rFonts w:ascii="Comic Sans MS" w:hAnsi="Comic Sans MS" w:cs="Times New Roman"/>
-        </w:rPr>
-        <w:t>INT | ID студії | PK, FK.</w:t>
-      </w:r>
-    </w:p>
-    <w:p>
-      <w:pPr>
-        <w:rPr>
-          <w:rFonts w:ascii="Comic Sans MS" w:hAnsi="Comic Sans MS" w:cs="Times New Roman"/>
-        </w:rPr>
-      </w:pPr>
-      <w:r>
-        <w:rPr>
-          <w:rFonts w:ascii="Comic Sans MS" w:hAnsi="Comic Sans MS" w:cs="Times New Roman"/>
-        </w:rPr>
-        <w:t>Characters (Персонажі):</w:t>
-      </w:r>
-    </w:p>
-    <w:p>
-      <w:pPr>
-        <w:rPr>
-          <w:rFonts w:ascii="Comic Sans MS" w:hAnsi="Comic Sans MS" w:cs="Times New Roman"/>
-        </w:rPr>
-      </w:pPr>
-      <w:r>
-        <w:rPr>
-          <w:rFonts w:ascii="Comic Sans MS" w:hAnsi="Comic Sans MS" w:cs="Times New Roman"/>
-        </w:rPr>
-        <w:t>INT | ID персонажа | PK;</w:t>
-      </w:r>
-    </w:p>
-    <w:p>
-      <w:pPr>
-        <w:rPr>
-          <w:rFonts w:ascii="Comic Sans MS" w:hAnsi="Comic Sans MS" w:cs="Times New Roman"/>
-        </w:rPr>
-      </w:pPr>
-      <w:r>
-        <w:rPr>
-          <w:rFonts w:ascii="Comic Sans MS" w:hAnsi="Comic Sans MS" w:cs="Times New Roman"/>
-        </w:rPr>
-        <w:t>VARCHAR | ім'я персонажа;</w:t>
-      </w:r>
-    </w:p>
-    <w:p>
-      <w:pPr>
-        <w:rPr>
-          <w:rFonts w:ascii="Comic Sans MS" w:hAnsi="Comic Sans MS" w:cs="Times New Roman"/>
-        </w:rPr>
-      </w:pPr>
-      <w:r>
-        <w:rPr>
-          <w:rFonts w:ascii="Comic Sans MS" w:hAnsi="Comic Sans MS" w:cs="Times New Roman"/>
-        </w:rPr>
-        <w:t>TEXT | опис персонажа.</w:t>
-      </w:r>
-    </w:p>
-    <w:p>
-      <w:pPr>
-        <w:rPr>
-          <w:rFonts w:ascii="Comic Sans MS" w:hAnsi="Comic Sans MS" w:cs="Times New Roman"/>
-        </w:rPr>
-      </w:pPr>
-      <w:r>
-        <w:rPr>
-          <w:rFonts w:ascii="Comic Sans MS" w:hAnsi="Comic Sans MS" w:cs="Times New Roman"/>
+        <w:t>int</w:t>
+      </w:r>
+      <w:proofErr w:type="spellEnd"/>
+      <w:r>
+        <w:rPr>
+          <w:rFonts w:ascii="Comic Sans MS" w:hAnsi="Comic Sans MS"/>
+        </w:rPr>
+        <w:t xml:space="preserve"> | </w:t>
+      </w:r>
+      <w:proofErr w:type="spellStart"/>
+      <w:r>
+        <w:rPr>
+          <w:rFonts w:ascii="Comic Sans MS" w:hAnsi="Comic Sans MS"/>
+        </w:rPr>
+        <w:t>user_score</w:t>
+      </w:r>
+      <w:proofErr w:type="spellEnd"/>
+      <w:r>
+        <w:rPr>
+          <w:rFonts w:ascii="Comic Sans MS" w:hAnsi="Comic Sans MS"/>
+        </w:rPr>
+        <w:t xml:space="preserve"> </w:t>
+      </w:r>
+    </w:p>
+    <w:p>
+      <w:pPr>
+        <w:rPr>
+          <w:rFonts w:ascii="Comic Sans MS" w:hAnsi="Comic Sans MS"/>
+        </w:rPr>
+      </w:pPr>
+      <w:proofErr w:type="spellStart"/>
+      <w:r>
+        <w:rPr>
+          <w:rFonts w:ascii="Comic Sans MS" w:hAnsi="Comic Sans MS"/>
+        </w:rPr>
+        <w:t>enum</w:t>
+      </w:r>
+      <w:proofErr w:type="spellEnd"/>
+      <w:r>
+        <w:rPr>
+          <w:rFonts w:ascii="Comic Sans MS" w:hAnsi="Comic Sans MS"/>
+        </w:rPr>
+        <w:t xml:space="preserve"> | </w:t>
+      </w:r>
+      <w:proofErr w:type="spellStart"/>
+      <w:r>
+        <w:rPr>
+          <w:rFonts w:ascii="Comic Sans MS" w:hAnsi="Comic Sans MS"/>
+        </w:rPr>
+        <w:t>user_status</w:t>
+      </w:r>
+      <w:proofErr w:type="spellEnd"/>
+    </w:p>
+    <w:p>
+      <w:pPr>
+        <w:rPr>
+          <w:rFonts w:ascii="Comic Sans MS" w:hAnsi="Comic Sans MS"/>
+          <w:lang w:val="ru-UA"/>
+        </w:rPr>
+      </w:pPr>
+      <w:proofErr w:type="spellStart"/>
+      <w:r>
+        <w:rPr>
+          <w:rFonts w:ascii="Comic Sans MS" w:hAnsi="Comic Sans MS"/>
+        </w:rPr>
+        <w:t>Genre</w:t>
+      </w:r>
+      <w:proofErr w:type="spellEnd"/>
+      <w:r>
+        <w:rPr>
+          <w:rFonts w:ascii="Comic Sans MS" w:hAnsi="Comic Sans MS"/>
+          <w:lang w:val="ru-UA"/>
+        </w:rPr>
+        <w:t>:</w:t>
+      </w:r>
+    </w:p>
+    <w:p>
+      <w:pPr>
+        <w:rPr>
+          <w:rFonts w:ascii="Comic Sans MS" w:hAnsi="Comic Sans MS"/>
+        </w:rPr>
+      </w:pPr>
+      <w:proofErr w:type="spellStart"/>
+      <w:r>
+        <w:rPr>
+          <w:rFonts w:ascii="Comic Sans MS" w:hAnsi="Comic Sans MS"/>
+        </w:rPr>
+        <w:t>int</w:t>
+      </w:r>
+      <w:proofErr w:type="spellEnd"/>
+      <w:r>
+        <w:rPr>
+          <w:rFonts w:ascii="Comic Sans MS" w:hAnsi="Comic Sans MS"/>
+        </w:rPr>
+        <w:t xml:space="preserve"> | </w:t>
+      </w:r>
+      <w:proofErr w:type="spellStart"/>
+      <w:r>
+        <w:rPr>
+          <w:rFonts w:ascii="Comic Sans MS" w:hAnsi="Comic Sans MS"/>
+        </w:rPr>
+        <w:t>genre_id</w:t>
+      </w:r>
+      <w:proofErr w:type="spellEnd"/>
+      <w:r>
+        <w:rPr>
+          <w:rFonts w:ascii="Comic Sans MS" w:hAnsi="Comic Sans MS"/>
+        </w:rPr>
+        <w:t xml:space="preserve"> | PK</w:t>
+      </w:r>
+    </w:p>
+    <w:p>
+      <w:pPr>
+        <w:rPr>
+          <w:rFonts w:ascii="Comic Sans MS" w:hAnsi="Comic Sans MS"/>
+        </w:rPr>
+      </w:pPr>
+      <w:proofErr w:type="spellStart"/>
+      <w:r>
+        <w:rPr>
+          <w:rFonts w:ascii="Comic Sans MS" w:hAnsi="Comic Sans MS"/>
+        </w:rPr>
+        <w:t>varchar</w:t>
+      </w:r>
+      <w:proofErr w:type="spellEnd"/>
+      <w:r>
+        <w:rPr>
+          <w:rFonts w:ascii="Comic Sans MS" w:hAnsi="Comic Sans MS"/>
+        </w:rPr>
+        <w:t xml:space="preserve"> | </w:t>
+      </w:r>
+      <w:proofErr w:type="spellStart"/>
+      <w:r>
+        <w:rPr>
+          <w:rFonts w:ascii="Comic Sans MS" w:hAnsi="Comic Sans MS"/>
+        </w:rPr>
+        <w:t>genre_name</w:t>
+      </w:r>
+      <w:proofErr w:type="spellEnd"/>
+    </w:p>
+    <w:p>
+      <w:pPr>
+        <w:rPr>
+          <w:rFonts w:ascii="Comic Sans MS" w:hAnsi="Comic Sans MS"/>
+        </w:rPr>
+      </w:pPr>
+      <w:proofErr w:type="spellStart"/>
+      <w:r>
+        <w:rPr>
+          <w:rFonts w:ascii="Comic Sans MS" w:hAnsi="Comic Sans MS"/>
+        </w:rPr>
+        <w:t>MediaGenre</w:t>
+      </w:r>
+      <w:proofErr w:type="spellEnd"/>
+      <w:r>
+        <w:rPr>
+          <w:rFonts w:ascii="Comic Sans MS" w:hAnsi="Comic Sans MS"/>
+        </w:rPr>
+        <w:t>:</w:t>
+      </w:r>
+    </w:p>
+    <w:p>
+      <w:pPr>
+        <w:rPr>
+          <w:rFonts w:ascii="Comic Sans MS" w:hAnsi="Comic Sans MS"/>
+        </w:rPr>
+      </w:pPr>
+      <w:proofErr w:type="spellStart"/>
+      <w:r>
+        <w:rPr>
+          <w:rFonts w:ascii="Comic Sans MS" w:hAnsi="Comic Sans MS"/>
+        </w:rPr>
+        <w:t>int</w:t>
+      </w:r>
+      <w:proofErr w:type="spellEnd"/>
+      <w:r>
+        <w:rPr>
+          <w:rFonts w:ascii="Comic Sans MS" w:hAnsi="Comic Sans MS"/>
+        </w:rPr>
+        <w:t xml:space="preserve"> | </w:t>
+      </w:r>
+      <w:proofErr w:type="spellStart"/>
+      <w:r>
+        <w:rPr>
+          <w:rFonts w:ascii="Comic Sans MS" w:hAnsi="Comic Sans MS"/>
+        </w:rPr>
+        <w:t>title_id</w:t>
+      </w:r>
+      <w:proofErr w:type="spellEnd"/>
+      <w:r>
+        <w:rPr>
+          <w:rFonts w:ascii="Comic Sans MS" w:hAnsi="Comic Sans MS"/>
+        </w:rPr>
+        <w:t xml:space="preserve"> | PK, FK</w:t>
+      </w:r>
+    </w:p>
+    <w:p>
+      <w:pPr>
+        <w:rPr>
+          <w:rFonts w:ascii="Comic Sans MS" w:hAnsi="Comic Sans MS"/>
+        </w:rPr>
+      </w:pPr>
+      <w:proofErr w:type="spellStart"/>
+      <w:r>
+        <w:rPr>
+          <w:rFonts w:ascii="Comic Sans MS" w:hAnsi="Comic Sans MS"/>
+        </w:rPr>
+        <w:t>int</w:t>
+      </w:r>
+      <w:proofErr w:type="spellEnd"/>
+      <w:r>
+        <w:rPr>
+          <w:rFonts w:ascii="Comic Sans MS" w:hAnsi="Comic Sans MS"/>
+        </w:rPr>
+        <w:t xml:space="preserve"> | </w:t>
+      </w:r>
+      <w:proofErr w:type="spellStart"/>
+      <w:r>
+        <w:rPr>
+          <w:rFonts w:ascii="Comic Sans MS" w:hAnsi="Comic Sans MS"/>
+        </w:rPr>
+        <w:t>genre_id</w:t>
+      </w:r>
+      <w:proofErr w:type="spellEnd"/>
+      <w:r>
+        <w:rPr>
+          <w:rFonts w:ascii="Comic Sans MS" w:hAnsi="Comic Sans MS"/>
+        </w:rPr>
+        <w:t xml:space="preserve"> | PK, FK</w:t>
+      </w:r>
+    </w:p>
+    <w:p>
+      <w:pPr>
+        <w:rPr>
+          <w:rFonts w:ascii="Comic Sans MS" w:hAnsi="Comic Sans MS"/>
+          <w:lang w:val="ru-UA"/>
+        </w:rPr>
+      </w:pPr>
+      <w:proofErr w:type="spellStart"/>
+      <w:r>
+        <w:rPr>
+          <w:rFonts w:ascii="Comic Sans MS" w:hAnsi="Comic Sans MS"/>
+        </w:rPr>
+        <w:t>Person</w:t>
+      </w:r>
+      <w:proofErr w:type="spellEnd"/>
+      <w:r>
+        <w:rPr>
+          <w:rFonts w:ascii="Comic Sans MS" w:hAnsi="Comic Sans MS"/>
+          <w:lang w:val="ru-UA"/>
+        </w:rPr>
+        <w:t>:</w:t>
+      </w:r>
+    </w:p>
+    <w:p>
+      <w:pPr>
+        <w:rPr>
+          <w:rFonts w:ascii="Comic Sans MS" w:hAnsi="Comic Sans MS"/>
+        </w:rPr>
+      </w:pPr>
+      <w:proofErr w:type="spellStart"/>
+      <w:r>
+        <w:rPr>
+          <w:rFonts w:ascii="Comic Sans MS" w:hAnsi="Comic Sans MS"/>
+        </w:rPr>
+        <w:t>int</w:t>
+      </w:r>
+      <w:proofErr w:type="spellEnd"/>
+      <w:r>
+        <w:rPr>
+          <w:rFonts w:ascii="Comic Sans MS" w:hAnsi="Comic Sans MS"/>
+        </w:rPr>
+        <w:t xml:space="preserve"> | </w:t>
+      </w:r>
+      <w:proofErr w:type="spellStart"/>
+      <w:r>
+        <w:rPr>
+          <w:rFonts w:ascii="Comic Sans MS" w:hAnsi="Comic Sans MS"/>
+        </w:rPr>
+        <w:t>person_id</w:t>
+      </w:r>
+      <w:proofErr w:type="spellEnd"/>
+      <w:r>
+        <w:rPr>
+          <w:rFonts w:ascii="Comic Sans MS" w:hAnsi="Comic Sans MS"/>
+        </w:rPr>
+        <w:t xml:space="preserve"> | PK</w:t>
+      </w:r>
+    </w:p>
+    <w:p>
+      <w:pPr>
+        <w:rPr>
+          <w:rFonts w:ascii="Comic Sans MS" w:hAnsi="Comic Sans MS"/>
+        </w:rPr>
+      </w:pPr>
+      <w:proofErr w:type="spellStart"/>
+      <w:r>
+        <w:rPr>
+          <w:rFonts w:ascii="Comic Sans MS" w:hAnsi="Comic Sans MS"/>
+        </w:rPr>
+        <w:t>varchar</w:t>
+      </w:r>
+      <w:proofErr w:type="spellEnd"/>
+      <w:r>
+        <w:rPr>
+          <w:rFonts w:ascii="Comic Sans MS" w:hAnsi="Comic Sans MS"/>
+        </w:rPr>
+        <w:t xml:space="preserve"> | </w:t>
+      </w:r>
+      <w:proofErr w:type="spellStart"/>
+      <w:r>
+        <w:rPr>
+          <w:rFonts w:ascii="Comic Sans MS" w:hAnsi="Comic Sans MS"/>
+        </w:rPr>
+        <w:t>full_name</w:t>
+      </w:r>
+      <w:proofErr w:type="spellEnd"/>
+      <w:r>
+        <w:rPr>
+          <w:rFonts w:ascii="Comic Sans MS" w:hAnsi="Comic Sans MS"/>
+        </w:rPr>
+        <w:t xml:space="preserve"> </w:t>
+      </w:r>
+    </w:p>
+    <w:p>
+      <w:pPr>
+        <w:rPr>
+          <w:rFonts w:ascii="Comic Sans MS" w:hAnsi="Comic Sans MS"/>
+        </w:rPr>
+      </w:pPr>
+      <w:proofErr w:type="spellStart"/>
+      <w:r>
+        <w:rPr>
+          <w:rFonts w:ascii="Comic Sans MS" w:hAnsi="Comic Sans MS"/>
+        </w:rPr>
+        <w:t>date</w:t>
+      </w:r>
+      <w:proofErr w:type="spellEnd"/>
+      <w:r>
+        <w:rPr>
+          <w:rFonts w:ascii="Comic Sans MS" w:hAnsi="Comic Sans MS"/>
+        </w:rPr>
+        <w:t xml:space="preserve"> | </w:t>
+      </w:r>
+      <w:proofErr w:type="spellStart"/>
+      <w:r>
+        <w:rPr>
+          <w:rFonts w:ascii="Comic Sans MS" w:hAnsi="Comic Sans MS"/>
+        </w:rPr>
+        <w:t>birth_date</w:t>
+      </w:r>
+      <w:proofErr w:type="spellEnd"/>
+    </w:p>
+    <w:p>
+      <w:pPr>
+        <w:rPr>
+          <w:rFonts w:ascii="Comic Sans MS" w:hAnsi="Comic Sans MS"/>
+        </w:rPr>
+      </w:pPr>
+      <w:proofErr w:type="spellStart"/>
+      <w:r>
+        <w:rPr>
+          <w:rFonts w:ascii="Comic Sans MS" w:hAnsi="Comic Sans MS"/>
+        </w:rPr>
+        <w:t>text</w:t>
+      </w:r>
+      <w:proofErr w:type="spellEnd"/>
+      <w:r>
+        <w:rPr>
+          <w:rFonts w:ascii="Comic Sans MS" w:hAnsi="Comic Sans MS"/>
+        </w:rPr>
+        <w:t xml:space="preserve"> | </w:t>
+      </w:r>
+      <w:proofErr w:type="spellStart"/>
+      <w:r>
+        <w:rPr>
+          <w:rFonts w:ascii="Comic Sans MS" w:hAnsi="Comic Sans MS"/>
+        </w:rPr>
+        <w:t>biography</w:t>
+      </w:r>
+      <w:proofErr w:type="spellEnd"/>
+    </w:p>
+    <w:p>
+      <w:pPr>
+        <w:rPr>
+          <w:rFonts w:ascii="Comic Sans MS" w:hAnsi="Comic Sans MS"/>
+          <w:lang w:val="ru-UA"/>
+        </w:rPr>
+      </w:pPr>
+      <w:proofErr w:type="spellStart"/>
+      <w:r>
+        <w:rPr>
+          <w:rFonts w:ascii="Comic Sans MS" w:hAnsi="Comic Sans MS"/>
+        </w:rPr>
+        <w:t>MediaStaff</w:t>
+      </w:r>
+      <w:proofErr w:type="spellEnd"/>
+      <w:r>
+        <w:rPr>
+          <w:rFonts w:ascii="Comic Sans MS" w:hAnsi="Comic Sans MS"/>
+          <w:lang w:val="ru-UA"/>
+        </w:rPr>
+        <w:t>:</w:t>
+      </w:r>
+    </w:p>
+    <w:p>
+      <w:pPr>
+        <w:rPr>
+          <w:rFonts w:ascii="Comic Sans MS" w:hAnsi="Comic Sans MS"/>
+        </w:rPr>
+      </w:pPr>
+      <w:proofErr w:type="spellStart"/>
+      <w:r>
+        <w:rPr>
+          <w:rFonts w:ascii="Comic Sans MS" w:hAnsi="Comic Sans MS"/>
+        </w:rPr>
+        <w:t>int</w:t>
+      </w:r>
+      <w:proofErr w:type="spellEnd"/>
+      <w:r>
+        <w:rPr>
+          <w:rFonts w:ascii="Comic Sans MS" w:hAnsi="Comic Sans MS"/>
+        </w:rPr>
+        <w:t xml:space="preserve"> | </w:t>
+      </w:r>
+      <w:proofErr w:type="spellStart"/>
+      <w:r>
+        <w:rPr>
+          <w:rFonts w:ascii="Comic Sans MS" w:hAnsi="Comic Sans MS"/>
+        </w:rPr>
+        <w:t>title_id</w:t>
+      </w:r>
+      <w:proofErr w:type="spellEnd"/>
+      <w:r>
+        <w:rPr>
+          <w:rFonts w:ascii="Comic Sans MS" w:hAnsi="Comic Sans MS"/>
+        </w:rPr>
+        <w:t xml:space="preserve"> | PK, FK</w:t>
+      </w:r>
+    </w:p>
+    <w:p>
+      <w:pPr>
+        <w:rPr>
+          <w:rFonts w:ascii="Comic Sans MS" w:hAnsi="Comic Sans MS"/>
+        </w:rPr>
+      </w:pPr>
+      <w:proofErr w:type="spellStart"/>
+      <w:r>
+        <w:rPr>
+          <w:rFonts w:ascii="Comic Sans MS" w:hAnsi="Comic Sans MS"/>
+        </w:rPr>
+        <w:t>int</w:t>
+      </w:r>
+      <w:proofErr w:type="spellEnd"/>
+      <w:r>
+        <w:rPr>
+          <w:rFonts w:ascii="Comic Sans MS" w:hAnsi="Comic Sans MS"/>
+        </w:rPr>
+        <w:t xml:space="preserve"> | </w:t>
+      </w:r>
+      <w:proofErr w:type="spellStart"/>
+      <w:r>
+        <w:rPr>
+          <w:rFonts w:ascii="Comic Sans MS" w:hAnsi="Comic Sans MS"/>
+        </w:rPr>
+        <w:t>person_id</w:t>
+      </w:r>
+      <w:proofErr w:type="spellEnd"/>
+      <w:r>
+        <w:rPr>
+          <w:rFonts w:ascii="Comic Sans MS" w:hAnsi="Comic Sans MS"/>
+        </w:rPr>
+        <w:t xml:space="preserve"> | PK, FK</w:t>
+      </w:r>
+    </w:p>
+    <w:p>
+      <w:pPr>
+        <w:rPr>
+          <w:rFonts w:ascii="Comic Sans MS" w:hAnsi="Comic Sans MS"/>
+        </w:rPr>
+      </w:pPr>
+      <w:proofErr w:type="spellStart"/>
+      <w:r>
+        <w:rPr>
+          <w:rFonts w:ascii="Comic Sans MS" w:hAnsi="Comic Sans MS"/>
+        </w:rPr>
+        <w:t>varchar</w:t>
+      </w:r>
+      <w:proofErr w:type="spellEnd"/>
+      <w:r>
+        <w:rPr>
+          <w:rFonts w:ascii="Comic Sans MS" w:hAnsi="Comic Sans MS"/>
+        </w:rPr>
+        <w:t xml:space="preserve"> | </w:t>
+      </w:r>
+      <w:proofErr w:type="spellStart"/>
+      <w:r>
+        <w:rPr>
+          <w:rFonts w:ascii="Comic Sans MS" w:hAnsi="Comic Sans MS"/>
+        </w:rPr>
+        <w:t>role</w:t>
+      </w:r>
+      <w:proofErr w:type="spellEnd"/>
+      <w:r>
+        <w:rPr>
+          <w:rFonts w:ascii="Comic Sans MS" w:hAnsi="Comic Sans MS"/>
+        </w:rPr>
+        <w:t xml:space="preserve"> | PK</w:t>
+      </w:r>
+    </w:p>
+    <w:p>
+      <w:pPr>
+        <w:rPr>
+          <w:rFonts w:ascii="Comic Sans MS" w:hAnsi="Comic Sans MS"/>
+        </w:rPr>
+      </w:pPr>
+      <w:r>
+        <w:rPr>
+          <w:rFonts w:ascii="Comic Sans MS" w:hAnsi="Comic Sans MS"/>
+          <w:lang w:val="en-US"/>
+        </w:rPr>
+        <w:t>S</w:t>
+      </w:r>
+      <w:proofErr w:type="spellStart"/>
+      <w:r>
+        <w:rPr>
+          <w:rFonts w:ascii="Comic Sans MS" w:hAnsi="Comic Sans MS"/>
+        </w:rPr>
+        <w:t>tudio</w:t>
+      </w:r>
+      <w:proofErr w:type="spellEnd"/>
+      <w:r>
+        <w:rPr>
+          <w:rFonts w:ascii="Comic Sans MS" w:hAnsi="Comic Sans MS"/>
+        </w:rPr>
+        <w:t>:</w:t>
+      </w:r>
+    </w:p>
+    <w:p>
+      <w:pPr>
+        <w:rPr>
+          <w:rFonts w:ascii="Comic Sans MS" w:hAnsi="Comic Sans MS"/>
+        </w:rPr>
+      </w:pPr>
+      <w:proofErr w:type="spellStart"/>
+      <w:r>
+        <w:rPr>
+          <w:rFonts w:ascii="Comic Sans MS" w:hAnsi="Comic Sans MS"/>
+        </w:rPr>
+        <w:t>int</w:t>
+      </w:r>
+      <w:proofErr w:type="spellEnd"/>
+      <w:r>
+        <w:rPr>
+          <w:rFonts w:ascii="Comic Sans MS" w:hAnsi="Comic Sans MS"/>
+        </w:rPr>
+        <w:t xml:space="preserve"> | </w:t>
+      </w:r>
+      <w:proofErr w:type="spellStart"/>
+      <w:r>
+        <w:rPr>
+          <w:rFonts w:ascii="Comic Sans MS" w:hAnsi="Comic Sans MS"/>
+        </w:rPr>
+        <w:t>studio_id</w:t>
+      </w:r>
+      <w:proofErr w:type="spellEnd"/>
+      <w:r>
+        <w:rPr>
+          <w:rFonts w:ascii="Comic Sans MS" w:hAnsi="Comic Sans MS"/>
+        </w:rPr>
+        <w:t xml:space="preserve"> | PK</w:t>
+      </w:r>
+    </w:p>
+    <w:p>
+      <w:pPr>
+        <w:rPr>
+          <w:rFonts w:ascii="Comic Sans MS" w:hAnsi="Comic Sans MS"/>
+        </w:rPr>
+      </w:pPr>
+      <w:proofErr w:type="spellStart"/>
+      <w:r>
+        <w:rPr>
+          <w:rFonts w:ascii="Comic Sans MS" w:hAnsi="Comic Sans MS"/>
+        </w:rPr>
+        <w:t>varchar</w:t>
+      </w:r>
+      <w:proofErr w:type="spellEnd"/>
+      <w:r>
+        <w:rPr>
+          <w:rFonts w:ascii="Comic Sans MS" w:hAnsi="Comic Sans MS"/>
+        </w:rPr>
+        <w:t xml:space="preserve"> | </w:t>
+      </w:r>
+      <w:proofErr w:type="spellStart"/>
+      <w:r>
+        <w:rPr>
+          <w:rFonts w:ascii="Comic Sans MS" w:hAnsi="Comic Sans MS"/>
+        </w:rPr>
+        <w:t>studio_name</w:t>
+      </w:r>
+      <w:proofErr w:type="spellEnd"/>
+    </w:p>
+    <w:p>
+      <w:pPr>
+        <w:rPr>
+          <w:rFonts w:ascii="Comic Sans MS" w:hAnsi="Comic Sans MS"/>
+        </w:rPr>
+      </w:pPr>
+      <w:proofErr w:type="spellStart"/>
+      <w:r>
+        <w:rPr>
+          <w:rFonts w:ascii="Comic Sans MS" w:hAnsi="Comic Sans MS"/>
+        </w:rPr>
+        <w:t>date</w:t>
+      </w:r>
+      <w:proofErr w:type="spellEnd"/>
+      <w:r>
+        <w:rPr>
+          <w:rFonts w:ascii="Comic Sans MS" w:hAnsi="Comic Sans MS"/>
+        </w:rPr>
+        <w:t xml:space="preserve"> | </w:t>
+      </w:r>
+      <w:proofErr w:type="spellStart"/>
+      <w:r>
+        <w:rPr>
+          <w:rFonts w:ascii="Comic Sans MS" w:hAnsi="Comic Sans MS"/>
+        </w:rPr>
+        <w:t>establishment_date</w:t>
+      </w:r>
+      <w:proofErr w:type="spellEnd"/>
+    </w:p>
+    <w:p>
+      <w:pPr>
+        <w:rPr>
+          <w:rFonts w:ascii="Comic Sans MS" w:hAnsi="Comic Sans MS"/>
+        </w:rPr>
+      </w:pPr>
+      <w:proofErr w:type="spellStart"/>
+      <w:r>
+        <w:rPr>
+          <w:rFonts w:ascii="Comic Sans MS" w:hAnsi="Comic Sans MS"/>
+        </w:rPr>
+        <w:t>MediaStudio</w:t>
+      </w:r>
+      <w:proofErr w:type="spellEnd"/>
+      <w:r>
+        <w:rPr>
+          <w:rFonts w:ascii="Comic Sans MS" w:hAnsi="Comic Sans MS"/>
+        </w:rPr>
+        <w:t>:</w:t>
+      </w:r>
+    </w:p>
+    <w:p>
+      <w:pPr>
+        <w:rPr>
+          <w:rFonts w:ascii="Comic Sans MS" w:hAnsi="Comic Sans MS"/>
+        </w:rPr>
+      </w:pPr>
+      <w:proofErr w:type="spellStart"/>
+      <w:r>
+        <w:rPr>
+          <w:rFonts w:ascii="Comic Sans MS" w:hAnsi="Comic Sans MS"/>
+        </w:rPr>
+        <w:t>int</w:t>
+      </w:r>
+      <w:proofErr w:type="spellEnd"/>
+      <w:r>
+        <w:rPr>
+          <w:rFonts w:ascii="Comic Sans MS" w:hAnsi="Comic Sans MS"/>
+        </w:rPr>
+        <w:t xml:space="preserve"> | </w:t>
+      </w:r>
+      <w:proofErr w:type="spellStart"/>
+      <w:r>
+        <w:rPr>
+          <w:rFonts w:ascii="Comic Sans MS" w:hAnsi="Comic Sans MS"/>
+        </w:rPr>
+        <w:t>title_id</w:t>
+      </w:r>
+      <w:proofErr w:type="spellEnd"/>
+      <w:r>
+        <w:rPr>
+          <w:rFonts w:ascii="Comic Sans MS" w:hAnsi="Comic Sans MS"/>
+        </w:rPr>
+        <w:t xml:space="preserve"> | PK, FK</w:t>
+      </w:r>
+    </w:p>
+    <w:p>
+      <w:pPr>
+        <w:rPr>
+          <w:rFonts w:ascii="Comic Sans MS" w:hAnsi="Comic Sans MS"/>
+        </w:rPr>
+      </w:pPr>
+      <w:proofErr w:type="spellStart"/>
+      <w:r>
+        <w:rPr>
+          <w:rFonts w:ascii="Comic Sans MS" w:hAnsi="Comic Sans MS"/>
+        </w:rPr>
+        <w:t>int</w:t>
+      </w:r>
+      <w:proofErr w:type="spellEnd"/>
+      <w:r>
+        <w:rPr>
+          <w:rFonts w:ascii="Comic Sans MS" w:hAnsi="Comic Sans MS"/>
+        </w:rPr>
+        <w:t xml:space="preserve"> | </w:t>
+      </w:r>
+      <w:proofErr w:type="spellStart"/>
+      <w:r>
+        <w:rPr>
+          <w:rFonts w:ascii="Comic Sans MS" w:hAnsi="Comic Sans MS"/>
+        </w:rPr>
+        <w:t>studio_id</w:t>
+      </w:r>
+      <w:proofErr w:type="spellEnd"/>
+      <w:r>
+        <w:rPr>
+          <w:rFonts w:ascii="Comic Sans MS" w:hAnsi="Comic Sans MS"/>
+        </w:rPr>
+        <w:t xml:space="preserve"> | PK, FK</w:t>
+      </w:r>
+    </w:p>
+    <w:p>
+      <w:pPr>
+        <w:rPr>
+          <w:rFonts w:ascii="Comic Sans MS" w:hAnsi="Comic Sans MS"/>
+        </w:rPr>
+      </w:pPr>
+      <w:proofErr w:type="spellStart"/>
+      <w:r>
+        <w:rPr>
+          <w:rFonts w:ascii="Comic Sans MS" w:hAnsi="Comic Sans MS"/>
+        </w:rPr>
+        <w:t>Characters</w:t>
+      </w:r>
+      <w:proofErr w:type="spellEnd"/>
+      <w:r>
+        <w:rPr>
+          <w:rFonts w:ascii="Comic Sans MS" w:hAnsi="Comic Sans MS"/>
+        </w:rPr>
+        <w:t>:</w:t>
+      </w:r>
+    </w:p>
+    <w:p>
+      <w:pPr>
+        <w:rPr>
+          <w:rFonts w:ascii="Comic Sans MS" w:hAnsi="Comic Sans MS"/>
+        </w:rPr>
+      </w:pPr>
+      <w:proofErr w:type="spellStart"/>
+      <w:r>
+        <w:rPr>
+          <w:rFonts w:ascii="Comic Sans MS" w:hAnsi="Comic Sans MS"/>
+        </w:rPr>
+        <w:t>int</w:t>
+      </w:r>
+      <w:proofErr w:type="spellEnd"/>
+      <w:r>
+        <w:rPr>
+          <w:rFonts w:ascii="Comic Sans MS" w:hAnsi="Comic Sans MS"/>
+        </w:rPr>
+        <w:t xml:space="preserve"> | </w:t>
+      </w:r>
+      <w:proofErr w:type="spellStart"/>
+      <w:r>
+        <w:rPr>
+          <w:rFonts w:ascii="Comic Sans MS" w:hAnsi="Comic Sans MS"/>
+        </w:rPr>
+        <w:t>character_id</w:t>
+      </w:r>
+      <w:proofErr w:type="spellEnd"/>
+      <w:r>
+        <w:rPr>
+          <w:rFonts w:ascii="Comic Sans MS" w:hAnsi="Comic Sans MS"/>
+        </w:rPr>
+        <w:t xml:space="preserve"> | PK</w:t>
+      </w:r>
+    </w:p>
+    <w:p>
+      <w:pPr>
+        <w:rPr>
+          <w:rFonts w:ascii="Comic Sans MS" w:hAnsi="Comic Sans MS"/>
+        </w:rPr>
+      </w:pPr>
+      <w:proofErr w:type="spellStart"/>
+      <w:r>
+        <w:rPr>
+          <w:rFonts w:ascii="Comic Sans MS" w:hAnsi="Comic Sans MS"/>
+        </w:rPr>
+        <w:t>varchar</w:t>
+      </w:r>
+      <w:proofErr w:type="spellEnd"/>
+      <w:r>
+        <w:rPr>
+          <w:rFonts w:ascii="Comic Sans MS" w:hAnsi="Comic Sans MS"/>
+        </w:rPr>
+        <w:t xml:space="preserve"> | </w:t>
+      </w:r>
+      <w:proofErr w:type="spellStart"/>
+      <w:r>
+        <w:rPr>
+          <w:rFonts w:ascii="Comic Sans MS" w:hAnsi="Comic Sans MS"/>
+        </w:rPr>
+        <w:t>character_name</w:t>
+      </w:r>
+      <w:proofErr w:type="spellEnd"/>
+    </w:p>
+    <w:p>
+      <w:pPr>
+        <w:rPr>
+          <w:rFonts w:ascii="Comic Sans MS" w:hAnsi="Comic Sans MS"/>
+        </w:rPr>
+      </w:pPr>
+      <w:proofErr w:type="spellStart"/>
+      <w:r>
+        <w:rPr>
+          <w:rFonts w:ascii="Comic Sans MS" w:hAnsi="Comic Sans MS"/>
+        </w:rPr>
+        <w:t>text</w:t>
+      </w:r>
+      <w:proofErr w:type="spellEnd"/>
+      <w:r>
+        <w:rPr>
+          <w:rFonts w:ascii="Comic Sans MS" w:hAnsi="Comic Sans MS"/>
+        </w:rPr>
+        <w:t xml:space="preserve"> | </w:t>
+      </w:r>
+      <w:proofErr w:type="spellStart"/>
+      <w:r>
+        <w:rPr>
+          <w:rFonts w:ascii="Comic Sans MS" w:hAnsi="Comic Sans MS"/>
+        </w:rPr>
+        <w:t>character_description</w:t>
+      </w:r>
+      <w:proofErr w:type="spellEnd"/>
+    </w:p>
+    <w:p>
+      <w:pPr>
+        <w:rPr>
+          <w:rFonts w:ascii="Comic Sans MS" w:hAnsi="Comic Sans MS"/>
+        </w:rPr>
+      </w:pPr>
+      <w:proofErr w:type="spellStart"/>
+      <w:r>
+        <w:rPr>
+          <w:rFonts w:ascii="Comic Sans MS" w:hAnsi="Comic Sans MS"/>
+        </w:rPr>
+        <w:t>MediaCharacters</w:t>
+      </w:r>
+      <w:proofErr w:type="spellEnd"/>
+      <w:r>
+        <w:rPr>
+          <w:rFonts w:ascii="Comic Sans MS" w:hAnsi="Comic Sans MS"/>
+        </w:rPr>
+        <w:t>:</w:t>
+      </w:r>
+    </w:p>
+    <w:p>
+      <w:pPr>
+        <w:rPr>
+          <w:rFonts w:ascii="Comic Sans MS" w:hAnsi="Comic Sans MS"/>
+        </w:rPr>
+      </w:pPr>
+      <w:proofErr w:type="spellStart"/>
+      <w:r>
+        <w:rPr>
+          <w:rFonts w:ascii="Comic Sans MS" w:hAnsi="Comic Sans MS"/>
+        </w:rPr>
+        <w:t>int</w:t>
+      </w:r>
+      <w:proofErr w:type="spellEnd"/>
+      <w:r>
+        <w:rPr>
+          <w:rFonts w:ascii="Comic Sans MS" w:hAnsi="Comic Sans MS"/>
+        </w:rPr>
+        <w:t xml:space="preserve"> | </w:t>
+      </w:r>
+      <w:proofErr w:type="spellStart"/>
+      <w:r>
+        <w:rPr>
+          <w:rFonts w:ascii="Comic Sans MS" w:hAnsi="Comic Sans MS"/>
+        </w:rPr>
+        <w:t>title_id</w:t>
+      </w:r>
+      <w:proofErr w:type="spellEnd"/>
+      <w:r>
+        <w:rPr>
+          <w:rFonts w:ascii="Comic Sans MS" w:hAnsi="Comic Sans MS"/>
+        </w:rPr>
+        <w:t xml:space="preserve"> | PK, FK</w:t>
+      </w:r>
+    </w:p>
+    <w:p>
+      <w:pPr>
+        <w:rPr>
+          <w:rFonts w:ascii="Comic Sans MS" w:hAnsi="Comic Sans MS"/>
+        </w:rPr>
+      </w:pPr>
+      <w:proofErr w:type="spellStart"/>
+      <w:r>
+        <w:rPr>
+          <w:rFonts w:ascii="Comic Sans MS" w:hAnsi="Comic Sans MS"/>
         </w:rPr>
         <w:lastRenderedPageBreak/>
-        <w:t>MediaCharacters (Персонажі у тайтлах):</w:t>
-      </w:r>
-    </w:p>
-    <w:p>
-      <w:pPr>
-        <w:rPr>
-          <w:rFonts w:ascii="Comic Sans MS" w:hAnsi="Comic Sans MS" w:cs="Times New Roman"/>
-        </w:rPr>
-      </w:pPr>
-      <w:r>
-        <w:rPr>
-          <w:rFonts w:ascii="Comic Sans MS" w:hAnsi="Comic Sans MS" w:cs="Times New Roman"/>
-        </w:rPr>
-        <w:t>INT | ID тайтлу | PK, FK;</w:t>
-      </w:r>
-    </w:p>
-    <w:p>
-      <w:pPr>
-        <w:rPr>
-          <w:rFonts w:ascii="Comic Sans MS" w:hAnsi="Comic Sans MS" w:cs="Times New Roman"/>
-        </w:rPr>
-      </w:pPr>
-      <w:r>
-        <w:rPr>
-          <w:rFonts w:ascii="Comic Sans MS" w:hAnsi="Comic Sans MS" w:cs="Times New Roman"/>
-        </w:rPr>
-        <w:t>INT | ID персонажа | PK, FK;</w:t>
-      </w:r>
-    </w:p>
-    <w:p>
-      <w:pPr>
-        <w:rPr>
-          <w:rFonts w:ascii="Comic Sans MS" w:hAnsi="Comic Sans MS" w:cs="Times New Roman"/>
-        </w:rPr>
-      </w:pPr>
-      <w:r>
-        <w:rPr>
-          <w:rFonts w:ascii="Comic Sans MS" w:hAnsi="Comic Sans MS" w:cs="Times New Roman"/>
-        </w:rPr>
-        <w:t>VARCHAR | ім'я актора озвучення (сейю).</w:t>
-      </w:r>
-    </w:p>
-    <w:p>
-      <w:pPr>
-        <w:rPr>
-          <w:rFonts w:ascii="Comic Sans MS" w:hAnsi="Comic Sans MS" w:cs="Times New Roman"/>
-        </w:rPr>
-      </w:pPr>
-      <w:r>
-        <w:rPr>
-          <w:rFonts w:ascii="Comic Sans MS" w:hAnsi="Comic Sans MS" w:cs="Times New Roman"/>
-        </w:rPr>
-        <w:t>TopMediaList (Топ-рейтинг контенту):</w:t>
-      </w:r>
-    </w:p>
-    <w:p>
-      <w:pPr>
-        <w:rPr>
-          <w:rFonts w:ascii="Comic Sans MS" w:hAnsi="Comic Sans MS" w:cs="Times New Roman"/>
-        </w:rPr>
-      </w:pPr>
-      <w:r>
-        <w:rPr>
-          <w:rFonts w:ascii="Comic Sans MS" w:hAnsi="Comic Sans MS" w:cs="Times New Roman"/>
-        </w:rPr>
-        <w:t>INT | ID тайтлу | PK, FK;</w:t>
-      </w:r>
-    </w:p>
-    <w:p>
-      <w:pPr>
-        <w:rPr>
-          <w:rFonts w:ascii="Comic Sans MS" w:hAnsi="Comic Sans MS" w:cs="Times New Roman"/>
-        </w:rPr>
-      </w:pPr>
-      <w:r>
-        <w:rPr>
-          <w:rFonts w:ascii="Comic Sans MS" w:hAnsi="Comic Sans MS" w:cs="Times New Roman"/>
-        </w:rPr>
-        <w:t>VARCHAR | назва тайтлу;</w:t>
-      </w:r>
-    </w:p>
-    <w:p>
-      <w:pPr>
-        <w:rPr>
-          <w:rFonts w:ascii="Comic Sans MS" w:hAnsi="Comic Sans MS" w:cs="Times New Roman"/>
-        </w:rPr>
-      </w:pPr>
-      <w:r>
-        <w:rPr>
-          <w:rFonts w:ascii="Comic Sans MS" w:hAnsi="Comic Sans MS" w:cs="Times New Roman"/>
-        </w:rPr>
-        <w:t>FLOAT | рейтинг;</w:t>
-      </w:r>
-    </w:p>
-    <w:p>
-      <w:pPr>
-        <w:rPr>
-          <w:rFonts w:ascii="Comic Sans MS" w:hAnsi="Comic Sans MS" w:cs="Times New Roman"/>
-        </w:rPr>
-      </w:pPr>
-      <w:r>
-        <w:rPr>
-          <w:rFonts w:ascii="Comic Sans MS" w:hAnsi="Comic Sans MS" w:cs="Times New Roman"/>
-        </w:rPr>
-        <w:t>INT | ранг у топі.</w:t>
+        <w:t>int</w:t>
+      </w:r>
+      <w:proofErr w:type="spellEnd"/>
+      <w:r>
+        <w:rPr>
+          <w:rFonts w:ascii="Comic Sans MS" w:hAnsi="Comic Sans MS"/>
+        </w:rPr>
+        <w:t xml:space="preserve"> | </w:t>
+      </w:r>
+      <w:proofErr w:type="spellStart"/>
+      <w:r>
+        <w:rPr>
+          <w:rFonts w:ascii="Comic Sans MS" w:hAnsi="Comic Sans MS"/>
+        </w:rPr>
+        <w:t>character_id</w:t>
+      </w:r>
+      <w:proofErr w:type="spellEnd"/>
+      <w:r>
+        <w:rPr>
+          <w:rFonts w:ascii="Comic Sans MS" w:hAnsi="Comic Sans MS"/>
+        </w:rPr>
+        <w:t xml:space="preserve"> | PK, FK</w:t>
+      </w:r>
+    </w:p>
+    <w:p>
+      <w:pPr>
+        <w:rPr>
+          <w:rFonts w:ascii="Comic Sans MS" w:hAnsi="Comic Sans MS"/>
+        </w:rPr>
+      </w:pPr>
+      <w:proofErr w:type="spellStart"/>
+      <w:r>
+        <w:rPr>
+          <w:rFonts w:ascii="Comic Sans MS" w:hAnsi="Comic Sans MS"/>
+        </w:rPr>
+        <w:t>int</w:t>
+      </w:r>
+      <w:proofErr w:type="spellEnd"/>
+      <w:r>
+        <w:rPr>
+          <w:rFonts w:ascii="Comic Sans MS" w:hAnsi="Comic Sans MS"/>
+        </w:rPr>
+        <w:t xml:space="preserve"> | </w:t>
+      </w:r>
+      <w:proofErr w:type="spellStart"/>
+      <w:r>
+        <w:rPr>
+          <w:rFonts w:ascii="Comic Sans MS" w:hAnsi="Comic Sans MS"/>
+        </w:rPr>
+        <w:t>person_id</w:t>
+      </w:r>
+      <w:proofErr w:type="spellEnd"/>
+      <w:r>
+        <w:rPr>
+          <w:rFonts w:ascii="Comic Sans MS" w:hAnsi="Comic Sans MS"/>
+        </w:rPr>
+        <w:t xml:space="preserve"> | FK</w:t>
       </w:r>
     </w:p>
     <w:p>
@@ -1077,248 +2374,1101 @@
         </w:rPr>
         <w:t xml:space="preserve"> </w:t>
       </w:r>
-      <w:r>
-        <w:rPr>
-          <w:rFonts w:ascii="Comic Sans MS" w:hAnsi="Comic Sans MS" w:cs="Times New Roman"/>
-        </w:rPr>
-        <w:t>Зв'язки між сутностями:</w:t>
-      </w:r>
-    </w:p>
-    <w:p>
-      <w:pPr>
-        <w:rPr>
-          <w:rFonts w:ascii="Comic Sans MS" w:hAnsi="Comic Sans MS" w:cs="Times New Roman"/>
-        </w:rPr>
-      </w:pPr>
-      <w:r>
-        <w:rPr>
-          <w:rFonts w:ascii="Comic Sans MS" w:hAnsi="Comic Sans MS" w:cs="Times New Roman"/>
-        </w:rPr>
-        <w:t xml:space="preserve">MediaItem </w:t>
-      </w:r>
-      <w:r>
-        <w:rPr>
-          <w:rFonts w:ascii="Comic Sans MS" w:hAnsi="Comic Sans MS" w:cs="Times New Roman"/>
+      <w:proofErr w:type="spellStart"/>
+      <w:r>
+        <w:rPr>
+          <w:rFonts w:ascii="Comic Sans MS" w:hAnsi="Comic Sans MS" w:cs="Times New Roman"/>
+        </w:rPr>
+        <w:t>Зв'язки</w:t>
+      </w:r>
+      <w:proofErr w:type="spellEnd"/>
+      <w:r>
+        <w:rPr>
+          <w:rFonts w:ascii="Comic Sans MS" w:hAnsi="Comic Sans MS" w:cs="Times New Roman"/>
+        </w:rPr>
+        <w:t xml:space="preserve"> </w:t>
+      </w:r>
+      <w:proofErr w:type="spellStart"/>
+      <w:r>
+        <w:rPr>
+          <w:rFonts w:ascii="Comic Sans MS" w:hAnsi="Comic Sans MS" w:cs="Times New Roman"/>
+        </w:rPr>
+        <w:t>між</w:t>
+      </w:r>
+      <w:proofErr w:type="spellEnd"/>
+      <w:r>
+        <w:rPr>
+          <w:rFonts w:ascii="Comic Sans MS" w:hAnsi="Comic Sans MS" w:cs="Times New Roman"/>
+        </w:rPr>
+        <w:t xml:space="preserve"> </w:t>
+      </w:r>
+      <w:proofErr w:type="spellStart"/>
+      <w:r>
+        <w:rPr>
+          <w:rFonts w:ascii="Comic Sans MS" w:hAnsi="Comic Sans MS" w:cs="Times New Roman"/>
+        </w:rPr>
+        <w:t>сутностями</w:t>
+      </w:r>
+      <w:proofErr w:type="spellEnd"/>
+      <w:r>
+        <w:rPr>
+          <w:rFonts w:ascii="Comic Sans MS" w:hAnsi="Comic Sans MS" w:cs="Times New Roman"/>
+        </w:rPr>
+        <w:t>:</w:t>
+      </w:r>
+    </w:p>
+    <w:p>
+      <w:pPr>
+        <w:rPr>
+          <w:rFonts w:ascii="Comic Sans MS" w:hAnsi="Comic Sans MS"/>
+        </w:rPr>
+      </w:pPr>
+      <w:proofErr w:type="spellStart"/>
+      <w:r>
+        <w:rPr>
+          <w:rFonts w:ascii="Comic Sans MS" w:hAnsi="Comic Sans MS"/>
+        </w:rPr>
+        <w:t>MediaItem</w:t>
+      </w:r>
+      <w:proofErr w:type="spellEnd"/>
+      <w:r>
+        <w:rPr>
+          <w:rFonts w:ascii="Comic Sans MS" w:hAnsi="Comic Sans MS"/>
+        </w:rPr>
+        <w:t xml:space="preserve"> </w:t>
+      </w:r>
+      <w:r>
+        <w:rPr>
+          <w:rFonts w:ascii="Comic Sans MS" w:hAnsi="Comic Sans MS"/>
+          <w:lang w:val="ru-UA"/>
         </w:rPr>
         <w:t>-</w:t>
       </w:r>
       <w:r>
         <w:rPr>
-          <w:rFonts w:ascii="Comic Sans MS" w:hAnsi="Comic Sans MS" w:cs="Times New Roman"/>
-        </w:rPr>
-        <w:t xml:space="preserve"> Genre (</w:t>
-      </w:r>
-      <w:proofErr w:type="gramStart"/>
-      <w:r>
-        <w:rPr>
-          <w:rFonts w:ascii="Comic Sans MS" w:hAnsi="Comic Sans MS" w:cs="Times New Roman"/>
-        </w:rPr>
-        <w:t>1 :</w:t>
-      </w:r>
-      <w:proofErr w:type="gramEnd"/>
-      <w:r>
-        <w:rPr>
-          <w:rFonts w:ascii="Comic Sans MS" w:hAnsi="Comic Sans MS" w:cs="Times New Roman"/>
-        </w:rPr>
-        <w:t xml:space="preserve"> N та N : 1 через MediaGenre): Один тайтл може мати кілька жанрів, а один жанр може бути присвоєний багатьом тайтлам.</w:t>
-      </w:r>
-    </w:p>
-    <w:p>
-      <w:pPr>
-        <w:rPr>
-          <w:rFonts w:ascii="Comic Sans MS" w:hAnsi="Comic Sans MS" w:cs="Times New Roman"/>
-        </w:rPr>
-      </w:pPr>
-      <w:r>
-        <w:rPr>
-          <w:rFonts w:ascii="Comic Sans MS" w:hAnsi="Comic Sans MS" w:cs="Times New Roman"/>
-        </w:rPr>
-        <w:t xml:space="preserve">MediaItem </w:t>
-      </w:r>
-      <w:r>
-        <w:rPr>
-          <w:rFonts w:ascii="Comic Sans MS" w:hAnsi="Comic Sans MS" w:cs="Times New Roman"/>
+          <w:rFonts w:ascii="Comic Sans MS" w:hAnsi="Comic Sans MS"/>
+        </w:rPr>
+        <w:t xml:space="preserve"> </w:t>
+      </w:r>
+      <w:proofErr w:type="spellStart"/>
+      <w:r>
+        <w:rPr>
+          <w:rFonts w:ascii="Comic Sans MS" w:hAnsi="Comic Sans MS"/>
+        </w:rPr>
+        <w:t>Genre</w:t>
+      </w:r>
+      <w:proofErr w:type="spellEnd"/>
+      <w:r>
+        <w:rPr>
+          <w:rFonts w:ascii="Comic Sans MS" w:hAnsi="Comic Sans MS"/>
+        </w:rPr>
+        <w:t xml:space="preserve"> (1 : N та N : 1 через </w:t>
+      </w:r>
+      <w:proofErr w:type="spellStart"/>
+      <w:r>
+        <w:rPr>
+          <w:rFonts w:ascii="Comic Sans MS" w:hAnsi="Comic Sans MS"/>
+        </w:rPr>
+        <w:t>MediaGenre</w:t>
+      </w:r>
+      <w:proofErr w:type="spellEnd"/>
+      <w:r>
+        <w:rPr>
+          <w:rFonts w:ascii="Comic Sans MS" w:hAnsi="Comic Sans MS"/>
+        </w:rPr>
+        <w:t xml:space="preserve">): Один </w:t>
+      </w:r>
+      <w:proofErr w:type="spellStart"/>
+      <w:r>
+        <w:rPr>
+          <w:rFonts w:ascii="Comic Sans MS" w:hAnsi="Comic Sans MS"/>
+        </w:rPr>
+        <w:t>тайтл</w:t>
+      </w:r>
+      <w:proofErr w:type="spellEnd"/>
+      <w:r>
+        <w:rPr>
+          <w:rFonts w:ascii="Comic Sans MS" w:hAnsi="Comic Sans MS"/>
+        </w:rPr>
+        <w:t xml:space="preserve"> </w:t>
+      </w:r>
+      <w:proofErr w:type="spellStart"/>
+      <w:r>
+        <w:rPr>
+          <w:rFonts w:ascii="Comic Sans MS" w:hAnsi="Comic Sans MS"/>
+        </w:rPr>
+        <w:t>може</w:t>
+      </w:r>
+      <w:proofErr w:type="spellEnd"/>
+      <w:r>
+        <w:rPr>
+          <w:rFonts w:ascii="Comic Sans MS" w:hAnsi="Comic Sans MS"/>
+        </w:rPr>
+        <w:t xml:space="preserve"> </w:t>
+      </w:r>
+      <w:proofErr w:type="spellStart"/>
+      <w:r>
+        <w:rPr>
+          <w:rFonts w:ascii="Comic Sans MS" w:hAnsi="Comic Sans MS"/>
+        </w:rPr>
+        <w:t>мати</w:t>
+      </w:r>
+      <w:proofErr w:type="spellEnd"/>
+      <w:r>
+        <w:rPr>
+          <w:rFonts w:ascii="Comic Sans MS" w:hAnsi="Comic Sans MS"/>
+        </w:rPr>
+        <w:t xml:space="preserve"> </w:t>
+      </w:r>
+      <w:proofErr w:type="spellStart"/>
+      <w:r>
+        <w:rPr>
+          <w:rFonts w:ascii="Comic Sans MS" w:hAnsi="Comic Sans MS"/>
+        </w:rPr>
+        <w:t>кілька</w:t>
+      </w:r>
+      <w:proofErr w:type="spellEnd"/>
+      <w:r>
+        <w:rPr>
+          <w:rFonts w:ascii="Comic Sans MS" w:hAnsi="Comic Sans MS"/>
+        </w:rPr>
+        <w:t xml:space="preserve"> </w:t>
+      </w:r>
+      <w:proofErr w:type="spellStart"/>
+      <w:r>
+        <w:rPr>
+          <w:rFonts w:ascii="Comic Sans MS" w:hAnsi="Comic Sans MS"/>
+        </w:rPr>
+        <w:t>жанрів</w:t>
+      </w:r>
+      <w:proofErr w:type="spellEnd"/>
+      <w:r>
+        <w:rPr>
+          <w:rFonts w:ascii="Comic Sans MS" w:hAnsi="Comic Sans MS"/>
+        </w:rPr>
+        <w:t xml:space="preserve">, а один жанр </w:t>
+      </w:r>
+      <w:proofErr w:type="spellStart"/>
+      <w:r>
+        <w:rPr>
+          <w:rFonts w:ascii="Comic Sans MS" w:hAnsi="Comic Sans MS"/>
+        </w:rPr>
+        <w:t>може</w:t>
+      </w:r>
+      <w:proofErr w:type="spellEnd"/>
+      <w:r>
+        <w:rPr>
+          <w:rFonts w:ascii="Comic Sans MS" w:hAnsi="Comic Sans MS"/>
+        </w:rPr>
+        <w:t xml:space="preserve"> бути </w:t>
+      </w:r>
+      <w:proofErr w:type="spellStart"/>
+      <w:r>
+        <w:rPr>
+          <w:rFonts w:ascii="Comic Sans MS" w:hAnsi="Comic Sans MS"/>
+        </w:rPr>
+        <w:t>присвоєний</w:t>
+      </w:r>
+      <w:proofErr w:type="spellEnd"/>
+      <w:r>
+        <w:rPr>
+          <w:rFonts w:ascii="Comic Sans MS" w:hAnsi="Comic Sans MS"/>
+        </w:rPr>
+        <w:t xml:space="preserve"> </w:t>
+      </w:r>
+      <w:proofErr w:type="spellStart"/>
+      <w:r>
+        <w:rPr>
+          <w:rFonts w:ascii="Comic Sans MS" w:hAnsi="Comic Sans MS"/>
+        </w:rPr>
+        <w:t>багатьом</w:t>
+      </w:r>
+      <w:proofErr w:type="spellEnd"/>
+      <w:r>
+        <w:rPr>
+          <w:rFonts w:ascii="Comic Sans MS" w:hAnsi="Comic Sans MS"/>
+        </w:rPr>
+        <w:t xml:space="preserve"> </w:t>
+      </w:r>
+      <w:proofErr w:type="spellStart"/>
+      <w:r>
+        <w:rPr>
+          <w:rFonts w:ascii="Comic Sans MS" w:hAnsi="Comic Sans MS"/>
+        </w:rPr>
+        <w:t>тайтлам</w:t>
+      </w:r>
+      <w:proofErr w:type="spellEnd"/>
+      <w:r>
+        <w:rPr>
+          <w:rFonts w:ascii="Comic Sans MS" w:hAnsi="Comic Sans MS"/>
+        </w:rPr>
+        <w:t xml:space="preserve">. </w:t>
+      </w:r>
+    </w:p>
+    <w:p>
+      <w:pPr>
+        <w:rPr>
+          <w:rFonts w:ascii="Comic Sans MS" w:hAnsi="Comic Sans MS"/>
+        </w:rPr>
+      </w:pPr>
+      <w:proofErr w:type="spellStart"/>
+      <w:r>
+        <w:rPr>
+          <w:rFonts w:ascii="Comic Sans MS" w:hAnsi="Comic Sans MS"/>
+        </w:rPr>
+        <w:t>MediaItem</w:t>
+      </w:r>
+      <w:proofErr w:type="spellEnd"/>
+      <w:r>
+        <w:rPr>
+          <w:rFonts w:ascii="Comic Sans MS" w:hAnsi="Comic Sans MS"/>
+        </w:rPr>
+        <w:t xml:space="preserve"> </w:t>
+      </w:r>
+      <w:r>
+        <w:rPr>
+          <w:rFonts w:ascii="Comic Sans MS" w:hAnsi="Comic Sans MS"/>
+          <w:lang w:val="ru-UA"/>
         </w:rPr>
         <w:t>-</w:t>
       </w:r>
       <w:r>
         <w:rPr>
-          <w:rFonts w:ascii="Comic Sans MS" w:hAnsi="Comic Sans MS" w:cs="Times New Roman"/>
-        </w:rPr>
-        <w:t xml:space="preserve"> Person (</w:t>
-      </w:r>
-      <w:proofErr w:type="gramStart"/>
-      <w:r>
-        <w:rPr>
-          <w:rFonts w:ascii="Comic Sans MS" w:hAnsi="Comic Sans MS" w:cs="Times New Roman"/>
-        </w:rPr>
-        <w:t>1 :</w:t>
-      </w:r>
-      <w:proofErr w:type="gramEnd"/>
-      <w:r>
-        <w:rPr>
-          <w:rFonts w:ascii="Comic Sans MS" w:hAnsi="Comic Sans MS" w:cs="Times New Roman"/>
-        </w:rPr>
-        <w:t xml:space="preserve"> N та N : 1 через MediaStaff): Над одним тайтлом працює команда з багатьох осіб, і одна особа може брати участь у створенні багатьох тайтлів.</w:t>
-      </w:r>
-    </w:p>
-    <w:p>
-      <w:pPr>
-        <w:rPr>
-          <w:rFonts w:ascii="Comic Sans MS" w:hAnsi="Comic Sans MS" w:cs="Times New Roman"/>
-        </w:rPr>
-      </w:pPr>
-      <w:r>
-        <w:rPr>
-          <w:rFonts w:ascii="Comic Sans MS" w:hAnsi="Comic Sans MS" w:cs="Times New Roman"/>
-        </w:rPr>
-        <w:t xml:space="preserve">MediaItem </w:t>
-      </w:r>
-      <w:r>
-        <w:rPr>
-          <w:rFonts w:ascii="Comic Sans MS" w:hAnsi="Comic Sans MS" w:cs="Times New Roman"/>
+          <w:rFonts w:ascii="Comic Sans MS" w:hAnsi="Comic Sans MS"/>
+        </w:rPr>
+        <w:t xml:space="preserve"> </w:t>
+      </w:r>
+      <w:proofErr w:type="spellStart"/>
+      <w:r>
+        <w:rPr>
+          <w:rFonts w:ascii="Comic Sans MS" w:hAnsi="Comic Sans MS"/>
+        </w:rPr>
+        <w:t>Person</w:t>
+      </w:r>
+      <w:proofErr w:type="spellEnd"/>
+      <w:r>
+        <w:rPr>
+          <w:rFonts w:ascii="Comic Sans MS" w:hAnsi="Comic Sans MS"/>
+        </w:rPr>
+        <w:t xml:space="preserve"> (1 : N та N : 1 через </w:t>
+      </w:r>
+      <w:proofErr w:type="spellStart"/>
+      <w:r>
+        <w:rPr>
+          <w:rFonts w:ascii="Comic Sans MS" w:hAnsi="Comic Sans MS"/>
+        </w:rPr>
+        <w:t>MediaStaff</w:t>
+      </w:r>
+      <w:proofErr w:type="spellEnd"/>
+      <w:r>
+        <w:rPr>
+          <w:rFonts w:ascii="Comic Sans MS" w:hAnsi="Comic Sans MS"/>
+        </w:rPr>
+        <w:t xml:space="preserve">): Над одним </w:t>
+      </w:r>
+      <w:proofErr w:type="spellStart"/>
+      <w:r>
+        <w:rPr>
+          <w:rFonts w:ascii="Comic Sans MS" w:hAnsi="Comic Sans MS"/>
+        </w:rPr>
+        <w:t>тайтлом</w:t>
+      </w:r>
+      <w:proofErr w:type="spellEnd"/>
+      <w:r>
+        <w:rPr>
+          <w:rFonts w:ascii="Comic Sans MS" w:hAnsi="Comic Sans MS"/>
+        </w:rPr>
+        <w:t xml:space="preserve"> </w:t>
+      </w:r>
+      <w:proofErr w:type="spellStart"/>
+      <w:r>
+        <w:rPr>
+          <w:rFonts w:ascii="Comic Sans MS" w:hAnsi="Comic Sans MS"/>
+        </w:rPr>
+        <w:t>працює</w:t>
+      </w:r>
+      <w:proofErr w:type="spellEnd"/>
+      <w:r>
+        <w:rPr>
+          <w:rFonts w:ascii="Comic Sans MS" w:hAnsi="Comic Sans MS"/>
+        </w:rPr>
+        <w:t xml:space="preserve"> команда з </w:t>
+      </w:r>
+      <w:proofErr w:type="spellStart"/>
+      <w:r>
+        <w:rPr>
+          <w:rFonts w:ascii="Comic Sans MS" w:hAnsi="Comic Sans MS"/>
+        </w:rPr>
+        <w:t>багатьох</w:t>
+      </w:r>
+      <w:proofErr w:type="spellEnd"/>
+      <w:r>
+        <w:rPr>
+          <w:rFonts w:ascii="Comic Sans MS" w:hAnsi="Comic Sans MS"/>
+        </w:rPr>
+        <w:t xml:space="preserve"> </w:t>
+      </w:r>
+      <w:proofErr w:type="spellStart"/>
+      <w:r>
+        <w:rPr>
+          <w:rFonts w:ascii="Comic Sans MS" w:hAnsi="Comic Sans MS"/>
+        </w:rPr>
+        <w:t>осіб</w:t>
+      </w:r>
+      <w:proofErr w:type="spellEnd"/>
+      <w:r>
+        <w:rPr>
+          <w:rFonts w:ascii="Comic Sans MS" w:hAnsi="Comic Sans MS"/>
+        </w:rPr>
+        <w:t xml:space="preserve">, і одна особа </w:t>
+      </w:r>
+      <w:proofErr w:type="spellStart"/>
+      <w:r>
+        <w:rPr>
+          <w:rFonts w:ascii="Comic Sans MS" w:hAnsi="Comic Sans MS"/>
+        </w:rPr>
+        <w:t>може</w:t>
+      </w:r>
+      <w:proofErr w:type="spellEnd"/>
+      <w:r>
+        <w:rPr>
+          <w:rFonts w:ascii="Comic Sans MS" w:hAnsi="Comic Sans MS"/>
+        </w:rPr>
+        <w:t xml:space="preserve"> </w:t>
+      </w:r>
+      <w:proofErr w:type="spellStart"/>
+      <w:r>
+        <w:rPr>
+          <w:rFonts w:ascii="Comic Sans MS" w:hAnsi="Comic Sans MS"/>
+        </w:rPr>
+        <w:t>брати</w:t>
+      </w:r>
+      <w:proofErr w:type="spellEnd"/>
+      <w:r>
+        <w:rPr>
+          <w:rFonts w:ascii="Comic Sans MS" w:hAnsi="Comic Sans MS"/>
+        </w:rPr>
+        <w:t xml:space="preserve"> участь у </w:t>
+      </w:r>
+      <w:proofErr w:type="spellStart"/>
+      <w:r>
+        <w:rPr>
+          <w:rFonts w:ascii="Comic Sans MS" w:hAnsi="Comic Sans MS"/>
+        </w:rPr>
+        <w:t>створенні</w:t>
+      </w:r>
+      <w:proofErr w:type="spellEnd"/>
+      <w:r>
+        <w:rPr>
+          <w:rFonts w:ascii="Comic Sans MS" w:hAnsi="Comic Sans MS"/>
+        </w:rPr>
+        <w:t xml:space="preserve"> </w:t>
+      </w:r>
+      <w:proofErr w:type="spellStart"/>
+      <w:r>
+        <w:rPr>
+          <w:rFonts w:ascii="Comic Sans MS" w:hAnsi="Comic Sans MS"/>
+        </w:rPr>
+        <w:t>багатьох</w:t>
+      </w:r>
+      <w:proofErr w:type="spellEnd"/>
+      <w:r>
+        <w:rPr>
+          <w:rFonts w:ascii="Comic Sans MS" w:hAnsi="Comic Sans MS"/>
+        </w:rPr>
+        <w:t xml:space="preserve"> </w:t>
+      </w:r>
+      <w:proofErr w:type="spellStart"/>
+      <w:r>
+        <w:rPr>
+          <w:rFonts w:ascii="Comic Sans MS" w:hAnsi="Comic Sans MS"/>
+        </w:rPr>
+        <w:t>тайтлів</w:t>
+      </w:r>
+      <w:proofErr w:type="spellEnd"/>
+      <w:r>
+        <w:rPr>
+          <w:rFonts w:ascii="Comic Sans MS" w:hAnsi="Comic Sans MS"/>
+        </w:rPr>
+        <w:t xml:space="preserve">. </w:t>
+      </w:r>
+    </w:p>
+    <w:p>
+      <w:pPr>
+        <w:rPr>
+          <w:rFonts w:ascii="Comic Sans MS" w:hAnsi="Comic Sans MS"/>
+        </w:rPr>
+      </w:pPr>
+      <w:proofErr w:type="spellStart"/>
+      <w:r>
+        <w:rPr>
+          <w:rFonts w:ascii="Comic Sans MS" w:hAnsi="Comic Sans MS"/>
+        </w:rPr>
+        <w:t>MediaItem</w:t>
+      </w:r>
+      <w:proofErr w:type="spellEnd"/>
+      <w:r>
+        <w:rPr>
+          <w:rFonts w:ascii="Comic Sans MS" w:hAnsi="Comic Sans MS"/>
+        </w:rPr>
+        <w:t xml:space="preserve"> </w:t>
+      </w:r>
+      <w:r>
+        <w:rPr>
+          <w:rFonts w:ascii="Comic Sans MS" w:hAnsi="Comic Sans MS"/>
+          <w:lang w:val="ru-UA"/>
         </w:rPr>
         <w:t>-</w:t>
       </w:r>
       <w:r>
         <w:rPr>
-          <w:rFonts w:ascii="Comic Sans MS" w:hAnsi="Comic Sans MS" w:cs="Times New Roman"/>
-        </w:rPr>
-        <w:t xml:space="preserve"> Studio (</w:t>
-      </w:r>
-      <w:proofErr w:type="gramStart"/>
-      <w:r>
-        <w:rPr>
-          <w:rFonts w:ascii="Comic Sans MS" w:hAnsi="Comic Sans MS" w:cs="Times New Roman"/>
-        </w:rPr>
-        <w:t>1 :</w:t>
-      </w:r>
-      <w:proofErr w:type="gramEnd"/>
-      <w:r>
-        <w:rPr>
-          <w:rFonts w:ascii="Comic Sans MS" w:hAnsi="Comic Sans MS" w:cs="Times New Roman"/>
-        </w:rPr>
-        <w:t xml:space="preserve"> N та N : 1 через MediaStudio): Один тайтл може розроблятися кількома студіями, і одна студія випускає багато тайтлів.</w:t>
-      </w:r>
-    </w:p>
-    <w:p>
-      <w:pPr>
-        <w:rPr>
-          <w:rFonts w:ascii="Comic Sans MS" w:hAnsi="Comic Sans MS" w:cs="Times New Roman"/>
-        </w:rPr>
-      </w:pPr>
-      <w:r>
-        <w:rPr>
-          <w:rFonts w:ascii="Comic Sans MS" w:hAnsi="Comic Sans MS" w:cs="Times New Roman"/>
-        </w:rPr>
-        <w:t xml:space="preserve">MediaItem </w:t>
-      </w:r>
-      <w:r>
-        <w:rPr>
-          <w:rFonts w:ascii="Comic Sans MS" w:hAnsi="Comic Sans MS" w:cs="Times New Roman"/>
+          <w:rFonts w:ascii="Comic Sans MS" w:hAnsi="Comic Sans MS"/>
+        </w:rPr>
+        <w:t xml:space="preserve"> Studio (1 : N та N : 1 через </w:t>
+      </w:r>
+      <w:proofErr w:type="spellStart"/>
+      <w:r>
+        <w:rPr>
+          <w:rFonts w:ascii="Comic Sans MS" w:hAnsi="Comic Sans MS"/>
+        </w:rPr>
+        <w:t>MediaStudio</w:t>
+      </w:r>
+      <w:proofErr w:type="spellEnd"/>
+      <w:r>
+        <w:rPr>
+          <w:rFonts w:ascii="Comic Sans MS" w:hAnsi="Comic Sans MS"/>
+        </w:rPr>
+        <w:t xml:space="preserve">): Один </w:t>
+      </w:r>
+      <w:proofErr w:type="spellStart"/>
+      <w:r>
+        <w:rPr>
+          <w:rFonts w:ascii="Comic Sans MS" w:hAnsi="Comic Sans MS"/>
+        </w:rPr>
+        <w:t>тайтл</w:t>
+      </w:r>
+      <w:proofErr w:type="spellEnd"/>
+      <w:r>
+        <w:rPr>
+          <w:rFonts w:ascii="Comic Sans MS" w:hAnsi="Comic Sans MS"/>
+        </w:rPr>
+        <w:t xml:space="preserve"> </w:t>
+      </w:r>
+      <w:proofErr w:type="spellStart"/>
+      <w:r>
+        <w:rPr>
+          <w:rFonts w:ascii="Comic Sans MS" w:hAnsi="Comic Sans MS"/>
+        </w:rPr>
+        <w:t>може</w:t>
+      </w:r>
+      <w:proofErr w:type="spellEnd"/>
+      <w:r>
+        <w:rPr>
+          <w:rFonts w:ascii="Comic Sans MS" w:hAnsi="Comic Sans MS"/>
+        </w:rPr>
+        <w:t xml:space="preserve"> </w:t>
+      </w:r>
+      <w:proofErr w:type="spellStart"/>
+      <w:r>
+        <w:rPr>
+          <w:rFonts w:ascii="Comic Sans MS" w:hAnsi="Comic Sans MS"/>
+        </w:rPr>
+        <w:t>розроблятися</w:t>
+      </w:r>
+      <w:proofErr w:type="spellEnd"/>
+      <w:r>
+        <w:rPr>
+          <w:rFonts w:ascii="Comic Sans MS" w:hAnsi="Comic Sans MS"/>
+        </w:rPr>
+        <w:t xml:space="preserve"> </w:t>
+      </w:r>
+      <w:proofErr w:type="spellStart"/>
+      <w:r>
+        <w:rPr>
+          <w:rFonts w:ascii="Comic Sans MS" w:hAnsi="Comic Sans MS"/>
+        </w:rPr>
+        <w:t>кількома</w:t>
+      </w:r>
+      <w:proofErr w:type="spellEnd"/>
+      <w:r>
+        <w:rPr>
+          <w:rFonts w:ascii="Comic Sans MS" w:hAnsi="Comic Sans MS"/>
+        </w:rPr>
+        <w:t xml:space="preserve"> </w:t>
+      </w:r>
+      <w:proofErr w:type="spellStart"/>
+      <w:r>
+        <w:rPr>
+          <w:rFonts w:ascii="Comic Sans MS" w:hAnsi="Comic Sans MS"/>
+        </w:rPr>
+        <w:t>студіями</w:t>
+      </w:r>
+      <w:proofErr w:type="spellEnd"/>
+      <w:r>
+        <w:rPr>
+          <w:rFonts w:ascii="Comic Sans MS" w:hAnsi="Comic Sans MS"/>
+        </w:rPr>
+        <w:t xml:space="preserve">, а одна </w:t>
+      </w:r>
+      <w:proofErr w:type="spellStart"/>
+      <w:r>
+        <w:rPr>
+          <w:rFonts w:ascii="Comic Sans MS" w:hAnsi="Comic Sans MS"/>
+        </w:rPr>
+        <w:t>студія</w:t>
+      </w:r>
+      <w:proofErr w:type="spellEnd"/>
+      <w:r>
+        <w:rPr>
+          <w:rFonts w:ascii="Comic Sans MS" w:hAnsi="Comic Sans MS"/>
+        </w:rPr>
+        <w:t xml:space="preserve"> </w:t>
+      </w:r>
+      <w:proofErr w:type="spellStart"/>
+      <w:r>
+        <w:rPr>
+          <w:rFonts w:ascii="Comic Sans MS" w:hAnsi="Comic Sans MS"/>
+        </w:rPr>
+        <w:t>випускає</w:t>
+      </w:r>
+      <w:proofErr w:type="spellEnd"/>
+      <w:r>
+        <w:rPr>
+          <w:rFonts w:ascii="Comic Sans MS" w:hAnsi="Comic Sans MS"/>
+        </w:rPr>
+        <w:t xml:space="preserve"> </w:t>
+      </w:r>
+      <w:proofErr w:type="spellStart"/>
+      <w:r>
+        <w:rPr>
+          <w:rFonts w:ascii="Comic Sans MS" w:hAnsi="Comic Sans MS"/>
+        </w:rPr>
+        <w:t>багато</w:t>
+      </w:r>
+      <w:proofErr w:type="spellEnd"/>
+      <w:r>
+        <w:rPr>
+          <w:rFonts w:ascii="Comic Sans MS" w:hAnsi="Comic Sans MS"/>
+        </w:rPr>
+        <w:t xml:space="preserve"> </w:t>
+      </w:r>
+      <w:proofErr w:type="spellStart"/>
+      <w:r>
+        <w:rPr>
+          <w:rFonts w:ascii="Comic Sans MS" w:hAnsi="Comic Sans MS"/>
+        </w:rPr>
+        <w:t>тайтлів</w:t>
+      </w:r>
+      <w:proofErr w:type="spellEnd"/>
+      <w:r>
+        <w:rPr>
+          <w:rFonts w:ascii="Comic Sans MS" w:hAnsi="Comic Sans MS"/>
+        </w:rPr>
+        <w:t xml:space="preserve">. </w:t>
+      </w:r>
+    </w:p>
+    <w:p>
+      <w:pPr>
+        <w:rPr>
+          <w:rFonts w:ascii="Comic Sans MS" w:hAnsi="Comic Sans MS"/>
+        </w:rPr>
+      </w:pPr>
+      <w:proofErr w:type="spellStart"/>
+      <w:r>
+        <w:rPr>
+          <w:rFonts w:ascii="Comic Sans MS" w:hAnsi="Comic Sans MS"/>
+        </w:rPr>
+        <w:t>MediaItem</w:t>
+      </w:r>
+      <w:proofErr w:type="spellEnd"/>
+      <w:r>
+        <w:rPr>
+          <w:rFonts w:ascii="Comic Sans MS" w:hAnsi="Comic Sans MS"/>
+        </w:rPr>
+        <w:t xml:space="preserve"> </w:t>
+      </w:r>
+      <w:r>
+        <w:rPr>
+          <w:rFonts w:ascii="Comic Sans MS" w:hAnsi="Comic Sans MS"/>
+          <w:lang w:val="ru-UA"/>
         </w:rPr>
         <w:t>-</w:t>
       </w:r>
       <w:r>
         <w:rPr>
-          <w:rFonts w:ascii="Comic Sans MS" w:hAnsi="Comic Sans MS" w:cs="Times New Roman"/>
-        </w:rPr>
-        <w:t xml:space="preserve"> Characters (</w:t>
-      </w:r>
-      <w:proofErr w:type="gramStart"/>
-      <w:r>
-        <w:rPr>
-          <w:rFonts w:ascii="Comic Sans MS" w:hAnsi="Comic Sans MS" w:cs="Times New Roman"/>
-        </w:rPr>
-        <w:t>1 :</w:t>
-      </w:r>
-      <w:proofErr w:type="gramEnd"/>
-      <w:r>
-        <w:rPr>
-          <w:rFonts w:ascii="Comic Sans MS" w:hAnsi="Comic Sans MS" w:cs="Times New Roman"/>
-        </w:rPr>
-        <w:t xml:space="preserve"> N та N : 1 через MediaCharacters): У тайтлі присутні багато персонажів, а один персонаж може з'являтися у кількох тайтлах франшизи.</w:t>
-      </w:r>
-    </w:p>
-    <w:p>
-      <w:pPr>
-        <w:rPr>
-          <w:rFonts w:ascii="Comic Sans MS" w:hAnsi="Comic Sans MS" w:cs="Times New Roman"/>
-        </w:rPr>
-      </w:pPr>
-      <w:r>
-        <w:rPr>
-          <w:rFonts w:ascii="Comic Sans MS" w:hAnsi="Comic Sans MS" w:cs="Times New Roman"/>
-        </w:rPr>
-        <w:t xml:space="preserve">UserData </w:t>
-      </w:r>
-      <w:r>
-        <w:rPr>
-          <w:rFonts w:ascii="Comic Sans MS" w:hAnsi="Comic Sans MS" w:cs="Times New Roman"/>
+          <w:rFonts w:ascii="Comic Sans MS" w:hAnsi="Comic Sans MS"/>
+        </w:rPr>
+        <w:t xml:space="preserve"> </w:t>
+      </w:r>
+      <w:proofErr w:type="spellStart"/>
+      <w:r>
+        <w:rPr>
+          <w:rFonts w:ascii="Comic Sans MS" w:hAnsi="Comic Sans MS"/>
+        </w:rPr>
+        <w:t>Characters</w:t>
+      </w:r>
+      <w:proofErr w:type="spellEnd"/>
+      <w:r>
+        <w:rPr>
+          <w:rFonts w:ascii="Comic Sans MS" w:hAnsi="Comic Sans MS"/>
+        </w:rPr>
+        <w:t xml:space="preserve"> (1 : N та N : 1 через </w:t>
+      </w:r>
+      <w:proofErr w:type="spellStart"/>
+      <w:r>
+        <w:rPr>
+          <w:rFonts w:ascii="Comic Sans MS" w:hAnsi="Comic Sans MS"/>
+        </w:rPr>
+        <w:t>MediaCharacters</w:t>
+      </w:r>
+      <w:proofErr w:type="spellEnd"/>
+      <w:r>
+        <w:rPr>
+          <w:rFonts w:ascii="Comic Sans MS" w:hAnsi="Comic Sans MS"/>
+        </w:rPr>
+        <w:t xml:space="preserve">): У </w:t>
+      </w:r>
+      <w:proofErr w:type="spellStart"/>
+      <w:r>
+        <w:rPr>
+          <w:rFonts w:ascii="Comic Sans MS" w:hAnsi="Comic Sans MS"/>
+        </w:rPr>
+        <w:t>тайтлі</w:t>
+      </w:r>
+      <w:proofErr w:type="spellEnd"/>
+      <w:r>
+        <w:rPr>
+          <w:rFonts w:ascii="Comic Sans MS" w:hAnsi="Comic Sans MS"/>
+        </w:rPr>
+        <w:t xml:space="preserve"> </w:t>
+      </w:r>
+      <w:proofErr w:type="spellStart"/>
+      <w:r>
+        <w:rPr>
+          <w:rFonts w:ascii="Comic Sans MS" w:hAnsi="Comic Sans MS"/>
+        </w:rPr>
+        <w:t>присутні</w:t>
+      </w:r>
+      <w:proofErr w:type="spellEnd"/>
+      <w:r>
+        <w:rPr>
+          <w:rFonts w:ascii="Comic Sans MS" w:hAnsi="Comic Sans MS"/>
+        </w:rPr>
+        <w:t xml:space="preserve"> </w:t>
+      </w:r>
+      <w:proofErr w:type="spellStart"/>
+      <w:r>
+        <w:rPr>
+          <w:rFonts w:ascii="Comic Sans MS" w:hAnsi="Comic Sans MS"/>
+        </w:rPr>
+        <w:t>багато</w:t>
+      </w:r>
+      <w:proofErr w:type="spellEnd"/>
+      <w:r>
+        <w:rPr>
+          <w:rFonts w:ascii="Comic Sans MS" w:hAnsi="Comic Sans MS"/>
+        </w:rPr>
+        <w:t xml:space="preserve"> </w:t>
+      </w:r>
+      <w:proofErr w:type="spellStart"/>
+      <w:r>
+        <w:rPr>
+          <w:rFonts w:ascii="Comic Sans MS" w:hAnsi="Comic Sans MS"/>
+        </w:rPr>
+        <w:t>персонажів</w:t>
+      </w:r>
+      <w:proofErr w:type="spellEnd"/>
+      <w:r>
+        <w:rPr>
+          <w:rFonts w:ascii="Comic Sans MS" w:hAnsi="Comic Sans MS"/>
+        </w:rPr>
+        <w:t xml:space="preserve">, а один персонаж </w:t>
+      </w:r>
+      <w:proofErr w:type="spellStart"/>
+      <w:r>
+        <w:rPr>
+          <w:rFonts w:ascii="Comic Sans MS" w:hAnsi="Comic Sans MS"/>
+        </w:rPr>
+        <w:t>може</w:t>
+      </w:r>
+      <w:proofErr w:type="spellEnd"/>
+      <w:r>
+        <w:rPr>
+          <w:rFonts w:ascii="Comic Sans MS" w:hAnsi="Comic Sans MS"/>
+        </w:rPr>
+        <w:t xml:space="preserve"> </w:t>
+      </w:r>
+      <w:proofErr w:type="spellStart"/>
+      <w:r>
+        <w:rPr>
+          <w:rFonts w:ascii="Comic Sans MS" w:hAnsi="Comic Sans MS"/>
+        </w:rPr>
+        <w:t>з'являтися</w:t>
+      </w:r>
+      <w:proofErr w:type="spellEnd"/>
+      <w:r>
+        <w:rPr>
+          <w:rFonts w:ascii="Comic Sans MS" w:hAnsi="Comic Sans MS"/>
+        </w:rPr>
+        <w:t xml:space="preserve"> у </w:t>
+      </w:r>
+      <w:proofErr w:type="spellStart"/>
+      <w:r>
+        <w:rPr>
+          <w:rFonts w:ascii="Comic Sans MS" w:hAnsi="Comic Sans MS"/>
+        </w:rPr>
+        <w:t>кількох</w:t>
+      </w:r>
+      <w:proofErr w:type="spellEnd"/>
+      <w:r>
+        <w:rPr>
+          <w:rFonts w:ascii="Comic Sans MS" w:hAnsi="Comic Sans MS"/>
+        </w:rPr>
+        <w:t xml:space="preserve"> </w:t>
+      </w:r>
+      <w:proofErr w:type="spellStart"/>
+      <w:r>
+        <w:rPr>
+          <w:rFonts w:ascii="Comic Sans MS" w:hAnsi="Comic Sans MS"/>
+        </w:rPr>
+        <w:t>тайтлах</w:t>
+      </w:r>
+      <w:proofErr w:type="spellEnd"/>
+      <w:r>
+        <w:rPr>
+          <w:rFonts w:ascii="Comic Sans MS" w:hAnsi="Comic Sans MS"/>
+        </w:rPr>
+        <w:t xml:space="preserve"> </w:t>
+      </w:r>
+      <w:proofErr w:type="spellStart"/>
+      <w:r>
+        <w:rPr>
+          <w:rFonts w:ascii="Comic Sans MS" w:hAnsi="Comic Sans MS"/>
+        </w:rPr>
+        <w:t>франшизи</w:t>
+      </w:r>
+      <w:proofErr w:type="spellEnd"/>
+      <w:r>
+        <w:rPr>
+          <w:rFonts w:ascii="Comic Sans MS" w:hAnsi="Comic Sans MS"/>
+        </w:rPr>
+        <w:t xml:space="preserve"> (</w:t>
+      </w:r>
+      <w:proofErr w:type="spellStart"/>
+      <w:r>
+        <w:rPr>
+          <w:rFonts w:ascii="Comic Sans MS" w:hAnsi="Comic Sans MS"/>
+        </w:rPr>
+        <w:t>додатково</w:t>
+      </w:r>
+      <w:proofErr w:type="spellEnd"/>
+      <w:r>
+        <w:rPr>
+          <w:rFonts w:ascii="Comic Sans MS" w:hAnsi="Comic Sans MS"/>
+        </w:rPr>
+        <w:t xml:space="preserve"> </w:t>
+      </w:r>
+      <w:proofErr w:type="spellStart"/>
+      <w:r>
+        <w:rPr>
+          <w:rFonts w:ascii="Comic Sans MS" w:hAnsi="Comic Sans MS"/>
+        </w:rPr>
+        <w:t>пов'язано</w:t>
+      </w:r>
+      <w:proofErr w:type="spellEnd"/>
+      <w:r>
+        <w:rPr>
+          <w:rFonts w:ascii="Comic Sans MS" w:hAnsi="Comic Sans MS"/>
+        </w:rPr>
+        <w:t xml:space="preserve"> з </w:t>
+      </w:r>
+      <w:proofErr w:type="spellStart"/>
+      <w:r>
+        <w:rPr>
+          <w:rFonts w:ascii="Comic Sans MS" w:hAnsi="Comic Sans MS"/>
+        </w:rPr>
+        <w:t>сутністю</w:t>
+      </w:r>
+      <w:proofErr w:type="spellEnd"/>
+      <w:r>
+        <w:rPr>
+          <w:rFonts w:ascii="Comic Sans MS" w:hAnsi="Comic Sans MS"/>
+        </w:rPr>
+        <w:t xml:space="preserve"> </w:t>
+      </w:r>
+      <w:proofErr w:type="spellStart"/>
+      <w:r>
+        <w:rPr>
+          <w:rFonts w:ascii="Comic Sans MS" w:hAnsi="Comic Sans MS"/>
+        </w:rPr>
+        <w:t>Person</w:t>
+      </w:r>
+      <w:proofErr w:type="spellEnd"/>
+      <w:r>
+        <w:rPr>
+          <w:rFonts w:ascii="Comic Sans MS" w:hAnsi="Comic Sans MS"/>
+        </w:rPr>
+        <w:t xml:space="preserve"> через </w:t>
+      </w:r>
+      <w:proofErr w:type="spellStart"/>
+      <w:r>
+        <w:rPr>
+          <w:rFonts w:ascii="Comic Sans MS" w:hAnsi="Comic Sans MS"/>
+        </w:rPr>
+        <w:t>актора</w:t>
+      </w:r>
+      <w:proofErr w:type="spellEnd"/>
+      <w:r>
+        <w:rPr>
+          <w:rFonts w:ascii="Comic Sans MS" w:hAnsi="Comic Sans MS"/>
+        </w:rPr>
+        <w:t xml:space="preserve"> </w:t>
+      </w:r>
+      <w:proofErr w:type="spellStart"/>
+      <w:r>
+        <w:rPr>
+          <w:rFonts w:ascii="Comic Sans MS" w:hAnsi="Comic Sans MS"/>
+        </w:rPr>
+        <w:t>озвучення</w:t>
+      </w:r>
+      <w:proofErr w:type="spellEnd"/>
+      <w:r>
+        <w:rPr>
+          <w:rFonts w:ascii="Comic Sans MS" w:hAnsi="Comic Sans MS"/>
+        </w:rPr>
+        <w:t>/</w:t>
+      </w:r>
+      <w:proofErr w:type="spellStart"/>
+      <w:r>
+        <w:rPr>
+          <w:rFonts w:ascii="Comic Sans MS" w:hAnsi="Comic Sans MS"/>
+        </w:rPr>
+        <w:t>сейю</w:t>
+      </w:r>
+      <w:proofErr w:type="spellEnd"/>
+      <w:r>
+        <w:rPr>
+          <w:rFonts w:ascii="Comic Sans MS" w:hAnsi="Comic Sans MS"/>
+        </w:rPr>
+        <w:t xml:space="preserve">). </w:t>
+      </w:r>
+    </w:p>
+    <w:p>
+      <w:pPr>
+        <w:rPr>
+          <w:rFonts w:ascii="Comic Sans MS" w:hAnsi="Comic Sans MS"/>
+        </w:rPr>
+      </w:pPr>
+      <w:proofErr w:type="spellStart"/>
+      <w:r>
+        <w:rPr>
+          <w:rFonts w:ascii="Comic Sans MS" w:hAnsi="Comic Sans MS"/>
+        </w:rPr>
+        <w:t>UserData</w:t>
+      </w:r>
+      <w:proofErr w:type="spellEnd"/>
+      <w:r>
+        <w:rPr>
+          <w:rFonts w:ascii="Comic Sans MS" w:hAnsi="Comic Sans MS"/>
+        </w:rPr>
+        <w:t xml:space="preserve"> </w:t>
+      </w:r>
+      <w:r>
+        <w:rPr>
+          <w:rFonts w:ascii="Comic Sans MS" w:hAnsi="Comic Sans MS"/>
+          <w:lang w:val="ru-UA"/>
         </w:rPr>
         <w:t>-</w:t>
       </w:r>
       <w:r>
         <w:rPr>
-          <w:rFonts w:ascii="Comic Sans MS" w:hAnsi="Comic Sans MS" w:cs="Times New Roman"/>
-        </w:rPr>
-        <w:t xml:space="preserve"> MediaItem (</w:t>
-      </w:r>
-      <w:proofErr w:type="gramStart"/>
-      <w:r>
-        <w:rPr>
-          <w:rFonts w:ascii="Comic Sans MS" w:hAnsi="Comic Sans MS" w:cs="Times New Roman"/>
-        </w:rPr>
-        <w:t>1 :</w:t>
-      </w:r>
-      <w:proofErr w:type="gramEnd"/>
-      <w:r>
-        <w:rPr>
-          <w:rFonts w:ascii="Comic Sans MS" w:hAnsi="Comic Sans MS" w:cs="Times New Roman"/>
-        </w:rPr>
-        <w:t xml:space="preserve"> N та N : 1 через UserMediaStats): Один користувач додає до списку багато тайтлів зі своїми оцінками, і один тайтл відстежується багатьма користувачами.</w:t>
-      </w:r>
-    </w:p>
-    <w:p>
-      <w:pPr>
-        <w:rPr>
-          <w:rFonts w:ascii="Comic Sans MS" w:hAnsi="Comic Sans MS" w:cs="Times New Roman"/>
-        </w:rPr>
-      </w:pPr>
-      <w:r>
-        <w:rPr>
-          <w:rFonts w:ascii="Comic Sans MS" w:hAnsi="Comic Sans MS" w:cs="Times New Roman"/>
-        </w:rPr>
-        <w:t xml:space="preserve">MediaItem </w:t>
-      </w:r>
-      <w:r>
-        <w:rPr>
-          <w:rFonts w:ascii="Comic Sans MS" w:hAnsi="Comic Sans MS" w:cs="Times New Roman"/>
-        </w:rPr>
-        <w:t>-</w:t>
-      </w:r>
-      <w:r>
-        <w:rPr>
-          <w:rFonts w:ascii="Comic Sans MS" w:hAnsi="Comic Sans MS" w:cs="Times New Roman"/>
-        </w:rPr>
-        <w:t xml:space="preserve"> TopMediaList (</w:t>
-      </w:r>
-      <w:proofErr w:type="gramStart"/>
-      <w:r>
-        <w:rPr>
-          <w:rFonts w:ascii="Comic Sans MS" w:hAnsi="Comic Sans MS" w:cs="Times New Roman"/>
-        </w:rPr>
-        <w:t>1 :</w:t>
-      </w:r>
-      <w:proofErr w:type="gramEnd"/>
-      <w:r>
-        <w:rPr>
-          <w:rFonts w:ascii="Comic Sans MS" w:hAnsi="Comic Sans MS" w:cs="Times New Roman"/>
-        </w:rPr>
-        <w:t xml:space="preserve"> 1 / 1 : 0..1): Кожен запис рейтингу відповідає конкретному тайтлу з каталогу.</w:t>
-      </w:r>
-    </w:p>
-    <w:p/>
+          <w:rFonts w:ascii="Comic Sans MS" w:hAnsi="Comic Sans MS"/>
+        </w:rPr>
+        <w:t xml:space="preserve"> M</w:t>
+      </w:r>
+      <w:proofErr w:type="spellStart"/>
+      <w:r>
+        <w:rPr>
+          <w:rFonts w:ascii="Comic Sans MS" w:hAnsi="Comic Sans MS"/>
+        </w:rPr>
+        <w:t>ediaItem</w:t>
+      </w:r>
+      <w:proofErr w:type="spellEnd"/>
+      <w:r>
+        <w:rPr>
+          <w:rFonts w:ascii="Comic Sans MS" w:hAnsi="Comic Sans MS"/>
+        </w:rPr>
+        <w:t xml:space="preserve"> (1 : N та N : 1 через </w:t>
+      </w:r>
+      <w:proofErr w:type="spellStart"/>
+      <w:r>
+        <w:rPr>
+          <w:rFonts w:ascii="Comic Sans MS" w:hAnsi="Comic Sans MS"/>
+        </w:rPr>
+        <w:t>UserMediaStats</w:t>
+      </w:r>
+      <w:proofErr w:type="spellEnd"/>
+      <w:r>
+        <w:rPr>
+          <w:rFonts w:ascii="Comic Sans MS" w:hAnsi="Comic Sans MS"/>
+        </w:rPr>
+        <w:t xml:space="preserve">): Один </w:t>
+      </w:r>
+      <w:proofErr w:type="spellStart"/>
+      <w:r>
+        <w:rPr>
+          <w:rFonts w:ascii="Comic Sans MS" w:hAnsi="Comic Sans MS"/>
+        </w:rPr>
+        <w:t>користувач</w:t>
+      </w:r>
+      <w:proofErr w:type="spellEnd"/>
+      <w:r>
+        <w:rPr>
+          <w:rFonts w:ascii="Comic Sans MS" w:hAnsi="Comic Sans MS"/>
+        </w:rPr>
+        <w:t xml:space="preserve"> </w:t>
+      </w:r>
+      <w:proofErr w:type="spellStart"/>
+      <w:r>
+        <w:rPr>
+          <w:rFonts w:ascii="Comic Sans MS" w:hAnsi="Comic Sans MS"/>
+        </w:rPr>
+        <w:t>додає</w:t>
+      </w:r>
+      <w:proofErr w:type="spellEnd"/>
+      <w:r>
+        <w:rPr>
+          <w:rFonts w:ascii="Comic Sans MS" w:hAnsi="Comic Sans MS"/>
+        </w:rPr>
+        <w:t xml:space="preserve"> до списку </w:t>
+      </w:r>
+      <w:proofErr w:type="spellStart"/>
+      <w:r>
+        <w:rPr>
+          <w:rFonts w:ascii="Comic Sans MS" w:hAnsi="Comic Sans MS"/>
+        </w:rPr>
+        <w:t>багато</w:t>
+      </w:r>
+      <w:proofErr w:type="spellEnd"/>
+      <w:r>
+        <w:rPr>
+          <w:rFonts w:ascii="Comic Sans MS" w:hAnsi="Comic Sans MS"/>
+        </w:rPr>
+        <w:t xml:space="preserve"> </w:t>
+      </w:r>
+      <w:proofErr w:type="spellStart"/>
+      <w:r>
+        <w:rPr>
+          <w:rFonts w:ascii="Comic Sans MS" w:hAnsi="Comic Sans MS"/>
+        </w:rPr>
+        <w:t>тайтлів</w:t>
+      </w:r>
+      <w:proofErr w:type="spellEnd"/>
+      <w:r>
+        <w:rPr>
+          <w:rFonts w:ascii="Comic Sans MS" w:hAnsi="Comic Sans MS"/>
+        </w:rPr>
+        <w:t xml:space="preserve"> </w:t>
+      </w:r>
+      <w:proofErr w:type="spellStart"/>
+      <w:r>
+        <w:rPr>
+          <w:rFonts w:ascii="Comic Sans MS" w:hAnsi="Comic Sans MS"/>
+        </w:rPr>
+        <w:t>зі</w:t>
+      </w:r>
+      <w:proofErr w:type="spellEnd"/>
+      <w:r>
+        <w:rPr>
+          <w:rFonts w:ascii="Comic Sans MS" w:hAnsi="Comic Sans MS"/>
+        </w:rPr>
+        <w:t xml:space="preserve"> </w:t>
+      </w:r>
+      <w:proofErr w:type="spellStart"/>
+      <w:r>
+        <w:rPr>
+          <w:rFonts w:ascii="Comic Sans MS" w:hAnsi="Comic Sans MS"/>
+        </w:rPr>
+        <w:t>своїми</w:t>
+      </w:r>
+      <w:proofErr w:type="spellEnd"/>
+      <w:r>
+        <w:rPr>
+          <w:rFonts w:ascii="Comic Sans MS" w:hAnsi="Comic Sans MS"/>
+        </w:rPr>
+        <w:t xml:space="preserve"> </w:t>
+      </w:r>
+      <w:proofErr w:type="spellStart"/>
+      <w:r>
+        <w:rPr>
+          <w:rFonts w:ascii="Comic Sans MS" w:hAnsi="Comic Sans MS"/>
+        </w:rPr>
+        <w:t>оцінками</w:t>
+      </w:r>
+      <w:proofErr w:type="spellEnd"/>
+      <w:r>
+        <w:rPr>
+          <w:rFonts w:ascii="Comic Sans MS" w:hAnsi="Comic Sans MS"/>
+        </w:rPr>
+        <w:t xml:space="preserve"> та статусами, і один </w:t>
+      </w:r>
+      <w:proofErr w:type="spellStart"/>
+      <w:r>
+        <w:rPr>
+          <w:rFonts w:ascii="Comic Sans MS" w:hAnsi="Comic Sans MS"/>
+        </w:rPr>
+        <w:t>тайтл</w:t>
+      </w:r>
+      <w:proofErr w:type="spellEnd"/>
+      <w:r>
+        <w:rPr>
+          <w:rFonts w:ascii="Comic Sans MS" w:hAnsi="Comic Sans MS"/>
+        </w:rPr>
+        <w:t xml:space="preserve"> </w:t>
+      </w:r>
+      <w:proofErr w:type="spellStart"/>
+      <w:r>
+        <w:rPr>
+          <w:rFonts w:ascii="Comic Sans MS" w:hAnsi="Comic Sans MS"/>
+        </w:rPr>
+        <w:t>відстежується</w:t>
+      </w:r>
+      <w:proofErr w:type="spellEnd"/>
+      <w:r>
+        <w:rPr>
+          <w:rFonts w:ascii="Comic Sans MS" w:hAnsi="Comic Sans MS"/>
+        </w:rPr>
+        <w:t xml:space="preserve"> </w:t>
+      </w:r>
+      <w:proofErr w:type="spellStart"/>
+      <w:r>
+        <w:rPr>
+          <w:rFonts w:ascii="Comic Sans MS" w:hAnsi="Comic Sans MS"/>
+        </w:rPr>
+        <w:t>багатьма</w:t>
+      </w:r>
+      <w:proofErr w:type="spellEnd"/>
+      <w:r>
+        <w:rPr>
+          <w:rFonts w:ascii="Comic Sans MS" w:hAnsi="Comic Sans MS"/>
+        </w:rPr>
+        <w:t xml:space="preserve"> </w:t>
+      </w:r>
+      <w:proofErr w:type="spellStart"/>
+      <w:r>
+        <w:rPr>
+          <w:rFonts w:ascii="Comic Sans MS" w:hAnsi="Comic Sans MS"/>
+        </w:rPr>
+        <w:t>користувачами</w:t>
+      </w:r>
+      <w:proofErr w:type="spellEnd"/>
+      <w:r>
+        <w:rPr>
+          <w:rFonts w:ascii="Comic Sans MS" w:hAnsi="Comic Sans MS"/>
+        </w:rPr>
+        <w:t>.</w:t>
+      </w:r>
+    </w:p>
     <w:sectPr>
       <w:pgSz w:w="11906" w:h="16838"/>
       <w:pgMar w:top="1134" w:right="850" w:bottom="1134" w:left="1701" w:header="708" w:footer="708" w:gutter="0"/>
@@ -1332,6 +3482,900 @@
 <file path=word/numbering.xml><?xml version="1.0" encoding="utf-8"?>
 <w:numbering xmlns:wpc="http://schemas.microsoft.com/office/word/2010/wordprocessingCanvas" xmlns:cx="http://schemas.microsoft.com/office/drawing/2014/chartex" xmlns:cx1="http://schemas.microsoft.com/office/drawing/2015/9/8/chartex" xmlns:cx2="http://schemas.microsoft.com/office/drawing/2015/10/21/chartex" xmlns:cx3="http://schemas.microsoft.com/office/drawing/2016/5/9/chartex" xmlns:cx4="http://schemas.microsoft.com/office/drawing/2016/5/10/chartex" xmlns:cx5="http://schemas.microsoft.com/office/drawing/2016/5/11/chartex" xmlns:cx6="http://schemas.microsoft.com/office/drawing/2016/5/12/chartex" xmlns:cx7="http://schemas.microsoft.com/office/drawing/2016/5/13/chartex" xmlns:cx8="http://schemas.microsoft.com/office/drawing/2016/5/14/chartex" xmlns:mc="http://schemas.openxmlformats.org/markup-compatibility/2006" xmlns:aink="http://schemas.microsoft.com/office/drawing/2016/ink" xmlns:am3d="http://schemas.microsoft.com/office/drawing/2017/model3d" xmlns:o="urn:schemas-microsoft-com:office:office" xmlns:r="http://schemas.openxmlformats.org/officeDocument/2006/relationships" xmlns:m="http://schemas.openxmlformats.org/officeDocument/2006/math" xmlns:v="urn:schemas-microsoft-com:vml" xmlns:wp14="http://schemas.microsoft.com/office/word/2010/wordprocessingDrawing" xmlns:wp="http://schemas.openxmlformats.org/drawingml/2006/wordprocessingDrawing" xmlns:w10="urn:schemas-microsoft-com:office:word" xmlns:w="http://schemas.openxmlformats.org/wordprocessingml/2006/main" xmlns:w14="http://schemas.microsoft.com/office/word/2010/wordml" xmlns:w15="http://schemas.microsoft.com/office/word/2012/wordml" xmlns:w16cex="http://schemas.microsoft.com/office/word/2018/wordml/cex" xmlns:w16cid="http://schemas.microsoft.com/office/word/2016/wordml/cid" xmlns:w16="http://schemas.microsoft.com/office/word/2018/wordml" xmlns:w16sdtdh="http://schemas.microsoft.com/office/word/2020/wordml/sdtdatahash" xmlns:w16se="http://schemas.microsoft.com/office/word/2015/wordml/symex" xmlns:wpg="http://schemas.microsoft.com/office/word/2010/wordprocessingGroup" xmlns:wpi="http://schemas.microsoft.com/office/word/2010/wordprocessingInk" xmlns:wne="http://schemas.microsoft.com/office/word/2006/wordml" xmlns:wps="http://schemas.microsoft.com/office/word/2010/wordprocessingShape" mc:Ignorable="w14 w15 w16se w16cid w16 w16cex w16sdtdh wp14">
   <w:abstractNum w:abstractNumId="0" w15:restartNumberingAfterBreak="0">
+    <w:nsid w:val="04363964"/>
+    <w:multiLevelType w:val="multilevel"/>
+    <w:tmpl w:val="BF5C9FCE"/>
+    <w:lvl w:ilvl="0">
+      <w:start w:val="1"/>
+      <w:numFmt w:val="bullet"/>
+      <w:lvlText w:val=""/>
+      <w:lvlJc w:val="left"/>
+      <w:pPr>
+        <w:tabs>
+          <w:tab w:val="num" w:pos="720"/>
+        </w:tabs>
+        <w:ind w:left="720" w:hanging="360"/>
+      </w:pPr>
+      <w:rPr>
+        <w:rFonts w:ascii="Symbol" w:hAnsi="Symbol" w:hint="default"/>
+        <w:sz w:val="20"/>
+      </w:rPr>
+    </w:lvl>
+    <w:lvl w:ilvl="1" w:tentative="1">
+      <w:start w:val="1"/>
+      <w:numFmt w:val="bullet"/>
+      <w:lvlText w:val="o"/>
+      <w:lvlJc w:val="left"/>
+      <w:pPr>
+        <w:tabs>
+          <w:tab w:val="num" w:pos="1440"/>
+        </w:tabs>
+        <w:ind w:left="1440" w:hanging="360"/>
+      </w:pPr>
+      <w:rPr>
+        <w:rFonts w:ascii="Courier New" w:hAnsi="Courier New" w:hint="default"/>
+        <w:sz w:val="20"/>
+      </w:rPr>
+    </w:lvl>
+    <w:lvl w:ilvl="2" w:tentative="1">
+      <w:start w:val="1"/>
+      <w:numFmt w:val="bullet"/>
+      <w:lvlText w:val=""/>
+      <w:lvlJc w:val="left"/>
+      <w:pPr>
+        <w:tabs>
+          <w:tab w:val="num" w:pos="2160"/>
+        </w:tabs>
+        <w:ind w:left="2160" w:hanging="360"/>
+      </w:pPr>
+      <w:rPr>
+        <w:rFonts w:ascii="Wingdings" w:hAnsi="Wingdings" w:hint="default"/>
+        <w:sz w:val="20"/>
+      </w:rPr>
+    </w:lvl>
+    <w:lvl w:ilvl="3" w:tentative="1">
+      <w:start w:val="1"/>
+      <w:numFmt w:val="bullet"/>
+      <w:lvlText w:val=""/>
+      <w:lvlJc w:val="left"/>
+      <w:pPr>
+        <w:tabs>
+          <w:tab w:val="num" w:pos="2880"/>
+        </w:tabs>
+        <w:ind w:left="2880" w:hanging="360"/>
+      </w:pPr>
+      <w:rPr>
+        <w:rFonts w:ascii="Wingdings" w:hAnsi="Wingdings" w:hint="default"/>
+        <w:sz w:val="20"/>
+      </w:rPr>
+    </w:lvl>
+    <w:lvl w:ilvl="4" w:tentative="1">
+      <w:start w:val="1"/>
+      <w:numFmt w:val="bullet"/>
+      <w:lvlText w:val=""/>
+      <w:lvlJc w:val="left"/>
+      <w:pPr>
+        <w:tabs>
+          <w:tab w:val="num" w:pos="3600"/>
+        </w:tabs>
+        <w:ind w:left="3600" w:hanging="360"/>
+      </w:pPr>
+      <w:rPr>
+        <w:rFonts w:ascii="Wingdings" w:hAnsi="Wingdings" w:hint="default"/>
+        <w:sz w:val="20"/>
+      </w:rPr>
+    </w:lvl>
+    <w:lvl w:ilvl="5" w:tentative="1">
+      <w:start w:val="1"/>
+      <w:numFmt w:val="bullet"/>
+      <w:lvlText w:val=""/>
+      <w:lvlJc w:val="left"/>
+      <w:pPr>
+        <w:tabs>
+          <w:tab w:val="num" w:pos="4320"/>
+        </w:tabs>
+        <w:ind w:left="4320" w:hanging="360"/>
+      </w:pPr>
+      <w:rPr>
+        <w:rFonts w:ascii="Wingdings" w:hAnsi="Wingdings" w:hint="default"/>
+        <w:sz w:val="20"/>
+      </w:rPr>
+    </w:lvl>
+    <w:lvl w:ilvl="6" w:tentative="1">
+      <w:start w:val="1"/>
+      <w:numFmt w:val="bullet"/>
+      <w:lvlText w:val=""/>
+      <w:lvlJc w:val="left"/>
+      <w:pPr>
+        <w:tabs>
+          <w:tab w:val="num" w:pos="5040"/>
+        </w:tabs>
+        <w:ind w:left="5040" w:hanging="360"/>
+      </w:pPr>
+      <w:rPr>
+        <w:rFonts w:ascii="Wingdings" w:hAnsi="Wingdings" w:hint="default"/>
+        <w:sz w:val="20"/>
+      </w:rPr>
+    </w:lvl>
+    <w:lvl w:ilvl="7" w:tentative="1">
+      <w:start w:val="1"/>
+      <w:numFmt w:val="bullet"/>
+      <w:lvlText w:val=""/>
+      <w:lvlJc w:val="left"/>
+      <w:pPr>
+        <w:tabs>
+          <w:tab w:val="num" w:pos="5760"/>
+        </w:tabs>
+        <w:ind w:left="5760" w:hanging="360"/>
+      </w:pPr>
+      <w:rPr>
+        <w:rFonts w:ascii="Wingdings" w:hAnsi="Wingdings" w:hint="default"/>
+        <w:sz w:val="20"/>
+      </w:rPr>
+    </w:lvl>
+    <w:lvl w:ilvl="8" w:tentative="1">
+      <w:start w:val="1"/>
+      <w:numFmt w:val="bullet"/>
+      <w:lvlText w:val=""/>
+      <w:lvlJc w:val="left"/>
+      <w:pPr>
+        <w:tabs>
+          <w:tab w:val="num" w:pos="6480"/>
+        </w:tabs>
+        <w:ind w:left="6480" w:hanging="360"/>
+      </w:pPr>
+      <w:rPr>
+        <w:rFonts w:ascii="Wingdings" w:hAnsi="Wingdings" w:hint="default"/>
+        <w:sz w:val="20"/>
+      </w:rPr>
+    </w:lvl>
+  </w:abstractNum>
+  <w:abstractNum w:abstractNumId="1" w15:restartNumberingAfterBreak="0">
+    <w:nsid w:val="0B5161EC"/>
+    <w:multiLevelType w:val="multilevel"/>
+    <w:tmpl w:val="C812F032"/>
+    <w:lvl w:ilvl="0">
+      <w:start w:val="1"/>
+      <w:numFmt w:val="bullet"/>
+      <w:lvlText w:val=""/>
+      <w:lvlJc w:val="left"/>
+      <w:pPr>
+        <w:tabs>
+          <w:tab w:val="num" w:pos="720"/>
+        </w:tabs>
+        <w:ind w:left="720" w:hanging="360"/>
+      </w:pPr>
+      <w:rPr>
+        <w:rFonts w:ascii="Symbol" w:hAnsi="Symbol" w:hint="default"/>
+        <w:sz w:val="20"/>
+      </w:rPr>
+    </w:lvl>
+    <w:lvl w:ilvl="1" w:tentative="1">
+      <w:start w:val="1"/>
+      <w:numFmt w:val="bullet"/>
+      <w:lvlText w:val="o"/>
+      <w:lvlJc w:val="left"/>
+      <w:pPr>
+        <w:tabs>
+          <w:tab w:val="num" w:pos="1440"/>
+        </w:tabs>
+        <w:ind w:left="1440" w:hanging="360"/>
+      </w:pPr>
+      <w:rPr>
+        <w:rFonts w:ascii="Courier New" w:hAnsi="Courier New" w:hint="default"/>
+        <w:sz w:val="20"/>
+      </w:rPr>
+    </w:lvl>
+    <w:lvl w:ilvl="2" w:tentative="1">
+      <w:start w:val="1"/>
+      <w:numFmt w:val="bullet"/>
+      <w:lvlText w:val=""/>
+      <w:lvlJc w:val="left"/>
+      <w:pPr>
+        <w:tabs>
+          <w:tab w:val="num" w:pos="2160"/>
+        </w:tabs>
+        <w:ind w:left="2160" w:hanging="360"/>
+      </w:pPr>
+      <w:rPr>
+        <w:rFonts w:ascii="Wingdings" w:hAnsi="Wingdings" w:hint="default"/>
+        <w:sz w:val="20"/>
+      </w:rPr>
+    </w:lvl>
+    <w:lvl w:ilvl="3" w:tentative="1">
+      <w:start w:val="1"/>
+      <w:numFmt w:val="bullet"/>
+      <w:lvlText w:val=""/>
+      <w:lvlJc w:val="left"/>
+      <w:pPr>
+        <w:tabs>
+          <w:tab w:val="num" w:pos="2880"/>
+        </w:tabs>
+        <w:ind w:left="2880" w:hanging="360"/>
+      </w:pPr>
+      <w:rPr>
+        <w:rFonts w:ascii="Wingdings" w:hAnsi="Wingdings" w:hint="default"/>
+        <w:sz w:val="20"/>
+      </w:rPr>
+    </w:lvl>
+    <w:lvl w:ilvl="4" w:tentative="1">
+      <w:start w:val="1"/>
+      <w:numFmt w:val="bullet"/>
+      <w:lvlText w:val=""/>
+      <w:lvlJc w:val="left"/>
+      <w:pPr>
+        <w:tabs>
+          <w:tab w:val="num" w:pos="3600"/>
+        </w:tabs>
+        <w:ind w:left="3600" w:hanging="360"/>
+      </w:pPr>
+      <w:rPr>
+        <w:rFonts w:ascii="Wingdings" w:hAnsi="Wingdings" w:hint="default"/>
+        <w:sz w:val="20"/>
+      </w:rPr>
+    </w:lvl>
+    <w:lvl w:ilvl="5" w:tentative="1">
+      <w:start w:val="1"/>
+      <w:numFmt w:val="bullet"/>
+      <w:lvlText w:val=""/>
+      <w:lvlJc w:val="left"/>
+      <w:pPr>
+        <w:tabs>
+          <w:tab w:val="num" w:pos="4320"/>
+        </w:tabs>
+        <w:ind w:left="4320" w:hanging="360"/>
+      </w:pPr>
+      <w:rPr>
+        <w:rFonts w:ascii="Wingdings" w:hAnsi="Wingdings" w:hint="default"/>
+        <w:sz w:val="20"/>
+      </w:rPr>
+    </w:lvl>
+    <w:lvl w:ilvl="6" w:tentative="1">
+      <w:start w:val="1"/>
+      <w:numFmt w:val="bullet"/>
+      <w:lvlText w:val=""/>
+      <w:lvlJc w:val="left"/>
+      <w:pPr>
+        <w:tabs>
+          <w:tab w:val="num" w:pos="5040"/>
+        </w:tabs>
+        <w:ind w:left="5040" w:hanging="360"/>
+      </w:pPr>
+      <w:rPr>
+        <w:rFonts w:ascii="Wingdings" w:hAnsi="Wingdings" w:hint="default"/>
+        <w:sz w:val="20"/>
+      </w:rPr>
+    </w:lvl>
+    <w:lvl w:ilvl="7" w:tentative="1">
+      <w:start w:val="1"/>
+      <w:numFmt w:val="bullet"/>
+      <w:lvlText w:val=""/>
+      <w:lvlJc w:val="left"/>
+      <w:pPr>
+        <w:tabs>
+          <w:tab w:val="num" w:pos="5760"/>
+        </w:tabs>
+        <w:ind w:left="5760" w:hanging="360"/>
+      </w:pPr>
+      <w:rPr>
+        <w:rFonts w:ascii="Wingdings" w:hAnsi="Wingdings" w:hint="default"/>
+        <w:sz w:val="20"/>
+      </w:rPr>
+    </w:lvl>
+    <w:lvl w:ilvl="8" w:tentative="1">
+      <w:start w:val="1"/>
+      <w:numFmt w:val="bullet"/>
+      <w:lvlText w:val=""/>
+      <w:lvlJc w:val="left"/>
+      <w:pPr>
+        <w:tabs>
+          <w:tab w:val="num" w:pos="6480"/>
+        </w:tabs>
+        <w:ind w:left="6480" w:hanging="360"/>
+      </w:pPr>
+      <w:rPr>
+        <w:rFonts w:ascii="Wingdings" w:hAnsi="Wingdings" w:hint="default"/>
+        <w:sz w:val="20"/>
+      </w:rPr>
+    </w:lvl>
+  </w:abstractNum>
+  <w:abstractNum w:abstractNumId="2" w15:restartNumberingAfterBreak="0">
+    <w:nsid w:val="24370E98"/>
+    <w:multiLevelType w:val="multilevel"/>
+    <w:tmpl w:val="2032A3F8"/>
+    <w:lvl w:ilvl="0">
+      <w:start w:val="1"/>
+      <w:numFmt w:val="bullet"/>
+      <w:lvlText w:val=""/>
+      <w:lvlJc w:val="left"/>
+      <w:pPr>
+        <w:tabs>
+          <w:tab w:val="num" w:pos="720"/>
+        </w:tabs>
+        <w:ind w:left="720" w:hanging="360"/>
+      </w:pPr>
+      <w:rPr>
+        <w:rFonts w:ascii="Symbol" w:hAnsi="Symbol" w:hint="default"/>
+        <w:sz w:val="20"/>
+      </w:rPr>
+    </w:lvl>
+    <w:lvl w:ilvl="1" w:tentative="1">
+      <w:start w:val="1"/>
+      <w:numFmt w:val="bullet"/>
+      <w:lvlText w:val="o"/>
+      <w:lvlJc w:val="left"/>
+      <w:pPr>
+        <w:tabs>
+          <w:tab w:val="num" w:pos="1440"/>
+        </w:tabs>
+        <w:ind w:left="1440" w:hanging="360"/>
+      </w:pPr>
+      <w:rPr>
+        <w:rFonts w:ascii="Courier New" w:hAnsi="Courier New" w:hint="default"/>
+        <w:sz w:val="20"/>
+      </w:rPr>
+    </w:lvl>
+    <w:lvl w:ilvl="2" w:tentative="1">
+      <w:start w:val="1"/>
+      <w:numFmt w:val="bullet"/>
+      <w:lvlText w:val=""/>
+      <w:lvlJc w:val="left"/>
+      <w:pPr>
+        <w:tabs>
+          <w:tab w:val="num" w:pos="2160"/>
+        </w:tabs>
+        <w:ind w:left="2160" w:hanging="360"/>
+      </w:pPr>
+      <w:rPr>
+        <w:rFonts w:ascii="Wingdings" w:hAnsi="Wingdings" w:hint="default"/>
+        <w:sz w:val="20"/>
+      </w:rPr>
+    </w:lvl>
+    <w:lvl w:ilvl="3" w:tentative="1">
+      <w:start w:val="1"/>
+      <w:numFmt w:val="bullet"/>
+      <w:lvlText w:val=""/>
+      <w:lvlJc w:val="left"/>
+      <w:pPr>
+        <w:tabs>
+          <w:tab w:val="num" w:pos="2880"/>
+        </w:tabs>
+        <w:ind w:left="2880" w:hanging="360"/>
+      </w:pPr>
+      <w:rPr>
+        <w:rFonts w:ascii="Wingdings" w:hAnsi="Wingdings" w:hint="default"/>
+        <w:sz w:val="20"/>
+      </w:rPr>
+    </w:lvl>
+    <w:lvl w:ilvl="4" w:tentative="1">
+      <w:start w:val="1"/>
+      <w:numFmt w:val="bullet"/>
+      <w:lvlText w:val=""/>
+      <w:lvlJc w:val="left"/>
+      <w:pPr>
+        <w:tabs>
+          <w:tab w:val="num" w:pos="3600"/>
+        </w:tabs>
+        <w:ind w:left="3600" w:hanging="360"/>
+      </w:pPr>
+      <w:rPr>
+        <w:rFonts w:ascii="Wingdings" w:hAnsi="Wingdings" w:hint="default"/>
+        <w:sz w:val="20"/>
+      </w:rPr>
+    </w:lvl>
+    <w:lvl w:ilvl="5" w:tentative="1">
+      <w:start w:val="1"/>
+      <w:numFmt w:val="bullet"/>
+      <w:lvlText w:val=""/>
+      <w:lvlJc w:val="left"/>
+      <w:pPr>
+        <w:tabs>
+          <w:tab w:val="num" w:pos="4320"/>
+        </w:tabs>
+        <w:ind w:left="4320" w:hanging="360"/>
+      </w:pPr>
+      <w:rPr>
+        <w:rFonts w:ascii="Wingdings" w:hAnsi="Wingdings" w:hint="default"/>
+        <w:sz w:val="20"/>
+      </w:rPr>
+    </w:lvl>
+    <w:lvl w:ilvl="6" w:tentative="1">
+      <w:start w:val="1"/>
+      <w:numFmt w:val="bullet"/>
+      <w:lvlText w:val=""/>
+      <w:lvlJc w:val="left"/>
+      <w:pPr>
+        <w:tabs>
+          <w:tab w:val="num" w:pos="5040"/>
+        </w:tabs>
+        <w:ind w:left="5040" w:hanging="360"/>
+      </w:pPr>
+      <w:rPr>
+        <w:rFonts w:ascii="Wingdings" w:hAnsi="Wingdings" w:hint="default"/>
+        <w:sz w:val="20"/>
+      </w:rPr>
+    </w:lvl>
+    <w:lvl w:ilvl="7" w:tentative="1">
+      <w:start w:val="1"/>
+      <w:numFmt w:val="bullet"/>
+      <w:lvlText w:val=""/>
+      <w:lvlJc w:val="left"/>
+      <w:pPr>
+        <w:tabs>
+          <w:tab w:val="num" w:pos="5760"/>
+        </w:tabs>
+        <w:ind w:left="5760" w:hanging="360"/>
+      </w:pPr>
+      <w:rPr>
+        <w:rFonts w:ascii="Wingdings" w:hAnsi="Wingdings" w:hint="default"/>
+        <w:sz w:val="20"/>
+      </w:rPr>
+    </w:lvl>
+    <w:lvl w:ilvl="8" w:tentative="1">
+      <w:start w:val="1"/>
+      <w:numFmt w:val="bullet"/>
+      <w:lvlText w:val=""/>
+      <w:lvlJc w:val="left"/>
+      <w:pPr>
+        <w:tabs>
+          <w:tab w:val="num" w:pos="6480"/>
+        </w:tabs>
+        <w:ind w:left="6480" w:hanging="360"/>
+      </w:pPr>
+      <w:rPr>
+        <w:rFonts w:ascii="Wingdings" w:hAnsi="Wingdings" w:hint="default"/>
+        <w:sz w:val="20"/>
+      </w:rPr>
+    </w:lvl>
+  </w:abstractNum>
+  <w:abstractNum w:abstractNumId="3" w15:restartNumberingAfterBreak="0">
+    <w:nsid w:val="2DBA04D5"/>
+    <w:multiLevelType w:val="multilevel"/>
+    <w:tmpl w:val="0742D3DE"/>
+    <w:lvl w:ilvl="0">
+      <w:start w:val="1"/>
+      <w:numFmt w:val="bullet"/>
+      <w:lvlText w:val=""/>
+      <w:lvlJc w:val="left"/>
+      <w:pPr>
+        <w:tabs>
+          <w:tab w:val="num" w:pos="720"/>
+        </w:tabs>
+        <w:ind w:left="720" w:hanging="360"/>
+      </w:pPr>
+      <w:rPr>
+        <w:rFonts w:ascii="Symbol" w:hAnsi="Symbol" w:hint="default"/>
+        <w:sz w:val="20"/>
+      </w:rPr>
+    </w:lvl>
+    <w:lvl w:ilvl="1" w:tentative="1">
+      <w:start w:val="1"/>
+      <w:numFmt w:val="bullet"/>
+      <w:lvlText w:val="o"/>
+      <w:lvlJc w:val="left"/>
+      <w:pPr>
+        <w:tabs>
+          <w:tab w:val="num" w:pos="1440"/>
+        </w:tabs>
+        <w:ind w:left="1440" w:hanging="360"/>
+      </w:pPr>
+      <w:rPr>
+        <w:rFonts w:ascii="Courier New" w:hAnsi="Courier New" w:hint="default"/>
+        <w:sz w:val="20"/>
+      </w:rPr>
+    </w:lvl>
+    <w:lvl w:ilvl="2" w:tentative="1">
+      <w:start w:val="1"/>
+      <w:numFmt w:val="bullet"/>
+      <w:lvlText w:val=""/>
+      <w:lvlJc w:val="left"/>
+      <w:pPr>
+        <w:tabs>
+          <w:tab w:val="num" w:pos="2160"/>
+        </w:tabs>
+        <w:ind w:left="2160" w:hanging="360"/>
+      </w:pPr>
+      <w:rPr>
+        <w:rFonts w:ascii="Wingdings" w:hAnsi="Wingdings" w:hint="default"/>
+        <w:sz w:val="20"/>
+      </w:rPr>
+    </w:lvl>
+    <w:lvl w:ilvl="3" w:tentative="1">
+      <w:start w:val="1"/>
+      <w:numFmt w:val="bullet"/>
+      <w:lvlText w:val=""/>
+      <w:lvlJc w:val="left"/>
+      <w:pPr>
+        <w:tabs>
+          <w:tab w:val="num" w:pos="2880"/>
+        </w:tabs>
+        <w:ind w:left="2880" w:hanging="360"/>
+      </w:pPr>
+      <w:rPr>
+        <w:rFonts w:ascii="Wingdings" w:hAnsi="Wingdings" w:hint="default"/>
+        <w:sz w:val="20"/>
+      </w:rPr>
+    </w:lvl>
+    <w:lvl w:ilvl="4" w:tentative="1">
+      <w:start w:val="1"/>
+      <w:numFmt w:val="bullet"/>
+      <w:lvlText w:val=""/>
+      <w:lvlJc w:val="left"/>
+      <w:pPr>
+        <w:tabs>
+          <w:tab w:val="num" w:pos="3600"/>
+        </w:tabs>
+        <w:ind w:left="3600" w:hanging="360"/>
+      </w:pPr>
+      <w:rPr>
+        <w:rFonts w:ascii="Wingdings" w:hAnsi="Wingdings" w:hint="default"/>
+        <w:sz w:val="20"/>
+      </w:rPr>
+    </w:lvl>
+    <w:lvl w:ilvl="5" w:tentative="1">
+      <w:start w:val="1"/>
+      <w:numFmt w:val="bullet"/>
+      <w:lvlText w:val=""/>
+      <w:lvlJc w:val="left"/>
+      <w:pPr>
+        <w:tabs>
+          <w:tab w:val="num" w:pos="4320"/>
+        </w:tabs>
+        <w:ind w:left="4320" w:hanging="360"/>
+      </w:pPr>
+      <w:rPr>
+        <w:rFonts w:ascii="Wingdings" w:hAnsi="Wingdings" w:hint="default"/>
+        <w:sz w:val="20"/>
+      </w:rPr>
+    </w:lvl>
+    <w:lvl w:ilvl="6" w:tentative="1">
+      <w:start w:val="1"/>
+      <w:numFmt w:val="bullet"/>
+      <w:lvlText w:val=""/>
+      <w:lvlJc w:val="left"/>
+      <w:pPr>
+        <w:tabs>
+          <w:tab w:val="num" w:pos="5040"/>
+        </w:tabs>
+        <w:ind w:left="5040" w:hanging="360"/>
+      </w:pPr>
+      <w:rPr>
+        <w:rFonts w:ascii="Wingdings" w:hAnsi="Wingdings" w:hint="default"/>
+        <w:sz w:val="20"/>
+      </w:rPr>
+    </w:lvl>
+    <w:lvl w:ilvl="7" w:tentative="1">
+      <w:start w:val="1"/>
+      <w:numFmt w:val="bullet"/>
+      <w:lvlText w:val=""/>
+      <w:lvlJc w:val="left"/>
+      <w:pPr>
+        <w:tabs>
+          <w:tab w:val="num" w:pos="5760"/>
+        </w:tabs>
+        <w:ind w:left="5760" w:hanging="360"/>
+      </w:pPr>
+      <w:rPr>
+        <w:rFonts w:ascii="Wingdings" w:hAnsi="Wingdings" w:hint="default"/>
+        <w:sz w:val="20"/>
+      </w:rPr>
+    </w:lvl>
+    <w:lvl w:ilvl="8" w:tentative="1">
+      <w:start w:val="1"/>
+      <w:numFmt w:val="bullet"/>
+      <w:lvlText w:val=""/>
+      <w:lvlJc w:val="left"/>
+      <w:pPr>
+        <w:tabs>
+          <w:tab w:val="num" w:pos="6480"/>
+        </w:tabs>
+        <w:ind w:left="6480" w:hanging="360"/>
+      </w:pPr>
+      <w:rPr>
+        <w:rFonts w:ascii="Wingdings" w:hAnsi="Wingdings" w:hint="default"/>
+        <w:sz w:val="20"/>
+      </w:rPr>
+    </w:lvl>
+  </w:abstractNum>
+  <w:abstractNum w:abstractNumId="4" w15:restartNumberingAfterBreak="0">
+    <w:nsid w:val="300C7A35"/>
+    <w:multiLevelType w:val="multilevel"/>
+    <w:tmpl w:val="1B2A8F3A"/>
+    <w:lvl w:ilvl="0">
+      <w:start w:val="1"/>
+      <w:numFmt w:val="bullet"/>
+      <w:lvlText w:val=""/>
+      <w:lvlJc w:val="left"/>
+      <w:pPr>
+        <w:tabs>
+          <w:tab w:val="num" w:pos="720"/>
+        </w:tabs>
+        <w:ind w:left="720" w:hanging="360"/>
+      </w:pPr>
+      <w:rPr>
+        <w:rFonts w:ascii="Symbol" w:hAnsi="Symbol" w:hint="default"/>
+        <w:sz w:val="20"/>
+      </w:rPr>
+    </w:lvl>
+    <w:lvl w:ilvl="1" w:tentative="1">
+      <w:start w:val="1"/>
+      <w:numFmt w:val="bullet"/>
+      <w:lvlText w:val="o"/>
+      <w:lvlJc w:val="left"/>
+      <w:pPr>
+        <w:tabs>
+          <w:tab w:val="num" w:pos="1440"/>
+        </w:tabs>
+        <w:ind w:left="1440" w:hanging="360"/>
+      </w:pPr>
+      <w:rPr>
+        <w:rFonts w:ascii="Courier New" w:hAnsi="Courier New" w:hint="default"/>
+        <w:sz w:val="20"/>
+      </w:rPr>
+    </w:lvl>
+    <w:lvl w:ilvl="2" w:tentative="1">
+      <w:start w:val="1"/>
+      <w:numFmt w:val="bullet"/>
+      <w:lvlText w:val=""/>
+      <w:lvlJc w:val="left"/>
+      <w:pPr>
+        <w:tabs>
+          <w:tab w:val="num" w:pos="2160"/>
+        </w:tabs>
+        <w:ind w:left="2160" w:hanging="360"/>
+      </w:pPr>
+      <w:rPr>
+        <w:rFonts w:ascii="Wingdings" w:hAnsi="Wingdings" w:hint="default"/>
+        <w:sz w:val="20"/>
+      </w:rPr>
+    </w:lvl>
+    <w:lvl w:ilvl="3" w:tentative="1">
+      <w:start w:val="1"/>
+      <w:numFmt w:val="bullet"/>
+      <w:lvlText w:val=""/>
+      <w:lvlJc w:val="left"/>
+      <w:pPr>
+        <w:tabs>
+          <w:tab w:val="num" w:pos="2880"/>
+        </w:tabs>
+        <w:ind w:left="2880" w:hanging="360"/>
+      </w:pPr>
+      <w:rPr>
+        <w:rFonts w:ascii="Wingdings" w:hAnsi="Wingdings" w:hint="default"/>
+        <w:sz w:val="20"/>
+      </w:rPr>
+    </w:lvl>
+    <w:lvl w:ilvl="4" w:tentative="1">
+      <w:start w:val="1"/>
+      <w:numFmt w:val="bullet"/>
+      <w:lvlText w:val=""/>
+      <w:lvlJc w:val="left"/>
+      <w:pPr>
+        <w:tabs>
+          <w:tab w:val="num" w:pos="3600"/>
+        </w:tabs>
+        <w:ind w:left="3600" w:hanging="360"/>
+      </w:pPr>
+      <w:rPr>
+        <w:rFonts w:ascii="Wingdings" w:hAnsi="Wingdings" w:hint="default"/>
+        <w:sz w:val="20"/>
+      </w:rPr>
+    </w:lvl>
+    <w:lvl w:ilvl="5" w:tentative="1">
+      <w:start w:val="1"/>
+      <w:numFmt w:val="bullet"/>
+      <w:lvlText w:val=""/>
+      <w:lvlJc w:val="left"/>
+      <w:pPr>
+        <w:tabs>
+          <w:tab w:val="num" w:pos="4320"/>
+        </w:tabs>
+        <w:ind w:left="4320" w:hanging="360"/>
+      </w:pPr>
+      <w:rPr>
+        <w:rFonts w:ascii="Wingdings" w:hAnsi="Wingdings" w:hint="default"/>
+        <w:sz w:val="20"/>
+      </w:rPr>
+    </w:lvl>
+    <w:lvl w:ilvl="6" w:tentative="1">
+      <w:start w:val="1"/>
+      <w:numFmt w:val="bullet"/>
+      <w:lvlText w:val=""/>
+      <w:lvlJc w:val="left"/>
+      <w:pPr>
+        <w:tabs>
+          <w:tab w:val="num" w:pos="5040"/>
+        </w:tabs>
+        <w:ind w:left="5040" w:hanging="360"/>
+      </w:pPr>
+      <w:rPr>
+        <w:rFonts w:ascii="Wingdings" w:hAnsi="Wingdings" w:hint="default"/>
+        <w:sz w:val="20"/>
+      </w:rPr>
+    </w:lvl>
+    <w:lvl w:ilvl="7" w:tentative="1">
+      <w:start w:val="1"/>
+      <w:numFmt w:val="bullet"/>
+      <w:lvlText w:val=""/>
+      <w:lvlJc w:val="left"/>
+      <w:pPr>
+        <w:tabs>
+          <w:tab w:val="num" w:pos="5760"/>
+        </w:tabs>
+        <w:ind w:left="5760" w:hanging="360"/>
+      </w:pPr>
+      <w:rPr>
+        <w:rFonts w:ascii="Wingdings" w:hAnsi="Wingdings" w:hint="default"/>
+        <w:sz w:val="20"/>
+      </w:rPr>
+    </w:lvl>
+    <w:lvl w:ilvl="8" w:tentative="1">
+      <w:start w:val="1"/>
+      <w:numFmt w:val="bullet"/>
+      <w:lvlText w:val=""/>
+      <w:lvlJc w:val="left"/>
+      <w:pPr>
+        <w:tabs>
+          <w:tab w:val="num" w:pos="6480"/>
+        </w:tabs>
+        <w:ind w:left="6480" w:hanging="360"/>
+      </w:pPr>
+      <w:rPr>
+        <w:rFonts w:ascii="Wingdings" w:hAnsi="Wingdings" w:hint="default"/>
+        <w:sz w:val="20"/>
+      </w:rPr>
+    </w:lvl>
+  </w:abstractNum>
+  <w:abstractNum w:abstractNumId="5" w15:restartNumberingAfterBreak="0">
+    <w:nsid w:val="35BB0CDA"/>
+    <w:multiLevelType w:val="multilevel"/>
+    <w:tmpl w:val="7EC0F9D2"/>
+    <w:lvl w:ilvl="0">
+      <w:start w:val="1"/>
+      <w:numFmt w:val="bullet"/>
+      <w:lvlText w:val=""/>
+      <w:lvlJc w:val="left"/>
+      <w:pPr>
+        <w:tabs>
+          <w:tab w:val="num" w:pos="720"/>
+        </w:tabs>
+        <w:ind w:left="720" w:hanging="360"/>
+      </w:pPr>
+      <w:rPr>
+        <w:rFonts w:ascii="Symbol" w:hAnsi="Symbol" w:hint="default"/>
+        <w:sz w:val="20"/>
+      </w:rPr>
+    </w:lvl>
+    <w:lvl w:ilvl="1" w:tentative="1">
+      <w:start w:val="1"/>
+      <w:numFmt w:val="bullet"/>
+      <w:lvlText w:val="o"/>
+      <w:lvlJc w:val="left"/>
+      <w:pPr>
+        <w:tabs>
+          <w:tab w:val="num" w:pos="1440"/>
+        </w:tabs>
+        <w:ind w:left="1440" w:hanging="360"/>
+      </w:pPr>
+      <w:rPr>
+        <w:rFonts w:ascii="Courier New" w:hAnsi="Courier New" w:hint="default"/>
+        <w:sz w:val="20"/>
+      </w:rPr>
+    </w:lvl>
+    <w:lvl w:ilvl="2" w:tentative="1">
+      <w:start w:val="1"/>
+      <w:numFmt w:val="bullet"/>
+      <w:lvlText w:val=""/>
+      <w:lvlJc w:val="left"/>
+      <w:pPr>
+        <w:tabs>
+          <w:tab w:val="num" w:pos="2160"/>
+        </w:tabs>
+        <w:ind w:left="2160" w:hanging="360"/>
+      </w:pPr>
+      <w:rPr>
+        <w:rFonts w:ascii="Wingdings" w:hAnsi="Wingdings" w:hint="default"/>
+        <w:sz w:val="20"/>
+      </w:rPr>
+    </w:lvl>
+    <w:lvl w:ilvl="3" w:tentative="1">
+      <w:start w:val="1"/>
+      <w:numFmt w:val="bullet"/>
+      <w:lvlText w:val=""/>
+      <w:lvlJc w:val="left"/>
+      <w:pPr>
+        <w:tabs>
+          <w:tab w:val="num" w:pos="2880"/>
+        </w:tabs>
+        <w:ind w:left="2880" w:hanging="360"/>
+      </w:pPr>
+      <w:rPr>
+        <w:rFonts w:ascii="Wingdings" w:hAnsi="Wingdings" w:hint="default"/>
+        <w:sz w:val="20"/>
+      </w:rPr>
+    </w:lvl>
+    <w:lvl w:ilvl="4" w:tentative="1">
+      <w:start w:val="1"/>
+      <w:numFmt w:val="bullet"/>
+      <w:lvlText w:val=""/>
+      <w:lvlJc w:val="left"/>
+      <w:pPr>
+        <w:tabs>
+          <w:tab w:val="num" w:pos="3600"/>
+        </w:tabs>
+        <w:ind w:left="3600" w:hanging="360"/>
+      </w:pPr>
+      <w:rPr>
+        <w:rFonts w:ascii="Wingdings" w:hAnsi="Wingdings" w:hint="default"/>
+        <w:sz w:val="20"/>
+      </w:rPr>
+    </w:lvl>
+    <w:lvl w:ilvl="5" w:tentative="1">
+      <w:start w:val="1"/>
+      <w:numFmt w:val="bullet"/>
+      <w:lvlText w:val=""/>
+      <w:lvlJc w:val="left"/>
+      <w:pPr>
+        <w:tabs>
+          <w:tab w:val="num" w:pos="4320"/>
+        </w:tabs>
+        <w:ind w:left="4320" w:hanging="360"/>
+      </w:pPr>
+      <w:rPr>
+        <w:rFonts w:ascii="Wingdings" w:hAnsi="Wingdings" w:hint="default"/>
+        <w:sz w:val="20"/>
+      </w:rPr>
+    </w:lvl>
+    <w:lvl w:ilvl="6" w:tentative="1">
+      <w:start w:val="1"/>
+      <w:numFmt w:val="bullet"/>
+      <w:lvlText w:val=""/>
+      <w:lvlJc w:val="left"/>
+      <w:pPr>
+        <w:tabs>
+          <w:tab w:val="num" w:pos="5040"/>
+        </w:tabs>
+        <w:ind w:left="5040" w:hanging="360"/>
+      </w:pPr>
+      <w:rPr>
+        <w:rFonts w:ascii="Wingdings" w:hAnsi="Wingdings" w:hint="default"/>
+        <w:sz w:val="20"/>
+      </w:rPr>
+    </w:lvl>
+    <w:lvl w:ilvl="7" w:tentative="1">
+      <w:start w:val="1"/>
+      <w:numFmt w:val="bullet"/>
+      <w:lvlText w:val=""/>
+      <w:lvlJc w:val="left"/>
+      <w:pPr>
+        <w:tabs>
+          <w:tab w:val="num" w:pos="5760"/>
+        </w:tabs>
+        <w:ind w:left="5760" w:hanging="360"/>
+      </w:pPr>
+      <w:rPr>
+        <w:rFonts w:ascii="Wingdings" w:hAnsi="Wingdings" w:hint="default"/>
+        <w:sz w:val="20"/>
+      </w:rPr>
+    </w:lvl>
+    <w:lvl w:ilvl="8" w:tentative="1">
+      <w:start w:val="1"/>
+      <w:numFmt w:val="bullet"/>
+      <w:lvlText w:val=""/>
+      <w:lvlJc w:val="left"/>
+      <w:pPr>
+        <w:tabs>
+          <w:tab w:val="num" w:pos="6480"/>
+        </w:tabs>
+        <w:ind w:left="6480" w:hanging="360"/>
+      </w:pPr>
+      <w:rPr>
+        <w:rFonts w:ascii="Wingdings" w:hAnsi="Wingdings" w:hint="default"/>
+        <w:sz w:val="20"/>
+      </w:rPr>
+    </w:lvl>
+  </w:abstractNum>
+  <w:abstractNum w:abstractNumId="6" w15:restartNumberingAfterBreak="0">
     <w:nsid w:val="45D0732F"/>
     <w:multiLevelType w:val="multilevel"/>
     <w:tmpl w:val="6622C72C"/>
@@ -1480,7 +4524,305 @@
       </w:rPr>
     </w:lvl>
   </w:abstractNum>
-  <w:abstractNum w:abstractNumId="1" w15:restartNumberingAfterBreak="0">
+  <w:abstractNum w:abstractNumId="7" w15:restartNumberingAfterBreak="0">
+    <w:nsid w:val="541E3E52"/>
+    <w:multiLevelType w:val="multilevel"/>
+    <w:tmpl w:val="32483A1A"/>
+    <w:lvl w:ilvl="0">
+      <w:start w:val="1"/>
+      <w:numFmt w:val="bullet"/>
+      <w:lvlText w:val=""/>
+      <w:lvlJc w:val="left"/>
+      <w:pPr>
+        <w:tabs>
+          <w:tab w:val="num" w:pos="720"/>
+        </w:tabs>
+        <w:ind w:left="720" w:hanging="360"/>
+      </w:pPr>
+      <w:rPr>
+        <w:rFonts w:ascii="Symbol" w:hAnsi="Symbol" w:hint="default"/>
+        <w:sz w:val="20"/>
+      </w:rPr>
+    </w:lvl>
+    <w:lvl w:ilvl="1" w:tentative="1">
+      <w:start w:val="1"/>
+      <w:numFmt w:val="bullet"/>
+      <w:lvlText w:val="o"/>
+      <w:lvlJc w:val="left"/>
+      <w:pPr>
+        <w:tabs>
+          <w:tab w:val="num" w:pos="1440"/>
+        </w:tabs>
+        <w:ind w:left="1440" w:hanging="360"/>
+      </w:pPr>
+      <w:rPr>
+        <w:rFonts w:ascii="Courier New" w:hAnsi="Courier New" w:hint="default"/>
+        <w:sz w:val="20"/>
+      </w:rPr>
+    </w:lvl>
+    <w:lvl w:ilvl="2" w:tentative="1">
+      <w:start w:val="1"/>
+      <w:numFmt w:val="bullet"/>
+      <w:lvlText w:val=""/>
+      <w:lvlJc w:val="left"/>
+      <w:pPr>
+        <w:tabs>
+          <w:tab w:val="num" w:pos="2160"/>
+        </w:tabs>
+        <w:ind w:left="2160" w:hanging="360"/>
+      </w:pPr>
+      <w:rPr>
+        <w:rFonts w:ascii="Wingdings" w:hAnsi="Wingdings" w:hint="default"/>
+        <w:sz w:val="20"/>
+      </w:rPr>
+    </w:lvl>
+    <w:lvl w:ilvl="3" w:tentative="1">
+      <w:start w:val="1"/>
+      <w:numFmt w:val="bullet"/>
+      <w:lvlText w:val=""/>
+      <w:lvlJc w:val="left"/>
+      <w:pPr>
+        <w:tabs>
+          <w:tab w:val="num" w:pos="2880"/>
+        </w:tabs>
+        <w:ind w:left="2880" w:hanging="360"/>
+      </w:pPr>
+      <w:rPr>
+        <w:rFonts w:ascii="Wingdings" w:hAnsi="Wingdings" w:hint="default"/>
+        <w:sz w:val="20"/>
+      </w:rPr>
+    </w:lvl>
+    <w:lvl w:ilvl="4" w:tentative="1">
+      <w:start w:val="1"/>
+      <w:numFmt w:val="bullet"/>
+      <w:lvlText w:val=""/>
+      <w:lvlJc w:val="left"/>
+      <w:pPr>
+        <w:tabs>
+          <w:tab w:val="num" w:pos="3600"/>
+        </w:tabs>
+        <w:ind w:left="3600" w:hanging="360"/>
+      </w:pPr>
+      <w:rPr>
+        <w:rFonts w:ascii="Wingdings" w:hAnsi="Wingdings" w:hint="default"/>
+        <w:sz w:val="20"/>
+      </w:rPr>
+    </w:lvl>
+    <w:lvl w:ilvl="5" w:tentative="1">
+      <w:start w:val="1"/>
+      <w:numFmt w:val="bullet"/>
+      <w:lvlText w:val=""/>
+      <w:lvlJc w:val="left"/>
+      <w:pPr>
+        <w:tabs>
+          <w:tab w:val="num" w:pos="4320"/>
+        </w:tabs>
+        <w:ind w:left="4320" w:hanging="360"/>
+      </w:pPr>
+      <w:rPr>
+        <w:rFonts w:ascii="Wingdings" w:hAnsi="Wingdings" w:hint="default"/>
+        <w:sz w:val="20"/>
+      </w:rPr>
+    </w:lvl>
+    <w:lvl w:ilvl="6" w:tentative="1">
+      <w:start w:val="1"/>
+      <w:numFmt w:val="bullet"/>
+      <w:lvlText w:val=""/>
+      <w:lvlJc w:val="left"/>
+      <w:pPr>
+        <w:tabs>
+          <w:tab w:val="num" w:pos="5040"/>
+        </w:tabs>
+        <w:ind w:left="5040" w:hanging="360"/>
+      </w:pPr>
+      <w:rPr>
+        <w:rFonts w:ascii="Wingdings" w:hAnsi="Wingdings" w:hint="default"/>
+        <w:sz w:val="20"/>
+      </w:rPr>
+    </w:lvl>
+    <w:lvl w:ilvl="7" w:tentative="1">
+      <w:start w:val="1"/>
+      <w:numFmt w:val="bullet"/>
+      <w:lvlText w:val=""/>
+      <w:lvlJc w:val="left"/>
+      <w:pPr>
+        <w:tabs>
+          <w:tab w:val="num" w:pos="5760"/>
+        </w:tabs>
+        <w:ind w:left="5760" w:hanging="360"/>
+      </w:pPr>
+      <w:rPr>
+        <w:rFonts w:ascii="Wingdings" w:hAnsi="Wingdings" w:hint="default"/>
+        <w:sz w:val="20"/>
+      </w:rPr>
+    </w:lvl>
+    <w:lvl w:ilvl="8" w:tentative="1">
+      <w:start w:val="1"/>
+      <w:numFmt w:val="bullet"/>
+      <w:lvlText w:val=""/>
+      <w:lvlJc w:val="left"/>
+      <w:pPr>
+        <w:tabs>
+          <w:tab w:val="num" w:pos="6480"/>
+        </w:tabs>
+        <w:ind w:left="6480" w:hanging="360"/>
+      </w:pPr>
+      <w:rPr>
+        <w:rFonts w:ascii="Wingdings" w:hAnsi="Wingdings" w:hint="default"/>
+        <w:sz w:val="20"/>
+      </w:rPr>
+    </w:lvl>
+  </w:abstractNum>
+  <w:abstractNum w:abstractNumId="8" w15:restartNumberingAfterBreak="0">
+    <w:nsid w:val="599F72FB"/>
+    <w:multiLevelType w:val="multilevel"/>
+    <w:tmpl w:val="B268E3DC"/>
+    <w:lvl w:ilvl="0">
+      <w:start w:val="1"/>
+      <w:numFmt w:val="bullet"/>
+      <w:lvlText w:val=""/>
+      <w:lvlJc w:val="left"/>
+      <w:pPr>
+        <w:tabs>
+          <w:tab w:val="num" w:pos="720"/>
+        </w:tabs>
+        <w:ind w:left="720" w:hanging="360"/>
+      </w:pPr>
+      <w:rPr>
+        <w:rFonts w:ascii="Symbol" w:hAnsi="Symbol" w:hint="default"/>
+        <w:sz w:val="20"/>
+      </w:rPr>
+    </w:lvl>
+    <w:lvl w:ilvl="1" w:tentative="1">
+      <w:start w:val="1"/>
+      <w:numFmt w:val="bullet"/>
+      <w:lvlText w:val="o"/>
+      <w:lvlJc w:val="left"/>
+      <w:pPr>
+        <w:tabs>
+          <w:tab w:val="num" w:pos="1440"/>
+        </w:tabs>
+        <w:ind w:left="1440" w:hanging="360"/>
+      </w:pPr>
+      <w:rPr>
+        <w:rFonts w:ascii="Courier New" w:hAnsi="Courier New" w:hint="default"/>
+        <w:sz w:val="20"/>
+      </w:rPr>
+    </w:lvl>
+    <w:lvl w:ilvl="2" w:tentative="1">
+      <w:start w:val="1"/>
+      <w:numFmt w:val="bullet"/>
+      <w:lvlText w:val=""/>
+      <w:lvlJc w:val="left"/>
+      <w:pPr>
+        <w:tabs>
+          <w:tab w:val="num" w:pos="2160"/>
+        </w:tabs>
+        <w:ind w:left="2160" w:hanging="360"/>
+      </w:pPr>
+      <w:rPr>
+        <w:rFonts w:ascii="Wingdings" w:hAnsi="Wingdings" w:hint="default"/>
+        <w:sz w:val="20"/>
+      </w:rPr>
+    </w:lvl>
+    <w:lvl w:ilvl="3" w:tentative="1">
+      <w:start w:val="1"/>
+      <w:numFmt w:val="bullet"/>
+      <w:lvlText w:val=""/>
+      <w:lvlJc w:val="left"/>
+      <w:pPr>
+        <w:tabs>
+          <w:tab w:val="num" w:pos="2880"/>
+        </w:tabs>
+        <w:ind w:left="2880" w:hanging="360"/>
+      </w:pPr>
+      <w:rPr>
+        <w:rFonts w:ascii="Wingdings" w:hAnsi="Wingdings" w:hint="default"/>
+        <w:sz w:val="20"/>
+      </w:rPr>
+    </w:lvl>
+    <w:lvl w:ilvl="4" w:tentative="1">
+      <w:start w:val="1"/>
+      <w:numFmt w:val="bullet"/>
+      <w:lvlText w:val=""/>
+      <w:lvlJc w:val="left"/>
+      <w:pPr>
+        <w:tabs>
+          <w:tab w:val="num" w:pos="3600"/>
+        </w:tabs>
+        <w:ind w:left="3600" w:hanging="360"/>
+      </w:pPr>
+      <w:rPr>
+        <w:rFonts w:ascii="Wingdings" w:hAnsi="Wingdings" w:hint="default"/>
+        <w:sz w:val="20"/>
+      </w:rPr>
+    </w:lvl>
+    <w:lvl w:ilvl="5" w:tentative="1">
+      <w:start w:val="1"/>
+      <w:numFmt w:val="bullet"/>
+      <w:lvlText w:val=""/>
+      <w:lvlJc w:val="left"/>
+      <w:pPr>
+        <w:tabs>
+          <w:tab w:val="num" w:pos="4320"/>
+        </w:tabs>
+        <w:ind w:left="4320" w:hanging="360"/>
+      </w:pPr>
+      <w:rPr>
+        <w:rFonts w:ascii="Wingdings" w:hAnsi="Wingdings" w:hint="default"/>
+        <w:sz w:val="20"/>
+      </w:rPr>
+    </w:lvl>
+    <w:lvl w:ilvl="6" w:tentative="1">
+      <w:start w:val="1"/>
+      <w:numFmt w:val="bullet"/>
+      <w:lvlText w:val=""/>
+      <w:lvlJc w:val="left"/>
+      <w:pPr>
+        <w:tabs>
+          <w:tab w:val="num" w:pos="5040"/>
+        </w:tabs>
+        <w:ind w:left="5040" w:hanging="360"/>
+      </w:pPr>
+      <w:rPr>
+        <w:rFonts w:ascii="Wingdings" w:hAnsi="Wingdings" w:hint="default"/>
+        <w:sz w:val="20"/>
+      </w:rPr>
+    </w:lvl>
+    <w:lvl w:ilvl="7" w:tentative="1">
+      <w:start w:val="1"/>
+      <w:numFmt w:val="bullet"/>
+      <w:lvlText w:val=""/>
+      <w:lvlJc w:val="left"/>
+      <w:pPr>
+        <w:tabs>
+          <w:tab w:val="num" w:pos="5760"/>
+        </w:tabs>
+        <w:ind w:left="5760" w:hanging="360"/>
+      </w:pPr>
+      <w:rPr>
+        <w:rFonts w:ascii="Wingdings" w:hAnsi="Wingdings" w:hint="default"/>
+        <w:sz w:val="20"/>
+      </w:rPr>
+    </w:lvl>
+    <w:lvl w:ilvl="8" w:tentative="1">
+      <w:start w:val="1"/>
+      <w:numFmt w:val="bullet"/>
+      <w:lvlText w:val=""/>
+      <w:lvlJc w:val="left"/>
+      <w:pPr>
+        <w:tabs>
+          <w:tab w:val="num" w:pos="6480"/>
+        </w:tabs>
+        <w:ind w:left="6480" w:hanging="360"/>
+      </w:pPr>
+      <w:rPr>
+        <w:rFonts w:ascii="Wingdings" w:hAnsi="Wingdings" w:hint="default"/>
+        <w:sz w:val="20"/>
+      </w:rPr>
+    </w:lvl>
+  </w:abstractNum>
+  <w:abstractNum w:abstractNumId="9" w15:restartNumberingAfterBreak="0">
     <w:nsid w:val="5A217DB6"/>
     <w:multiLevelType w:val="multilevel"/>
     <w:tmpl w:val="2C68D712"/>
@@ -1629,11 +4971,491 @@
       </w:rPr>
     </w:lvl>
   </w:abstractNum>
+  <w:abstractNum w:abstractNumId="10" w15:restartNumberingAfterBreak="0">
+    <w:nsid w:val="631265A9"/>
+    <w:multiLevelType w:val="multilevel"/>
+    <w:tmpl w:val="AD2CF250"/>
+    <w:lvl w:ilvl="0">
+      <w:start w:val="1"/>
+      <w:numFmt w:val="bullet"/>
+      <w:lvlText w:val=""/>
+      <w:lvlJc w:val="left"/>
+      <w:pPr>
+        <w:tabs>
+          <w:tab w:val="num" w:pos="720"/>
+        </w:tabs>
+        <w:ind w:left="720" w:hanging="360"/>
+      </w:pPr>
+      <w:rPr>
+        <w:rFonts w:ascii="Symbol" w:hAnsi="Symbol" w:hint="default"/>
+        <w:sz w:val="20"/>
+      </w:rPr>
+    </w:lvl>
+    <w:lvl w:ilvl="1" w:tentative="1">
+      <w:start w:val="1"/>
+      <w:numFmt w:val="bullet"/>
+      <w:lvlText w:val="o"/>
+      <w:lvlJc w:val="left"/>
+      <w:pPr>
+        <w:tabs>
+          <w:tab w:val="num" w:pos="1440"/>
+        </w:tabs>
+        <w:ind w:left="1440" w:hanging="360"/>
+      </w:pPr>
+      <w:rPr>
+        <w:rFonts w:ascii="Courier New" w:hAnsi="Courier New" w:hint="default"/>
+        <w:sz w:val="20"/>
+      </w:rPr>
+    </w:lvl>
+    <w:lvl w:ilvl="2" w:tentative="1">
+      <w:start w:val="1"/>
+      <w:numFmt w:val="bullet"/>
+      <w:lvlText w:val=""/>
+      <w:lvlJc w:val="left"/>
+      <w:pPr>
+        <w:tabs>
+          <w:tab w:val="num" w:pos="2160"/>
+        </w:tabs>
+        <w:ind w:left="2160" w:hanging="360"/>
+      </w:pPr>
+      <w:rPr>
+        <w:rFonts w:ascii="Wingdings" w:hAnsi="Wingdings" w:hint="default"/>
+        <w:sz w:val="20"/>
+      </w:rPr>
+    </w:lvl>
+    <w:lvl w:ilvl="3" w:tentative="1">
+      <w:start w:val="1"/>
+      <w:numFmt w:val="bullet"/>
+      <w:lvlText w:val=""/>
+      <w:lvlJc w:val="left"/>
+      <w:pPr>
+        <w:tabs>
+          <w:tab w:val="num" w:pos="2880"/>
+        </w:tabs>
+        <w:ind w:left="2880" w:hanging="360"/>
+      </w:pPr>
+      <w:rPr>
+        <w:rFonts w:ascii="Wingdings" w:hAnsi="Wingdings" w:hint="default"/>
+        <w:sz w:val="20"/>
+      </w:rPr>
+    </w:lvl>
+    <w:lvl w:ilvl="4" w:tentative="1">
+      <w:start w:val="1"/>
+      <w:numFmt w:val="bullet"/>
+      <w:lvlText w:val=""/>
+      <w:lvlJc w:val="left"/>
+      <w:pPr>
+        <w:tabs>
+          <w:tab w:val="num" w:pos="3600"/>
+        </w:tabs>
+        <w:ind w:left="3600" w:hanging="360"/>
+      </w:pPr>
+      <w:rPr>
+        <w:rFonts w:ascii="Wingdings" w:hAnsi="Wingdings" w:hint="default"/>
+        <w:sz w:val="20"/>
+      </w:rPr>
+    </w:lvl>
+    <w:lvl w:ilvl="5" w:tentative="1">
+      <w:start w:val="1"/>
+      <w:numFmt w:val="bullet"/>
+      <w:lvlText w:val=""/>
+      <w:lvlJc w:val="left"/>
+      <w:pPr>
+        <w:tabs>
+          <w:tab w:val="num" w:pos="4320"/>
+        </w:tabs>
+        <w:ind w:left="4320" w:hanging="360"/>
+      </w:pPr>
+      <w:rPr>
+        <w:rFonts w:ascii="Wingdings" w:hAnsi="Wingdings" w:hint="default"/>
+        <w:sz w:val="20"/>
+      </w:rPr>
+    </w:lvl>
+    <w:lvl w:ilvl="6" w:tentative="1">
+      <w:start w:val="1"/>
+      <w:numFmt w:val="bullet"/>
+      <w:lvlText w:val=""/>
+      <w:lvlJc w:val="left"/>
+      <w:pPr>
+        <w:tabs>
+          <w:tab w:val="num" w:pos="5040"/>
+        </w:tabs>
+        <w:ind w:left="5040" w:hanging="360"/>
+      </w:pPr>
+      <w:rPr>
+        <w:rFonts w:ascii="Wingdings" w:hAnsi="Wingdings" w:hint="default"/>
+        <w:sz w:val="20"/>
+      </w:rPr>
+    </w:lvl>
+    <w:lvl w:ilvl="7" w:tentative="1">
+      <w:start w:val="1"/>
+      <w:numFmt w:val="bullet"/>
+      <w:lvlText w:val=""/>
+      <w:lvlJc w:val="left"/>
+      <w:pPr>
+        <w:tabs>
+          <w:tab w:val="num" w:pos="5760"/>
+        </w:tabs>
+        <w:ind w:left="5760" w:hanging="360"/>
+      </w:pPr>
+      <w:rPr>
+        <w:rFonts w:ascii="Wingdings" w:hAnsi="Wingdings" w:hint="default"/>
+        <w:sz w:val="20"/>
+      </w:rPr>
+    </w:lvl>
+    <w:lvl w:ilvl="8" w:tentative="1">
+      <w:start w:val="1"/>
+      <w:numFmt w:val="bullet"/>
+      <w:lvlText w:val=""/>
+      <w:lvlJc w:val="left"/>
+      <w:pPr>
+        <w:tabs>
+          <w:tab w:val="num" w:pos="6480"/>
+        </w:tabs>
+        <w:ind w:left="6480" w:hanging="360"/>
+      </w:pPr>
+      <w:rPr>
+        <w:rFonts w:ascii="Wingdings" w:hAnsi="Wingdings" w:hint="default"/>
+        <w:sz w:val="20"/>
+      </w:rPr>
+    </w:lvl>
+  </w:abstractNum>
+  <w:abstractNum w:abstractNumId="11" w15:restartNumberingAfterBreak="0">
+    <w:nsid w:val="76B00207"/>
+    <w:multiLevelType w:val="multilevel"/>
+    <w:tmpl w:val="0B14560E"/>
+    <w:lvl w:ilvl="0">
+      <w:start w:val="1"/>
+      <w:numFmt w:val="bullet"/>
+      <w:lvlText w:val=""/>
+      <w:lvlJc w:val="left"/>
+      <w:pPr>
+        <w:tabs>
+          <w:tab w:val="num" w:pos="720"/>
+        </w:tabs>
+        <w:ind w:left="720" w:hanging="360"/>
+      </w:pPr>
+      <w:rPr>
+        <w:rFonts w:ascii="Symbol" w:hAnsi="Symbol" w:hint="default"/>
+        <w:sz w:val="20"/>
+      </w:rPr>
+    </w:lvl>
+    <w:lvl w:ilvl="1" w:tentative="1">
+      <w:start w:val="1"/>
+      <w:numFmt w:val="bullet"/>
+      <w:lvlText w:val="o"/>
+      <w:lvlJc w:val="left"/>
+      <w:pPr>
+        <w:tabs>
+          <w:tab w:val="num" w:pos="1440"/>
+        </w:tabs>
+        <w:ind w:left="1440" w:hanging="360"/>
+      </w:pPr>
+      <w:rPr>
+        <w:rFonts w:ascii="Courier New" w:hAnsi="Courier New" w:hint="default"/>
+        <w:sz w:val="20"/>
+      </w:rPr>
+    </w:lvl>
+    <w:lvl w:ilvl="2" w:tentative="1">
+      <w:start w:val="1"/>
+      <w:numFmt w:val="bullet"/>
+      <w:lvlText w:val=""/>
+      <w:lvlJc w:val="left"/>
+      <w:pPr>
+        <w:tabs>
+          <w:tab w:val="num" w:pos="2160"/>
+        </w:tabs>
+        <w:ind w:left="2160" w:hanging="360"/>
+      </w:pPr>
+      <w:rPr>
+        <w:rFonts w:ascii="Wingdings" w:hAnsi="Wingdings" w:hint="default"/>
+        <w:sz w:val="20"/>
+      </w:rPr>
+    </w:lvl>
+    <w:lvl w:ilvl="3" w:tentative="1">
+      <w:start w:val="1"/>
+      <w:numFmt w:val="bullet"/>
+      <w:lvlText w:val=""/>
+      <w:lvlJc w:val="left"/>
+      <w:pPr>
+        <w:tabs>
+          <w:tab w:val="num" w:pos="2880"/>
+        </w:tabs>
+        <w:ind w:left="2880" w:hanging="360"/>
+      </w:pPr>
+      <w:rPr>
+        <w:rFonts w:ascii="Wingdings" w:hAnsi="Wingdings" w:hint="default"/>
+        <w:sz w:val="20"/>
+      </w:rPr>
+    </w:lvl>
+    <w:lvl w:ilvl="4" w:tentative="1">
+      <w:start w:val="1"/>
+      <w:numFmt w:val="bullet"/>
+      <w:lvlText w:val=""/>
+      <w:lvlJc w:val="left"/>
+      <w:pPr>
+        <w:tabs>
+          <w:tab w:val="num" w:pos="3600"/>
+        </w:tabs>
+        <w:ind w:left="3600" w:hanging="360"/>
+      </w:pPr>
+      <w:rPr>
+        <w:rFonts w:ascii="Wingdings" w:hAnsi="Wingdings" w:hint="default"/>
+        <w:sz w:val="20"/>
+      </w:rPr>
+    </w:lvl>
+    <w:lvl w:ilvl="5" w:tentative="1">
+      <w:start w:val="1"/>
+      <w:numFmt w:val="bullet"/>
+      <w:lvlText w:val=""/>
+      <w:lvlJc w:val="left"/>
+      <w:pPr>
+        <w:tabs>
+          <w:tab w:val="num" w:pos="4320"/>
+        </w:tabs>
+        <w:ind w:left="4320" w:hanging="360"/>
+      </w:pPr>
+      <w:rPr>
+        <w:rFonts w:ascii="Wingdings" w:hAnsi="Wingdings" w:hint="default"/>
+        <w:sz w:val="20"/>
+      </w:rPr>
+    </w:lvl>
+    <w:lvl w:ilvl="6" w:tentative="1">
+      <w:start w:val="1"/>
+      <w:numFmt w:val="bullet"/>
+      <w:lvlText w:val=""/>
+      <w:lvlJc w:val="left"/>
+      <w:pPr>
+        <w:tabs>
+          <w:tab w:val="num" w:pos="5040"/>
+        </w:tabs>
+        <w:ind w:left="5040" w:hanging="360"/>
+      </w:pPr>
+      <w:rPr>
+        <w:rFonts w:ascii="Wingdings" w:hAnsi="Wingdings" w:hint="default"/>
+        <w:sz w:val="20"/>
+      </w:rPr>
+    </w:lvl>
+    <w:lvl w:ilvl="7" w:tentative="1">
+      <w:start w:val="1"/>
+      <w:numFmt w:val="bullet"/>
+      <w:lvlText w:val=""/>
+      <w:lvlJc w:val="left"/>
+      <w:pPr>
+        <w:tabs>
+          <w:tab w:val="num" w:pos="5760"/>
+        </w:tabs>
+        <w:ind w:left="5760" w:hanging="360"/>
+      </w:pPr>
+      <w:rPr>
+        <w:rFonts w:ascii="Wingdings" w:hAnsi="Wingdings" w:hint="default"/>
+        <w:sz w:val="20"/>
+      </w:rPr>
+    </w:lvl>
+    <w:lvl w:ilvl="8" w:tentative="1">
+      <w:start w:val="1"/>
+      <w:numFmt w:val="bullet"/>
+      <w:lvlText w:val=""/>
+      <w:lvlJc w:val="left"/>
+      <w:pPr>
+        <w:tabs>
+          <w:tab w:val="num" w:pos="6480"/>
+        </w:tabs>
+        <w:ind w:left="6480" w:hanging="360"/>
+      </w:pPr>
+      <w:rPr>
+        <w:rFonts w:ascii="Wingdings" w:hAnsi="Wingdings" w:hint="default"/>
+        <w:sz w:val="20"/>
+      </w:rPr>
+    </w:lvl>
+  </w:abstractNum>
+  <w:abstractNum w:abstractNumId="12" w15:restartNumberingAfterBreak="0">
+    <w:nsid w:val="7B1A7A50"/>
+    <w:multiLevelType w:val="multilevel"/>
+    <w:tmpl w:val="252A09B0"/>
+    <w:lvl w:ilvl="0">
+      <w:start w:val="1"/>
+      <w:numFmt w:val="bullet"/>
+      <w:lvlText w:val=""/>
+      <w:lvlJc w:val="left"/>
+      <w:pPr>
+        <w:tabs>
+          <w:tab w:val="num" w:pos="720"/>
+        </w:tabs>
+        <w:ind w:left="720" w:hanging="360"/>
+      </w:pPr>
+      <w:rPr>
+        <w:rFonts w:ascii="Symbol" w:hAnsi="Symbol" w:hint="default"/>
+        <w:sz w:val="20"/>
+      </w:rPr>
+    </w:lvl>
+    <w:lvl w:ilvl="1" w:tentative="1">
+      <w:start w:val="1"/>
+      <w:numFmt w:val="bullet"/>
+      <w:lvlText w:val="o"/>
+      <w:lvlJc w:val="left"/>
+      <w:pPr>
+        <w:tabs>
+          <w:tab w:val="num" w:pos="1440"/>
+        </w:tabs>
+        <w:ind w:left="1440" w:hanging="360"/>
+      </w:pPr>
+      <w:rPr>
+        <w:rFonts w:ascii="Courier New" w:hAnsi="Courier New" w:hint="default"/>
+        <w:sz w:val="20"/>
+      </w:rPr>
+    </w:lvl>
+    <w:lvl w:ilvl="2" w:tentative="1">
+      <w:start w:val="1"/>
+      <w:numFmt w:val="bullet"/>
+      <w:lvlText w:val=""/>
+      <w:lvlJc w:val="left"/>
+      <w:pPr>
+        <w:tabs>
+          <w:tab w:val="num" w:pos="2160"/>
+        </w:tabs>
+        <w:ind w:left="2160" w:hanging="360"/>
+      </w:pPr>
+      <w:rPr>
+        <w:rFonts w:ascii="Wingdings" w:hAnsi="Wingdings" w:hint="default"/>
+        <w:sz w:val="20"/>
+      </w:rPr>
+    </w:lvl>
+    <w:lvl w:ilvl="3" w:tentative="1">
+      <w:start w:val="1"/>
+      <w:numFmt w:val="bullet"/>
+      <w:lvlText w:val=""/>
+      <w:lvlJc w:val="left"/>
+      <w:pPr>
+        <w:tabs>
+          <w:tab w:val="num" w:pos="2880"/>
+        </w:tabs>
+        <w:ind w:left="2880" w:hanging="360"/>
+      </w:pPr>
+      <w:rPr>
+        <w:rFonts w:ascii="Wingdings" w:hAnsi="Wingdings" w:hint="default"/>
+        <w:sz w:val="20"/>
+      </w:rPr>
+    </w:lvl>
+    <w:lvl w:ilvl="4" w:tentative="1">
+      <w:start w:val="1"/>
+      <w:numFmt w:val="bullet"/>
+      <w:lvlText w:val=""/>
+      <w:lvlJc w:val="left"/>
+      <w:pPr>
+        <w:tabs>
+          <w:tab w:val="num" w:pos="3600"/>
+        </w:tabs>
+        <w:ind w:left="3600" w:hanging="360"/>
+      </w:pPr>
+      <w:rPr>
+        <w:rFonts w:ascii="Wingdings" w:hAnsi="Wingdings" w:hint="default"/>
+        <w:sz w:val="20"/>
+      </w:rPr>
+    </w:lvl>
+    <w:lvl w:ilvl="5" w:tentative="1">
+      <w:start w:val="1"/>
+      <w:numFmt w:val="bullet"/>
+      <w:lvlText w:val=""/>
+      <w:lvlJc w:val="left"/>
+      <w:pPr>
+        <w:tabs>
+          <w:tab w:val="num" w:pos="4320"/>
+        </w:tabs>
+        <w:ind w:left="4320" w:hanging="360"/>
+      </w:pPr>
+      <w:rPr>
+        <w:rFonts w:ascii="Wingdings" w:hAnsi="Wingdings" w:hint="default"/>
+        <w:sz w:val="20"/>
+      </w:rPr>
+    </w:lvl>
+    <w:lvl w:ilvl="6" w:tentative="1">
+      <w:start w:val="1"/>
+      <w:numFmt w:val="bullet"/>
+      <w:lvlText w:val=""/>
+      <w:lvlJc w:val="left"/>
+      <w:pPr>
+        <w:tabs>
+          <w:tab w:val="num" w:pos="5040"/>
+        </w:tabs>
+        <w:ind w:left="5040" w:hanging="360"/>
+      </w:pPr>
+      <w:rPr>
+        <w:rFonts w:ascii="Wingdings" w:hAnsi="Wingdings" w:hint="default"/>
+        <w:sz w:val="20"/>
+      </w:rPr>
+    </w:lvl>
+    <w:lvl w:ilvl="7" w:tentative="1">
+      <w:start w:val="1"/>
+      <w:numFmt w:val="bullet"/>
+      <w:lvlText w:val=""/>
+      <w:lvlJc w:val="left"/>
+      <w:pPr>
+        <w:tabs>
+          <w:tab w:val="num" w:pos="5760"/>
+        </w:tabs>
+        <w:ind w:left="5760" w:hanging="360"/>
+      </w:pPr>
+      <w:rPr>
+        <w:rFonts w:ascii="Wingdings" w:hAnsi="Wingdings" w:hint="default"/>
+        <w:sz w:val="20"/>
+      </w:rPr>
+    </w:lvl>
+    <w:lvl w:ilvl="8" w:tentative="1">
+      <w:start w:val="1"/>
+      <w:numFmt w:val="bullet"/>
+      <w:lvlText w:val=""/>
+      <w:lvlJc w:val="left"/>
+      <w:pPr>
+        <w:tabs>
+          <w:tab w:val="num" w:pos="6480"/>
+        </w:tabs>
+        <w:ind w:left="6480" w:hanging="360"/>
+      </w:pPr>
+      <w:rPr>
+        <w:rFonts w:ascii="Wingdings" w:hAnsi="Wingdings" w:hint="default"/>
+        <w:sz w:val="20"/>
+      </w:rPr>
+    </w:lvl>
+  </w:abstractNum>
   <w:num w:numId="1">
+    <w:abstractNumId w:val="9"/>
+  </w:num>
+  <w:num w:numId="2">
+    <w:abstractNumId w:val="6"/>
+  </w:num>
+  <w:num w:numId="3">
+    <w:abstractNumId w:val="10"/>
+  </w:num>
+  <w:num w:numId="4">
+    <w:abstractNumId w:val="5"/>
+  </w:num>
+  <w:num w:numId="5">
+    <w:abstractNumId w:val="7"/>
+  </w:num>
+  <w:num w:numId="6">
+    <w:abstractNumId w:val="4"/>
+  </w:num>
+  <w:num w:numId="7">
+    <w:abstractNumId w:val="0"/>
+  </w:num>
+  <w:num w:numId="8">
+    <w:abstractNumId w:val="2"/>
+  </w:num>
+  <w:num w:numId="9">
+    <w:abstractNumId w:val="11"/>
+  </w:num>
+  <w:num w:numId="10">
+    <w:abstractNumId w:val="8"/>
+  </w:num>
+  <w:num w:numId="11">
+    <w:abstractNumId w:val="12"/>
+  </w:num>
+  <w:num w:numId="12">
     <w:abstractNumId w:val="1"/>
   </w:num>
-  <w:num w:numId="2">
-    <w:abstractNumId w:val="0"/>
+  <w:num w:numId="13">
+    <w:abstractNumId w:val="3"/>
   </w:num>
 </w:numbering>
 </file>
@@ -2116,7 +5938,6 @@
     <w:name w:val="Normal (Web)"/>
     <w:basedOn w:val="a"/>
     <w:uiPriority w:val="99"/>
-    <w:semiHidden/>
     <w:unhideWhenUsed/>
     <w:rsid w:val="00740B48"/>
     <w:pPr>
